--- a/Nova pasta/P1_Grupo_Manitos.docx
+++ b/Nova pasta/P1_Grupo_Manitos.docx
@@ -4,5082 +4,12 @@
   <w:body>
     <w:p>
       <w:pPr>
-        <w:jc w:val="center"/>
+        <w:spacing w:before="0" w:after="0" w:line="240" w:lineRule="auto"/>
       </w:pPr>
-      <w:r>
-        <w:rPr>
-          <w:b/>
-          <w:color w:val="1F4E79"/>
-          <w:sz w:val="48"/>
-        </w:rPr>
-        <w:t>P1 - PROJETO GAC</w:t>
-        <w:br/>
-      </w:r>
-      <w:r>
-        <w:rPr>
-          <w:b/>
-          <w:sz w:val="32"/>
-        </w:rPr>
-        <w:t>Sistema de Gestão de Ativos do CCT</w:t>
-      </w:r>
-    </w:p>
-    <w:p>
-      <w:pPr>
-        <w:jc w:val="center"/>
-      </w:pPr>
-      <w:r>
-        <w:rPr>
-          <w:sz w:val="22"/>
-        </w:rPr>
-        <w:t>Requisitos e Modelagem de Sistemas</w:t>
-        <w:br/>
-        <w:t>Grupo Manitos - Universidade de Fortaleza (UNIFOR)</w:t>
-        <w:br/>
-        <w:t>PDF único para entrega no AVA</w:t>
-      </w:r>
-    </w:p>
-    <w:tbl>
-      <w:tblPr>
-        <w:tblStyle w:val="TableGrid"/>
-        <w:tblW w:type="auto" w:w="0"/>
-        <w:jc w:val="center"/>
-        <w:tblLook w:firstColumn="1" w:firstRow="1" w:lastColumn="0" w:lastRow="0" w:noHBand="0" w:noVBand="1" w:val="04A0"/>
-      </w:tblPr>
-      <w:tblGrid>
-        <w:gridCol w:w="4968"/>
-        <w:gridCol w:w="4968"/>
-      </w:tblGrid>
-      <w:tr>
-        <w:tc>
-          <w:tcPr>
-            <w:tcW w:type="dxa" w:w="4968"/>
-            <w:vAlign w:val="top"/>
-            <w:shd w:fill="D9EAF7"/>
-          </w:tcPr>
-          <w:p>
-            <w:pPr>
-              <w:spacing w:after="0"/>
-            </w:pPr>
-            <w:r/>
-            <w:r>
-              <w:rPr>
-                <w:b/>
-                <w:sz w:val="18"/>
-              </w:rPr>
-              <w:t>Arquivo</w:t>
-            </w:r>
-          </w:p>
-        </w:tc>
-        <w:tc>
-          <w:tcPr>
-            <w:tcW w:type="dxa" w:w="4968"/>
-            <w:vAlign w:val="top"/>
-          </w:tcPr>
-          <w:p>
-            <w:pPr>
-              <w:spacing w:after="0"/>
-            </w:pPr>
-            <w:r/>
-            <w:r>
-              <w:rPr>
-                <w:b w:val="0"/>
-                <w:sz w:val="18"/>
-              </w:rPr>
-              <w:t>P1_Grupo_Manitos.pdf</w:t>
-            </w:r>
-          </w:p>
-        </w:tc>
-      </w:tr>
-      <w:tr>
-        <w:tc>
-          <w:tcPr>
-            <w:tcW w:type="dxa" w:w="4968"/>
-            <w:vAlign w:val="top"/>
-            <w:shd w:fill="D9EAF7"/>
-          </w:tcPr>
-          <w:p>
-            <w:pPr>
-              <w:spacing w:after="0"/>
-            </w:pPr>
-            <w:r/>
-            <w:r>
-              <w:rPr>
-                <w:b/>
-                <w:sz w:val="18"/>
-              </w:rPr>
-              <w:t>Sistema</w:t>
-            </w:r>
-          </w:p>
-        </w:tc>
-        <w:tc>
-          <w:tcPr>
-            <w:tcW w:type="dxa" w:w="4968"/>
-            <w:vAlign w:val="top"/>
-          </w:tcPr>
-          <w:p>
-            <w:pPr>
-              <w:spacing w:after="0"/>
-            </w:pPr>
-            <w:r/>
-            <w:r>
-              <w:rPr>
-                <w:b w:val="0"/>
-                <w:sz w:val="18"/>
-              </w:rPr>
-              <w:t>GAC - Gestão de Ativos do CCT</w:t>
-            </w:r>
-          </w:p>
-        </w:tc>
-      </w:tr>
-      <w:tr>
-        <w:tc>
-          <w:tcPr>
-            <w:tcW w:type="dxa" w:w="4968"/>
-            <w:vAlign w:val="top"/>
-            <w:shd w:fill="D9EAF7"/>
-          </w:tcPr>
-          <w:p>
-            <w:pPr>
-              <w:spacing w:after="0"/>
-            </w:pPr>
-            <w:r/>
-            <w:r>
-              <w:rPr>
-                <w:b/>
-                <w:sz w:val="18"/>
-              </w:rPr>
-              <w:t>Versão</w:t>
-            </w:r>
-          </w:p>
-        </w:tc>
-        <w:tc>
-          <w:tcPr>
-            <w:tcW w:type="dxa" w:w="4968"/>
-            <w:vAlign w:val="top"/>
-          </w:tcPr>
-          <w:p>
-            <w:pPr>
-              <w:spacing w:after="0"/>
-            </w:pPr>
-            <w:r/>
-            <w:r>
-              <w:rPr>
-                <w:b w:val="0"/>
-                <w:sz w:val="18"/>
-              </w:rPr>
-              <w:t>1.0</w:t>
-            </w:r>
-          </w:p>
-        </w:tc>
-      </w:tr>
-      <w:tr>
-        <w:tc>
-          <w:tcPr>
-            <w:tcW w:type="dxa" w:w="4968"/>
-            <w:vAlign w:val="top"/>
-            <w:shd w:fill="D9EAF7"/>
-          </w:tcPr>
-          <w:p>
-            <w:pPr>
-              <w:spacing w:after="0"/>
-            </w:pPr>
-            <w:r/>
-            <w:r>
-              <w:rPr>
-                <w:b/>
-                <w:sz w:val="18"/>
-              </w:rPr>
-              <w:t>Data</w:t>
-            </w:r>
-          </w:p>
-        </w:tc>
-        <w:tc>
-          <w:tcPr>
-            <w:tcW w:type="dxa" w:w="4968"/>
-            <w:vAlign w:val="top"/>
-          </w:tcPr>
-          <w:p>
-            <w:pPr>
-              <w:spacing w:after="0"/>
-            </w:pPr>
-            <w:r/>
-            <w:r>
-              <w:rPr>
-                <w:b w:val="0"/>
-                <w:sz w:val="18"/>
-              </w:rPr>
-              <w:t>07/05/2026</w:t>
-            </w:r>
-          </w:p>
-        </w:tc>
-      </w:tr>
-      <w:tr>
-        <w:tc>
-          <w:tcPr>
-            <w:tcW w:type="dxa" w:w="4968"/>
-            <w:vAlign w:val="top"/>
-            <w:shd w:fill="D9EAF7"/>
-          </w:tcPr>
-          <w:p>
-            <w:pPr>
-              <w:spacing w:after="0"/>
-            </w:pPr>
-            <w:r/>
-            <w:r>
-              <w:rPr>
-                <w:b/>
-                <w:sz w:val="18"/>
-              </w:rPr>
-              <w:t>Tipo</w:t>
-            </w:r>
-          </w:p>
-        </w:tc>
-        <w:tc>
-          <w:tcPr>
-            <w:tcW w:type="dxa" w:w="4968"/>
-            <w:vAlign w:val="top"/>
-          </w:tcPr>
-          <w:p>
-            <w:pPr>
-              <w:spacing w:after="0"/>
-            </w:pPr>
-            <w:r/>
-            <w:r>
-              <w:rPr>
-                <w:b w:val="0"/>
-                <w:sz w:val="18"/>
-              </w:rPr>
-              <w:t>Documento de Visão, Elicitação, Requisitos, Backlog e UML inicial</w:t>
-            </w:r>
-          </w:p>
-        </w:tc>
-      </w:tr>
-    </w:tbl>
-    <w:p>
-      <w:r>
-        <w:br w:type="page"/>
-      </w:r>
-    </w:p>
-    <w:p>
-      <w:pPr>
-        <w:jc w:val="center"/>
-      </w:pPr>
-      <w:r>
-        <w:rPr>
-          <w:b/>
-          <w:color w:val="1F4E79"/>
-          <w:sz w:val="32"/>
-        </w:rPr>
-        <w:t>SUMÁRIO</w:t>
-      </w:r>
-    </w:p>
-    <w:p>
-      <w:pPr>
-        <w:pStyle w:val="ListNumber"/>
-      </w:pPr>
-      <w:r>
-        <w:t>1. Documento de Visão</w:t>
-      </w:r>
-    </w:p>
-    <w:p>
-      <w:pPr>
-        <w:pStyle w:val="ListNumber"/>
-      </w:pPr>
-      <w:r>
-        <w:t>2. Identificação de Stakeholders</w:t>
-      </w:r>
-    </w:p>
-    <w:p>
-      <w:pPr>
-        <w:pStyle w:val="ListNumber"/>
-      </w:pPr>
-      <w:r>
-        <w:t>3. Elicitação: roteiro e resultados de entrevistas</w:t>
-      </w:r>
-    </w:p>
-    <w:p>
-      <w:pPr>
-        <w:pStyle w:val="ListNumber"/>
-      </w:pPr>
-      <w:r>
-        <w:t>4. Definição de Requisitos</w:t>
-      </w:r>
-    </w:p>
-    <w:p>
-      <w:pPr>
-        <w:pStyle w:val="ListNumber"/>
-      </w:pPr>
-      <w:r>
-        <w:t>5. Backlog Priorizado</w:t>
-      </w:r>
-    </w:p>
-    <w:p>
-      <w:pPr>
-        <w:pStyle w:val="ListNumber"/>
-      </w:pPr>
-      <w:r>
-        <w:t>6. Modelagem UML Inicial</w:t>
-      </w:r>
-    </w:p>
-    <w:p>
-      <w:pPr>
-        <w:pStyle w:val="ListNumber"/>
-      </w:pPr>
-      <w:r>
-        <w:t>7. Glossário</w:t>
-      </w:r>
-    </w:p>
-    <w:p>
-      <w:pPr>
-        <w:pStyle w:val="ListNumber"/>
-      </w:pPr>
-      <w:r>
-        <w:t>8. Checklist de Entrega</w:t>
-      </w:r>
-    </w:p>
-    <w:p>
-      <w:r>
-        <w:br w:type="page"/>
-      </w:r>
-    </w:p>
-    <w:p>
-      <w:pPr>
-        <w:pStyle w:val="Heading1"/>
-      </w:pPr>
-      <w:r>
-        <w:t>1. Documento de Visão</w:t>
-      </w:r>
-    </w:p>
-    <w:p>
-      <w:pPr>
-        <w:pStyle w:val="Heading2"/>
-      </w:pPr>
-      <w:r>
-        <w:t>1.1 Introdução</w:t>
-      </w:r>
-    </w:p>
-    <w:p>
-      <w:r>
-        <w:t>O Projeto GAC propõe uma solução digital para modernizar o controle de equipamentos, acessórios e chaves do Centro de Ciências Tecnológicas (CCT). A iniciativa substitui formulários físicos e planilhas isoladas por um sistema centralizado, rastreável e adequado ao uso operacional diário dos atendentes, professores e coordenação.</w:t>
-      </w:r>
-    </w:p>
-    <w:p>
-      <w:pPr>
-        <w:pStyle w:val="Heading2"/>
-      </w:pPr>
-      <w:r>
-        <w:t>1.2 Objetivo</w:t>
-      </w:r>
-    </w:p>
-    <w:p>
-      <w:r>
-        <w:t>Definir a visão, o escopo, os stakeholders, os requisitos, o backlog priorizado e a modelagem UML inicial do Sistema de Gestão de Ativos do CCT, com foco em empréstimo, devolução, rastreabilidade, checklist e controle patrimonial.</w:t>
-      </w:r>
-    </w:p>
-    <w:p>
-      <w:pPr>
-        <w:pStyle w:val="Heading2"/>
-      </w:pPr>
-      <w:r>
-        <w:t>1.3 Posicionamento do Problema</w:t>
-      </w:r>
-    </w:p>
-    <w:tbl>
-      <w:tblPr>
-        <w:tblStyle w:val="TableGrid"/>
-        <w:tblW w:type="auto" w:w="0"/>
-        <w:jc w:val="center"/>
-        <w:tblLook w:firstColumn="1" w:firstRow="1" w:lastColumn="0" w:lastRow="0" w:noHBand="0" w:noVBand="1" w:val="04A0"/>
-      </w:tblPr>
-      <w:tblGrid>
-        <w:gridCol w:w="4968"/>
-        <w:gridCol w:w="4968"/>
-      </w:tblGrid>
-      <w:tr>
-        <w:tc>
-          <w:tcPr>
-            <w:tcW w:type="dxa" w:w="4968"/>
-            <w:vAlign w:val="top"/>
-            <w:shd w:fill="D9EAF7"/>
-          </w:tcPr>
-          <w:p>
-            <w:pPr>
-              <w:spacing w:after="0"/>
-            </w:pPr>
-            <w:r/>
-            <w:r>
-              <w:rPr>
-                <w:b/>
-                <w:sz w:val="18"/>
-              </w:rPr>
-              <w:t>O problema</w:t>
-            </w:r>
-          </w:p>
-        </w:tc>
-        <w:tc>
-          <w:tcPr>
-            <w:tcW w:type="dxa" w:w="4968"/>
-            <w:vAlign w:val="top"/>
-          </w:tcPr>
-          <w:p>
-            <w:pPr>
-              <w:spacing w:after="0"/>
-            </w:pPr>
-            <w:r/>
-            <w:r>
-              <w:rPr>
-                <w:b w:val="0"/>
-                <w:sz w:val="18"/>
-              </w:rPr>
-              <w:t>Falta de rastreabilidade, controle manual de ativos e demora no processo de empréstimo e devolução.</w:t>
-            </w:r>
-          </w:p>
-        </w:tc>
-      </w:tr>
-      <w:tr>
-        <w:tc>
-          <w:tcPr>
-            <w:tcW w:type="dxa" w:w="4968"/>
-            <w:vAlign w:val="top"/>
-            <w:shd w:fill="D9EAF7"/>
-          </w:tcPr>
-          <w:p>
-            <w:pPr>
-              <w:spacing w:after="0"/>
-            </w:pPr>
-            <w:r/>
-            <w:r>
-              <w:rPr>
-                <w:b/>
-                <w:sz w:val="18"/>
-              </w:rPr>
-              <w:t>Afeta</w:t>
-            </w:r>
-          </w:p>
-        </w:tc>
-        <w:tc>
-          <w:tcPr>
-            <w:tcW w:type="dxa" w:w="4968"/>
-            <w:vAlign w:val="top"/>
-          </w:tcPr>
-          <w:p>
-            <w:pPr>
-              <w:spacing w:after="0"/>
-            </w:pPr>
-            <w:r/>
-            <w:r>
-              <w:rPr>
-                <w:b w:val="0"/>
-                <w:sz w:val="18"/>
-              </w:rPr>
-              <w:t>Professores, atendentes, coordenação do CCT e a integridade do patrimônio institucional.</w:t>
-            </w:r>
-          </w:p>
-        </w:tc>
-      </w:tr>
-      <w:tr>
-        <w:tc>
-          <w:tcPr>
-            <w:tcW w:type="dxa" w:w="4968"/>
-            <w:vAlign w:val="top"/>
-            <w:shd w:fill="D9EAF7"/>
-          </w:tcPr>
-          <w:p>
-            <w:pPr>
-              <w:spacing w:after="0"/>
-            </w:pPr>
-            <w:r/>
-            <w:r>
-              <w:rPr>
-                <w:b/>
-                <w:sz w:val="18"/>
-              </w:rPr>
-              <w:t>Cujo impacto é</w:t>
-            </w:r>
-          </w:p>
-        </w:tc>
-        <w:tc>
-          <w:tcPr>
-            <w:tcW w:type="dxa" w:w="4968"/>
-            <w:vAlign w:val="top"/>
-          </w:tcPr>
-          <w:p>
-            <w:pPr>
-              <w:spacing w:after="0"/>
-            </w:pPr>
-            <w:r/>
-            <w:r>
-              <w:rPr>
-                <w:b w:val="0"/>
-                <w:sz w:val="18"/>
-              </w:rPr>
-              <w:t>Atrasos no início de aulas, retrabalho, registros inconsistentes, dificuldade de localizar equipamentos e risco de perda ou troca de acessórios.</w:t>
-            </w:r>
-          </w:p>
-        </w:tc>
-      </w:tr>
-      <w:tr>
-        <w:tc>
-          <w:tcPr>
-            <w:tcW w:type="dxa" w:w="4968"/>
-            <w:vAlign w:val="top"/>
-            <w:shd w:fill="D9EAF7"/>
-          </w:tcPr>
-          <w:p>
-            <w:pPr>
-              <w:spacing w:after="0"/>
-            </w:pPr>
-            <w:r/>
-            <w:r>
-              <w:rPr>
-                <w:b/>
-                <w:sz w:val="18"/>
-              </w:rPr>
-              <w:t>Uma solução eficaz seria</w:t>
-            </w:r>
-          </w:p>
-        </w:tc>
-        <w:tc>
-          <w:tcPr>
-            <w:tcW w:type="dxa" w:w="4968"/>
-            <w:vAlign w:val="top"/>
-          </w:tcPr>
-          <w:p>
-            <w:pPr>
-              <w:spacing w:after="0"/>
-            </w:pPr>
-            <w:r/>
-            <w:r>
-              <w:rPr>
-                <w:b w:val="0"/>
-                <w:sz w:val="18"/>
-              </w:rPr>
-              <w:t>Uma plataforma digital integrada a QR Code/NFC, termo de responsabilidade digital, checklist obrigatório e dashboard de acompanhamento em tempo real.</w:t>
-            </w:r>
-          </w:p>
-        </w:tc>
-      </w:tr>
-    </w:tbl>
-    <w:p>
-      <w:pPr>
-        <w:pStyle w:val="Heading2"/>
-      </w:pPr>
-      <w:r>
-        <w:t>1.4 Proposta de Valor</w:t>
-      </w:r>
-    </w:p>
-    <w:p>
-      <w:pPr>
-        <w:pStyle w:val="ListBullet"/>
-      </w:pPr>
-      <w:r>
-        <w:t>Eliminar o uso recorrente de formulários físicos no fluxo de empréstimo.</w:t>
-      </w:r>
-    </w:p>
-    <w:p>
-      <w:pPr>
-        <w:pStyle w:val="ListBullet"/>
-      </w:pPr>
-      <w:r>
-        <w:t>Reduzir o tempo de retirada e devolução de equipamentos.</w:t>
-      </w:r>
-    </w:p>
-    <w:p>
-      <w:pPr>
-        <w:pStyle w:val="ListBullet"/>
-      </w:pPr>
-      <w:r>
-        <w:t>Garantir vínculo entre professor, patrimônio, sala, bloco, turno, data e horário.</w:t>
-      </w:r>
-    </w:p>
-    <w:p>
-      <w:pPr>
-        <w:pStyle w:val="ListBullet"/>
-      </w:pPr>
-      <w:r>
-        <w:t>Controlar acessórios, principalmente cabos HDMI numerados, fontes e adaptadores.</w:t>
-      </w:r>
-    </w:p>
-    <w:p>
-      <w:pPr>
-        <w:pStyle w:val="ListBullet"/>
-      </w:pPr>
-      <w:r>
-        <w:t>Permitir gestão de chaves originais e reservas.</w:t>
-      </w:r>
-    </w:p>
-    <w:p>
-      <w:pPr>
-        <w:pStyle w:val="ListBullet"/>
-      </w:pPr>
-      <w:r>
-        <w:t>Fornecer relatórios e histórico para auditoria e tomada de decisão.</w:t>
-      </w:r>
-    </w:p>
-    <w:p>
-      <w:pPr>
-        <w:pStyle w:val="Heading2"/>
-      </w:pPr>
-      <w:r>
-        <w:t>1.5 Escopo Principal</w:t>
-      </w:r>
-    </w:p>
-    <w:p>
-      <w:pPr>
-        <w:pStyle w:val="ListNumber"/>
-      </w:pPr>
-      <w:r>
-        <w:t>Módulo de Inventário de Ativos.</w:t>
-      </w:r>
-    </w:p>
-    <w:p>
-      <w:pPr>
-        <w:pStyle w:val="ListNumber"/>
-      </w:pPr>
-      <w:r>
-        <w:t>Identificação por QR Code/NFC.</w:t>
-      </w:r>
-    </w:p>
-    <w:p>
-      <w:pPr>
-        <w:pStyle w:val="ListNumber"/>
-      </w:pPr>
-      <w:r>
-        <w:t>Fluxo de Empréstimo Mobile.</w:t>
-      </w:r>
-    </w:p>
-    <w:p>
-      <w:pPr>
-        <w:pStyle w:val="ListNumber"/>
-      </w:pPr>
-      <w:r>
-        <w:t>Termo de Responsabilidade Digital.</w:t>
-      </w:r>
-    </w:p>
-    <w:p>
-      <w:pPr>
-        <w:pStyle w:val="ListNumber"/>
-      </w:pPr>
-      <w:r>
-        <w:t>Checklist de Devolução.</w:t>
-      </w:r>
-    </w:p>
-    <w:p>
-      <w:pPr>
-        <w:pStyle w:val="ListNumber"/>
-      </w:pPr>
-      <w:r>
-        <w:t>Controle de Acessórios.</w:t>
-      </w:r>
-    </w:p>
-    <w:p>
-      <w:pPr>
-        <w:pStyle w:val="ListNumber"/>
-      </w:pPr>
-      <w:r>
-        <w:t>Gestão de Chaves Originais e Reservas.</w:t>
-      </w:r>
-    </w:p>
-    <w:p>
-      <w:pPr>
-        <w:pStyle w:val="ListNumber"/>
-      </w:pPr>
-      <w:r>
-        <w:t>Rastreamento de Localização.</w:t>
-      </w:r>
-    </w:p>
-    <w:p>
-      <w:pPr>
-        <w:pStyle w:val="ListNumber"/>
-      </w:pPr>
-      <w:r>
-        <w:t>Registro de Contingências e Manutenção.</w:t>
-      </w:r>
-    </w:p>
-    <w:p>
-      <w:pPr>
-        <w:pStyle w:val="ListNumber"/>
-      </w:pPr>
-      <w:r>
-        <w:t>Relatórios e Dashboard Gerencial.</w:t>
-      </w:r>
-    </w:p>
-    <w:p>
-      <w:pPr>
-        <w:pStyle w:val="Heading2"/>
-      </w:pPr>
-      <w:r>
-        <w:t>1.6 Fora do Escopo Inicial</w:t>
-      </w:r>
-    </w:p>
-    <w:p>
-      <w:pPr>
-        <w:pStyle w:val="ListBullet"/>
-      </w:pPr>
-      <w:r>
-        <w:t>Integração completa com sistemas patrimoniais externos da universidade.</w:t>
-      </w:r>
-    </w:p>
-    <w:p>
-      <w:pPr>
-        <w:pStyle w:val="ListBullet"/>
-      </w:pPr>
-      <w:r>
-        <w:t>Aplicativo nativo publicado em lojas de aplicativos.</w:t>
-      </w:r>
-    </w:p>
-    <w:p>
-      <w:pPr>
-        <w:pStyle w:val="ListBullet"/>
-      </w:pPr>
-      <w:r>
-        <w:t>Controle de ativos de outros centros fora do CCT.</w:t>
-      </w:r>
-    </w:p>
-    <w:p>
-      <w:pPr>
-        <w:pStyle w:val="ListBullet"/>
-      </w:pPr>
-      <w:r>
-        <w:t>Reserva acadêmica avançada integrada ao calendário institucional.</w:t>
-      </w:r>
-    </w:p>
-    <w:p>
-      <w:pPr>
-        <w:pStyle w:val="Heading1"/>
-      </w:pPr>
-      <w:r>
-        <w:t>2. Identificação de Stakeholders</w:t>
-      </w:r>
-    </w:p>
-    <w:tbl>
-      <w:tblPr>
-        <w:tblStyle w:val="TableGrid"/>
-        <w:tblW w:type="auto" w:w="0"/>
-        <w:jc w:val="center"/>
-        <w:tblLook w:firstColumn="1" w:firstRow="1" w:lastColumn="0" w:lastRow="0" w:noHBand="0" w:noVBand="1" w:val="04A0"/>
-      </w:tblPr>
-      <w:tblGrid>
-        <w:gridCol w:w="1987"/>
-        <w:gridCol w:w="1987"/>
-        <w:gridCol w:w="1987"/>
-        <w:gridCol w:w="1987"/>
-        <w:gridCol w:w="1987"/>
-      </w:tblGrid>
-      <w:tr>
-        <w:tc>
-          <w:tcPr>
-            <w:tcW w:type="dxa" w:w="1987"/>
-            <w:vAlign w:val="top"/>
-            <w:shd w:fill="1F4E79"/>
-          </w:tcPr>
-          <w:p>
-            <w:pPr>
-              <w:spacing w:after="0"/>
-            </w:pPr>
-            <w:r>
-              <w:rPr>
-                <w:b/>
-                <w:color w:val="FFFFFF"/>
-              </w:rPr>
-            </w:r>
-            <w:r>
-              <w:rPr>
-                <w:b/>
-                <w:color w:val="FFFFFF"/>
-                <w:sz w:val="18"/>
-              </w:rPr>
-              <w:t>Stakeholder</w:t>
-            </w:r>
-          </w:p>
-        </w:tc>
-        <w:tc>
-          <w:tcPr>
-            <w:tcW w:type="dxa" w:w="1987"/>
-            <w:vAlign w:val="top"/>
-            <w:shd w:fill="1F4E79"/>
-          </w:tcPr>
-          <w:p>
-            <w:pPr>
-              <w:spacing w:after="0"/>
-            </w:pPr>
-            <w:r>
-              <w:rPr>
-                <w:b/>
-                <w:color w:val="FFFFFF"/>
-              </w:rPr>
-            </w:r>
-            <w:r>
-              <w:rPr>
-                <w:b/>
-                <w:color w:val="FFFFFF"/>
-                <w:sz w:val="18"/>
-              </w:rPr>
-              <w:t>Papel</w:t>
-            </w:r>
-          </w:p>
-        </w:tc>
-        <w:tc>
-          <w:tcPr>
-            <w:tcW w:type="dxa" w:w="1987"/>
-            <w:vAlign w:val="top"/>
-            <w:shd w:fill="1F4E79"/>
-          </w:tcPr>
-          <w:p>
-            <w:pPr>
-              <w:spacing w:after="0"/>
-            </w:pPr>
-            <w:r>
-              <w:rPr>
-                <w:b/>
-                <w:color w:val="FFFFFF"/>
-              </w:rPr>
-            </w:r>
-            <w:r>
-              <w:rPr>
-                <w:b/>
-                <w:color w:val="FFFFFF"/>
-                <w:sz w:val="18"/>
-              </w:rPr>
-              <w:t>Interesse</w:t>
-            </w:r>
-          </w:p>
-        </w:tc>
-        <w:tc>
-          <w:tcPr>
-            <w:tcW w:type="dxa" w:w="1987"/>
-            <w:vAlign w:val="top"/>
-            <w:shd w:fill="1F4E79"/>
-          </w:tcPr>
-          <w:p>
-            <w:pPr>
-              <w:spacing w:after="0"/>
-            </w:pPr>
-            <w:r>
-              <w:rPr>
-                <w:b/>
-                <w:color w:val="FFFFFF"/>
-              </w:rPr>
-            </w:r>
-            <w:r>
-              <w:rPr>
-                <w:b/>
-                <w:color w:val="FFFFFF"/>
-                <w:sz w:val="18"/>
-              </w:rPr>
-              <w:t>Responsabilidade</w:t>
-            </w:r>
-          </w:p>
-        </w:tc>
-        <w:tc>
-          <w:tcPr>
-            <w:tcW w:type="dxa" w:w="1987"/>
-            <w:vAlign w:val="top"/>
-            <w:shd w:fill="1F4E79"/>
-          </w:tcPr>
-          <w:p>
-            <w:pPr>
-              <w:spacing w:after="0"/>
-            </w:pPr>
-            <w:r>
-              <w:rPr>
-                <w:b/>
-                <w:color w:val="FFFFFF"/>
-              </w:rPr>
-            </w:r>
-            <w:r>
-              <w:rPr>
-                <w:b/>
-                <w:color w:val="FFFFFF"/>
-                <w:sz w:val="18"/>
-              </w:rPr>
-              <w:t>Expectativa</w:t>
-            </w:r>
-          </w:p>
-        </w:tc>
-      </w:tr>
-      <w:tr>
-        <w:tc>
-          <w:tcPr>
-            <w:tcW w:type="dxa" w:w="1987"/>
-          </w:tcPr>
-          <w:p>
-            <w:pPr>
-              <w:spacing w:after="0"/>
-            </w:pPr>
-            <w:r/>
-            <w:r>
-              <w:rPr>
-                <w:b w:val="0"/>
-                <w:sz w:val="18"/>
-              </w:rPr>
-              <w:t>Coordenação do CCT</w:t>
-            </w:r>
-          </w:p>
-        </w:tc>
-        <w:tc>
-          <w:tcPr>
-            <w:tcW w:type="dxa" w:w="1987"/>
-          </w:tcPr>
-          <w:p>
-            <w:pPr>
-              <w:spacing w:after="0"/>
-            </w:pPr>
-            <w:r/>
-            <w:r>
-              <w:rPr>
-                <w:b w:val="0"/>
-                <w:sz w:val="18"/>
-              </w:rPr>
-              <w:t>Cliente / Gestor</w:t>
-            </w:r>
-          </w:p>
-        </w:tc>
-        <w:tc>
-          <w:tcPr>
-            <w:tcW w:type="dxa" w:w="1987"/>
-          </w:tcPr>
-          <w:p>
-            <w:pPr>
-              <w:spacing w:after="0"/>
-            </w:pPr>
-            <w:r/>
-            <w:r>
-              <w:rPr>
-                <w:b w:val="0"/>
-                <w:sz w:val="18"/>
-              </w:rPr>
-              <w:t>Integridade patrimonial e indicadores de uso.</w:t>
-            </w:r>
-          </w:p>
-        </w:tc>
-        <w:tc>
-          <w:tcPr>
-            <w:tcW w:type="dxa" w:w="1987"/>
-          </w:tcPr>
-          <w:p>
-            <w:pPr>
-              <w:spacing w:after="0"/>
-            </w:pPr>
-            <w:r/>
-            <w:r>
-              <w:rPr>
-                <w:b w:val="0"/>
-                <w:sz w:val="18"/>
-              </w:rPr>
-              <w:t>Validar regras, acompanhar relatórios e priorizar melhorias.</w:t>
-            </w:r>
-          </w:p>
-        </w:tc>
-        <w:tc>
-          <w:tcPr>
-            <w:tcW w:type="dxa" w:w="1987"/>
-          </w:tcPr>
-          <w:p>
-            <w:pPr>
-              <w:spacing w:after="0"/>
-            </w:pPr>
-            <w:r/>
-            <w:r>
-              <w:rPr>
-                <w:b w:val="0"/>
-                <w:sz w:val="18"/>
-              </w:rPr>
-              <w:t>Rastreabilidade e auditoria confiável.</w:t>
-            </w:r>
-          </w:p>
-        </w:tc>
-      </w:tr>
-      <w:tr>
-        <w:tc>
-          <w:tcPr>
-            <w:tcW w:type="dxa" w:w="1987"/>
-          </w:tcPr>
-          <w:p>
-            <w:pPr>
-              <w:spacing w:after="0"/>
-            </w:pPr>
-            <w:r/>
-            <w:r>
-              <w:rPr>
-                <w:b w:val="0"/>
-                <w:sz w:val="18"/>
-              </w:rPr>
-              <w:t>Atendentes / Equipe Operacional</w:t>
-            </w:r>
-          </w:p>
-        </w:tc>
-        <w:tc>
-          <w:tcPr>
-            <w:tcW w:type="dxa" w:w="1987"/>
-          </w:tcPr>
-          <w:p>
-            <w:pPr>
-              <w:spacing w:after="0"/>
-            </w:pPr>
-            <w:r/>
-            <w:r>
-              <w:rPr>
-                <w:b w:val="0"/>
-                <w:sz w:val="18"/>
-              </w:rPr>
-              <w:t>Usuário interno</w:t>
-            </w:r>
-          </w:p>
-        </w:tc>
-        <w:tc>
-          <w:tcPr>
-            <w:tcW w:type="dxa" w:w="1987"/>
-          </w:tcPr>
-          <w:p>
-            <w:pPr>
-              <w:spacing w:after="0"/>
-            </w:pPr>
-            <w:r/>
-            <w:r>
-              <w:rPr>
-                <w:b w:val="0"/>
-                <w:sz w:val="18"/>
-              </w:rPr>
-              <w:t>Agilidade na retirada e devolução.</w:t>
-            </w:r>
-          </w:p>
-        </w:tc>
-        <w:tc>
-          <w:tcPr>
-            <w:tcW w:type="dxa" w:w="1987"/>
-          </w:tcPr>
-          <w:p>
-            <w:pPr>
-              <w:spacing w:after="0"/>
-            </w:pPr>
-            <w:r/>
-            <w:r>
-              <w:rPr>
-                <w:b w:val="0"/>
-                <w:sz w:val="18"/>
-              </w:rPr>
-              <w:t>Registrar, validar, conferir e fechar empréstimos.</w:t>
-            </w:r>
-          </w:p>
-        </w:tc>
-        <w:tc>
-          <w:tcPr>
-            <w:tcW w:type="dxa" w:w="1987"/>
-          </w:tcPr>
-          <w:p>
-            <w:pPr>
-              <w:spacing w:after="0"/>
-            </w:pPr>
-            <w:r/>
-            <w:r>
-              <w:rPr>
-                <w:b w:val="0"/>
-                <w:sz w:val="18"/>
-              </w:rPr>
-              <w:t>Menos digitação e checklist simples.</w:t>
-            </w:r>
-          </w:p>
-        </w:tc>
-      </w:tr>
-      <w:tr>
-        <w:tc>
-          <w:tcPr>
-            <w:tcW w:type="dxa" w:w="1987"/>
-          </w:tcPr>
-          <w:p>
-            <w:pPr>
-              <w:spacing w:after="0"/>
-            </w:pPr>
-            <w:r/>
-            <w:r>
-              <w:rPr>
-                <w:b w:val="0"/>
-                <w:sz w:val="18"/>
-              </w:rPr>
-              <w:t>Professores</w:t>
-            </w:r>
-          </w:p>
-        </w:tc>
-        <w:tc>
-          <w:tcPr>
-            <w:tcW w:type="dxa" w:w="1987"/>
-          </w:tcPr>
-          <w:p>
-            <w:pPr>
-              <w:spacing w:after="0"/>
-            </w:pPr>
-            <w:r/>
-            <w:r>
-              <w:rPr>
-                <w:b w:val="0"/>
-                <w:sz w:val="18"/>
-              </w:rPr>
-              <w:t>Usuário final</w:t>
-            </w:r>
-          </w:p>
-        </w:tc>
-        <w:tc>
-          <w:tcPr>
-            <w:tcW w:type="dxa" w:w="1987"/>
-          </w:tcPr>
-          <w:p>
-            <w:pPr>
-              <w:spacing w:after="0"/>
-            </w:pPr>
-            <w:r/>
-            <w:r>
-              <w:rPr>
-                <w:b w:val="0"/>
-                <w:sz w:val="18"/>
-              </w:rPr>
-              <w:t>Retirada rápida de projetores, acessórios e chaves.</w:t>
-            </w:r>
-          </w:p>
-        </w:tc>
-        <w:tc>
-          <w:tcPr>
-            <w:tcW w:type="dxa" w:w="1987"/>
-          </w:tcPr>
-          <w:p>
-            <w:pPr>
-              <w:spacing w:after="0"/>
-            </w:pPr>
-            <w:r/>
-            <w:r>
-              <w:rPr>
-                <w:b w:val="0"/>
-                <w:sz w:val="18"/>
-              </w:rPr>
-              <w:t>Solicitar, assinar termo e devolver itens corretamente.</w:t>
-            </w:r>
-          </w:p>
-        </w:tc>
-        <w:tc>
-          <w:tcPr>
-            <w:tcW w:type="dxa" w:w="1987"/>
-          </w:tcPr>
-          <w:p>
-            <w:pPr>
-              <w:spacing w:after="0"/>
-            </w:pPr>
-            <w:r/>
-            <w:r>
-              <w:rPr>
-                <w:b w:val="0"/>
-                <w:sz w:val="18"/>
-              </w:rPr>
-              <w:t>Não atrasar o início das aulas.</w:t>
-            </w:r>
-          </w:p>
-        </w:tc>
-      </w:tr>
-      <w:tr>
-        <w:tc>
-          <w:tcPr>
-            <w:tcW w:type="dxa" w:w="1987"/>
-          </w:tcPr>
-          <w:p>
-            <w:pPr>
-              <w:spacing w:after="0"/>
-            </w:pPr>
-            <w:r/>
-            <w:r>
-              <w:rPr>
-                <w:b w:val="0"/>
-                <w:sz w:val="18"/>
-              </w:rPr>
-              <w:t>Equipe de Desenvolvimento</w:t>
-            </w:r>
-          </w:p>
-        </w:tc>
-        <w:tc>
-          <w:tcPr>
-            <w:tcW w:type="dxa" w:w="1987"/>
-          </w:tcPr>
-          <w:p>
-            <w:pPr>
-              <w:spacing w:after="0"/>
-            </w:pPr>
-            <w:r/>
-            <w:r>
-              <w:rPr>
-                <w:b w:val="0"/>
-                <w:sz w:val="18"/>
-              </w:rPr>
-              <w:t>Fornecedor / TI</w:t>
-            </w:r>
-          </w:p>
-        </w:tc>
-        <w:tc>
-          <w:tcPr>
-            <w:tcW w:type="dxa" w:w="1987"/>
-          </w:tcPr>
-          <w:p>
-            <w:pPr>
-              <w:spacing w:after="0"/>
-            </w:pPr>
-            <w:r/>
-            <w:r>
-              <w:rPr>
-                <w:b w:val="0"/>
-                <w:sz w:val="18"/>
-              </w:rPr>
-              <w:t>Requisitos claros e modelagem inicial.</w:t>
-            </w:r>
-          </w:p>
-        </w:tc>
-        <w:tc>
-          <w:tcPr>
-            <w:tcW w:type="dxa" w:w="1987"/>
-          </w:tcPr>
-          <w:p>
-            <w:pPr>
-              <w:spacing w:after="0"/>
-            </w:pPr>
-            <w:r/>
-            <w:r>
-              <w:rPr>
-                <w:b w:val="0"/>
-                <w:sz w:val="18"/>
-              </w:rPr>
-              <w:t>Implementar, testar e manter a solução.</w:t>
-            </w:r>
-          </w:p>
-        </w:tc>
-        <w:tc>
-          <w:tcPr>
-            <w:tcW w:type="dxa" w:w="1987"/>
-          </w:tcPr>
-          <w:p>
-            <w:pPr>
-              <w:spacing w:after="0"/>
-            </w:pPr>
-            <w:r/>
-            <w:r>
-              <w:rPr>
-                <w:b w:val="0"/>
-                <w:sz w:val="18"/>
-              </w:rPr>
-              <w:t>Escopo validado e entregável tecnicamente viável.</w:t>
-            </w:r>
-          </w:p>
-        </w:tc>
-      </w:tr>
-      <w:tr>
-        <w:tc>
-          <w:tcPr>
-            <w:tcW w:type="dxa" w:w="1987"/>
-          </w:tcPr>
-          <w:p>
-            <w:pPr>
-              <w:spacing w:after="0"/>
-            </w:pPr>
-            <w:r/>
-            <w:r>
-              <w:rPr>
-                <w:b w:val="0"/>
-                <w:sz w:val="18"/>
-              </w:rPr>
-              <w:t>Universidade / Patrimônio</w:t>
-            </w:r>
-          </w:p>
-        </w:tc>
-        <w:tc>
-          <w:tcPr>
-            <w:tcW w:type="dxa" w:w="1987"/>
-          </w:tcPr>
-          <w:p>
-            <w:pPr>
-              <w:spacing w:after="0"/>
-            </w:pPr>
-            <w:r/>
-            <w:r>
-              <w:rPr>
-                <w:b w:val="0"/>
-                <w:sz w:val="18"/>
-              </w:rPr>
-              <w:t>Interessado institucional</w:t>
-            </w:r>
-          </w:p>
-        </w:tc>
-        <w:tc>
-          <w:tcPr>
-            <w:tcW w:type="dxa" w:w="1987"/>
-          </w:tcPr>
-          <w:p>
-            <w:pPr>
-              <w:spacing w:after="0"/>
-            </w:pPr>
-            <w:r/>
-            <w:r>
-              <w:rPr>
-                <w:b w:val="0"/>
-                <w:sz w:val="18"/>
-              </w:rPr>
-              <w:t>Proteção dos ativos e histórico de responsabilidade.</w:t>
-            </w:r>
-          </w:p>
-        </w:tc>
-        <w:tc>
-          <w:tcPr>
-            <w:tcW w:type="dxa" w:w="1987"/>
-          </w:tcPr>
-          <w:p>
-            <w:pPr>
-              <w:spacing w:after="0"/>
-            </w:pPr>
-            <w:r/>
-            <w:r>
-              <w:rPr>
-                <w:b w:val="0"/>
-                <w:sz w:val="18"/>
-              </w:rPr>
-              <w:t>Apoiar governança e políticas de controle.</w:t>
-            </w:r>
-          </w:p>
-        </w:tc>
-        <w:tc>
-          <w:tcPr>
-            <w:tcW w:type="dxa" w:w="1987"/>
-          </w:tcPr>
-          <w:p>
-            <w:pPr>
-              <w:spacing w:after="0"/>
-            </w:pPr>
-            <w:r/>
-            <w:r>
-              <w:rPr>
-                <w:b w:val="0"/>
-                <w:sz w:val="18"/>
-              </w:rPr>
-              <w:t>Redução de perdas, danos e inconsistências.</w:t>
-            </w:r>
-          </w:p>
-        </w:tc>
-      </w:tr>
-    </w:tbl>
-    <w:p>
-      <w:pPr>
-        <w:pStyle w:val="Heading2"/>
-      </w:pPr>
-      <w:r>
-        <w:t>2.1 Personas</w:t>
-      </w:r>
-    </w:p>
-    <w:p>
-      <w:pPr>
-        <w:pStyle w:val="Heading3"/>
-      </w:pPr>
-      <w:r>
-        <w:t>Professor(a)</w:t>
-      </w:r>
-    </w:p>
-    <w:p>
-      <w:r>
-        <w:t>Descrição: Docente que utiliza equipamentos do CCT para ministrar aulas.</w:t>
-      </w:r>
-    </w:p>
-    <w:p>
-      <w:r>
-        <w:t>Objetivo: Retirar equipamentos e chaves com rapidez e segurança.</w:t>
-      </w:r>
-    </w:p>
-    <w:p>
-      <w:r>
-        <w:t>Dor: Tempo gasto com formulários e filas.</w:t>
-      </w:r>
-    </w:p>
-    <w:p>
-      <w:pPr>
-        <w:pStyle w:val="Heading3"/>
-      </w:pPr>
-      <w:r>
-        <w:t>Atendente do CCT</w:t>
-      </w:r>
-    </w:p>
-    <w:p>
-      <w:r>
-        <w:t>Descrição: Funcionário responsável pela operação diária de empréstimos e devoluções.</w:t>
-      </w:r>
-    </w:p>
-    <w:p>
-      <w:r>
-        <w:t>Objetivo: Registrar transações com poucos cliques e reduzir erros.</w:t>
-      </w:r>
-    </w:p>
-    <w:p>
-      <w:r>
-        <w:t>Dor: Retrabalho com formulários, planilhas e conferência física.</w:t>
-      </w:r>
-    </w:p>
-    <w:p>
-      <w:pPr>
-        <w:pStyle w:val="Heading3"/>
-      </w:pPr>
-      <w:r>
-        <w:t>Coordenador(a) do CCT</w:t>
-      </w:r>
-    </w:p>
-    <w:p>
-      <w:r>
-        <w:t>Descrição: Responsável por acompanhar a integridade dos ativos e a eficiência do setor.</w:t>
-      </w:r>
-    </w:p>
-    <w:p>
-      <w:r>
-        <w:t>Objetivo: Ter relatórios confiáveis e visão em tempo real.</w:t>
-      </w:r>
-    </w:p>
-    <w:p>
-      <w:r>
-        <w:t>Dor: Falta de dados consolidados para decisão.</w:t>
-      </w:r>
-    </w:p>
-    <w:p>
-      <w:pPr>
-        <w:pStyle w:val="Heading1"/>
-      </w:pPr>
-      <w:r>
-        <w:t>3. Elicitação: Roteiro e Resultados de Entrevistas</w:t>
-      </w:r>
-    </w:p>
-    <w:p>
-      <w:pPr>
-        <w:pStyle w:val="Heading2"/>
-      </w:pPr>
-      <w:r>
-        <w:t>3.1 Metodologia</w:t>
-      </w:r>
-    </w:p>
-    <w:p>
-      <w:r>
-        <w:t>A elicitação foi conduzida por análise documental dos formulários de responsabilidade, observação dos registros atuais, anotações em sala e entrevista semiestruturada com representante da equipe operacional do CCT. Também foram aproveitados elementos do material visual de apresentação do GAC.</w:t>
-      </w:r>
-    </w:p>
-    <w:p>
-      <w:pPr>
-        <w:pStyle w:val="Heading2"/>
-      </w:pPr>
-      <w:r>
-        <w:t>3.2 Roteiro de Entrevista</w:t>
-      </w:r>
-    </w:p>
-    <w:p>
-      <w:pPr>
-        <w:pStyle w:val="ListNumber"/>
-      </w:pPr>
-      <w:r>
-        <w:t>Quais atividades fazem parte da rotina de atendimento?</w:t>
-      </w:r>
-    </w:p>
-    <w:p>
-      <w:pPr>
-        <w:pStyle w:val="ListNumber"/>
-      </w:pPr>
-      <w:r>
-        <w:t>Qual é o volume aproximado de atendimentos e ativos controlados?</w:t>
-      </w:r>
-    </w:p>
-    <w:p>
-      <w:pPr>
-        <w:pStyle w:val="ListNumber"/>
-      </w:pPr>
-      <w:r>
-        <w:t>Como a retirada de projetores, acessórios e chaves é registrada atualmente?</w:t>
-      </w:r>
-    </w:p>
-    <w:p>
-      <w:pPr>
-        <w:pStyle w:val="ListNumber"/>
-      </w:pPr>
-      <w:r>
-        <w:t>Quais dados são conferidos no momento da retirada?</w:t>
-      </w:r>
-    </w:p>
-    <w:p>
-      <w:pPr>
-        <w:pStyle w:val="ListNumber"/>
-      </w:pPr>
-      <w:r>
-        <w:t>Como ocorre a devolução e a conferência dos itens?</w:t>
-      </w:r>
-    </w:p>
-    <w:p>
-      <w:pPr>
-        <w:pStyle w:val="ListNumber"/>
-      </w:pPr>
-      <w:r>
-        <w:t>Quais problemas aparecem com mais frequência?</w:t>
-      </w:r>
-    </w:p>
-    <w:p>
-      <w:pPr>
-        <w:pStyle w:val="ListNumber"/>
-      </w:pPr>
-      <w:r>
-        <w:t>Quais exceções existem, como não devolução, dano, falta de acessório ou permuta?</w:t>
-      </w:r>
-    </w:p>
-    <w:p>
-      <w:pPr>
-        <w:pStyle w:val="ListNumber"/>
-      </w:pPr>
-      <w:r>
-        <w:t>Que melhorias seriam úteis para facilitar o trabalho?</w:t>
-      </w:r>
-    </w:p>
-    <w:p>
-      <w:pPr>
-        <w:pStyle w:val="ListNumber"/>
-      </w:pPr>
-      <w:r>
-        <w:t>Como a tecnologia poderia reduzir atrasos, erros e retrabalho?</w:t>
-      </w:r>
-    </w:p>
-    <w:p>
-      <w:pPr>
-        <w:pStyle w:val="Heading2"/>
-      </w:pPr>
-      <w:r>
-        <w:t>3.3 Resultados da Elicitação</w:t>
-      </w:r>
-    </w:p>
-    <w:tbl>
-      <w:tblPr>
-        <w:tblStyle w:val="TableGrid"/>
-        <w:tblW w:type="auto" w:w="0"/>
-        <w:jc w:val="center"/>
-        <w:tblLook w:firstColumn="1" w:firstRow="1" w:lastColumn="0" w:lastRow="0" w:noHBand="0" w:noVBand="1" w:val="04A0"/>
-      </w:tblPr>
-      <w:tblGrid>
-        <w:gridCol w:w="4968"/>
-        <w:gridCol w:w="4968"/>
-      </w:tblGrid>
-      <w:tr>
-        <w:tc>
-          <w:tcPr>
-            <w:tcW w:type="dxa" w:w="4968"/>
-            <w:vAlign w:val="top"/>
-            <w:shd w:fill="1F4E79"/>
-          </w:tcPr>
-          <w:p>
-            <w:pPr>
-              <w:spacing w:after="0"/>
-            </w:pPr>
-            <w:r>
-              <w:rPr>
-                <w:b/>
-                <w:color w:val="FFFFFF"/>
-              </w:rPr>
-            </w:r>
-            <w:r>
-              <w:rPr>
-                <w:b/>
-                <w:color w:val="FFFFFF"/>
-                <w:sz w:val="18"/>
-              </w:rPr>
-              <w:t>Descoberta</w:t>
-            </w:r>
-          </w:p>
-        </w:tc>
-        <w:tc>
-          <w:tcPr>
-            <w:tcW w:type="dxa" w:w="4968"/>
-            <w:vAlign w:val="top"/>
-            <w:shd w:fill="1F4E79"/>
-          </w:tcPr>
-          <w:p>
-            <w:pPr>
-              <w:spacing w:after="0"/>
-            </w:pPr>
-            <w:r>
-              <w:rPr>
-                <w:b/>
-                <w:color w:val="FFFFFF"/>
-              </w:rPr>
-            </w:r>
-            <w:r>
-              <w:rPr>
-                <w:b/>
-                <w:color w:val="FFFFFF"/>
-                <w:sz w:val="18"/>
-              </w:rPr>
-              <w:t>Resultado</w:t>
-            </w:r>
-          </w:p>
-        </w:tc>
-      </w:tr>
-      <w:tr>
-        <w:tc>
-          <w:tcPr>
-            <w:tcW w:type="dxa" w:w="4968"/>
-          </w:tcPr>
-          <w:p>
-            <w:pPr>
-              <w:spacing w:after="0"/>
-            </w:pPr>
-            <w:r/>
-            <w:r>
-              <w:rPr>
-                <w:b/>
-                <w:sz w:val="18"/>
-              </w:rPr>
-              <w:t>Volume de ativos</w:t>
-            </w:r>
-          </w:p>
-        </w:tc>
-        <w:tc>
-          <w:tcPr>
-            <w:tcW w:type="dxa" w:w="4968"/>
-          </w:tcPr>
-          <w:p>
-            <w:pPr>
-              <w:spacing w:after="0"/>
-            </w:pPr>
-            <w:r/>
-            <w:r>
-              <w:rPr>
-                <w:b w:val="0"/>
-                <w:sz w:val="18"/>
-              </w:rPr>
-              <w:t>O CCT controla cerca de 36 projetores, além de conjuntos de chaves originais e reservas.</w:t>
-            </w:r>
-          </w:p>
-        </w:tc>
-      </w:tr>
-      <w:tr>
-        <w:tc>
-          <w:tcPr>
-            <w:tcW w:type="dxa" w:w="4968"/>
-          </w:tcPr>
-          <w:p>
-            <w:pPr>
-              <w:spacing w:after="0"/>
-            </w:pPr>
-            <w:r/>
-            <w:r>
-              <w:rPr>
-                <w:b/>
-                <w:sz w:val="18"/>
-              </w:rPr>
-              <w:t>Modelo atual</w:t>
-            </w:r>
-          </w:p>
-        </w:tc>
-        <w:tc>
-          <w:tcPr>
-            <w:tcW w:type="dxa" w:w="4968"/>
-          </w:tcPr>
-          <w:p>
-            <w:pPr>
-              <w:spacing w:after="0"/>
-            </w:pPr>
-            <w:r/>
-            <w:r>
-              <w:rPr>
-                <w:b w:val="0"/>
-                <w:sz w:val="18"/>
-              </w:rPr>
-              <w:t>O controle é realizado com formulários físicos e Google Planilhas, o que dificulta atualização em tempo real.</w:t>
-            </w:r>
-          </w:p>
-        </w:tc>
-      </w:tr>
-      <w:tr>
-        <w:tc>
-          <w:tcPr>
-            <w:tcW w:type="dxa" w:w="4968"/>
-          </w:tcPr>
-          <w:p>
-            <w:pPr>
-              <w:spacing w:after="0"/>
-            </w:pPr>
-            <w:r/>
-            <w:r>
-              <w:rPr>
-                <w:b/>
-                <w:sz w:val="18"/>
-              </w:rPr>
-              <w:t>Gargalo na retirada</w:t>
-            </w:r>
-          </w:p>
-        </w:tc>
-        <w:tc>
-          <w:tcPr>
-            <w:tcW w:type="dxa" w:w="4968"/>
-          </w:tcPr>
-          <w:p>
-            <w:pPr>
-              <w:spacing w:after="0"/>
-            </w:pPr>
-            <w:r/>
-            <w:r>
-              <w:rPr>
-                <w:b w:val="0"/>
-                <w:sz w:val="18"/>
-              </w:rPr>
-              <w:t>O preenchimento manual de bloco, sala, turno e dados do professor consome tempo operacional.</w:t>
-            </w:r>
-          </w:p>
-        </w:tc>
-      </w:tr>
-      <w:tr>
-        <w:tc>
-          <w:tcPr>
-            <w:tcW w:type="dxa" w:w="4968"/>
-          </w:tcPr>
-          <w:p>
-            <w:pPr>
-              <w:spacing w:after="0"/>
-            </w:pPr>
-            <w:r/>
-            <w:r>
-              <w:rPr>
-                <w:b/>
-                <w:sz w:val="18"/>
-              </w:rPr>
-              <w:t>Risco de permutação</w:t>
-            </w:r>
-          </w:p>
-        </w:tc>
-        <w:tc>
-          <w:tcPr>
-            <w:tcW w:type="dxa" w:w="4968"/>
-          </w:tcPr>
-          <w:p>
-            <w:pPr>
-              <w:spacing w:after="0"/>
-            </w:pPr>
-            <w:r/>
-            <w:r>
-              <w:rPr>
-                <w:b w:val="0"/>
-                <w:sz w:val="18"/>
-              </w:rPr>
-              <w:t>Trocas informais de projetores entre salas/professores comprometem a rastreabilidade.</w:t>
-            </w:r>
-          </w:p>
-        </w:tc>
-      </w:tr>
-      <w:tr>
-        <w:tc>
-          <w:tcPr>
-            <w:tcW w:type="dxa" w:w="4968"/>
-          </w:tcPr>
-          <w:p>
-            <w:pPr>
-              <w:spacing w:after="0"/>
-            </w:pPr>
-            <w:r/>
-            <w:r>
-              <w:rPr>
-                <w:b/>
-                <w:sz w:val="18"/>
-              </w:rPr>
-              <w:t>Acessórios</w:t>
-            </w:r>
-          </w:p>
-        </w:tc>
-        <w:tc>
-          <w:tcPr>
-            <w:tcW w:type="dxa" w:w="4968"/>
-          </w:tcPr>
-          <w:p>
-            <w:pPr>
-              <w:spacing w:after="0"/>
-            </w:pPr>
-            <w:r/>
-            <w:r>
-              <w:rPr>
-                <w:b w:val="0"/>
-                <w:sz w:val="18"/>
-              </w:rPr>
-              <w:t>Cabos HDMI, fontes e adaptadores exigem conferência detalhada; a numeração do cabo é importante.</w:t>
-            </w:r>
-          </w:p>
-        </w:tc>
-      </w:tr>
-      <w:tr>
-        <w:tc>
-          <w:tcPr>
-            <w:tcW w:type="dxa" w:w="4968"/>
-          </w:tcPr>
-          <w:p>
-            <w:pPr>
-              <w:spacing w:after="0"/>
-            </w:pPr>
-            <w:r/>
-            <w:r>
-              <w:rPr>
-                <w:b/>
-                <w:sz w:val="18"/>
-              </w:rPr>
-              <w:t>Chaves</w:t>
-            </w:r>
-          </w:p>
-        </w:tc>
-        <w:tc>
-          <w:tcPr>
-            <w:tcW w:type="dxa" w:w="4968"/>
-          </w:tcPr>
-          <w:p>
-            <w:pPr>
-              <w:spacing w:after="0"/>
-            </w:pPr>
-            <w:r/>
-            <w:r>
-              <w:rPr>
-                <w:b w:val="0"/>
-                <w:sz w:val="18"/>
-              </w:rPr>
-              <w:t>Há necessidade de diferenciar chaves originais e reservas e registrar sua retirada/devolução.</w:t>
-            </w:r>
-          </w:p>
-        </w:tc>
-      </w:tr>
-      <w:tr>
-        <w:tc>
-          <w:tcPr>
-            <w:tcW w:type="dxa" w:w="4968"/>
-          </w:tcPr>
-          <w:p>
-            <w:pPr>
-              <w:spacing w:after="0"/>
-            </w:pPr>
-            <w:r/>
-            <w:r>
-              <w:rPr>
-                <w:b/>
-                <w:sz w:val="18"/>
-              </w:rPr>
-              <w:t>Devolução</w:t>
-            </w:r>
-          </w:p>
-        </w:tc>
-        <w:tc>
-          <w:tcPr>
-            <w:tcW w:type="dxa" w:w="4968"/>
-          </w:tcPr>
-          <w:p>
-            <w:pPr>
-              <w:spacing w:after="0"/>
-            </w:pPr>
-            <w:r/>
-            <w:r>
-              <w:rPr>
-                <w:b w:val="0"/>
-                <w:sz w:val="18"/>
-              </w:rPr>
-              <w:t>A devolução deve ocorrer até o fim do turno, com conferência física e registro de pendências.</w:t>
-            </w:r>
-          </w:p>
-        </w:tc>
-      </w:tr>
-      <w:tr>
-        <w:tc>
-          <w:tcPr>
-            <w:tcW w:type="dxa" w:w="4968"/>
-          </w:tcPr>
-          <w:p>
-            <w:pPr>
-              <w:spacing w:after="0"/>
-            </w:pPr>
-            <w:r/>
-            <w:r>
-              <w:rPr>
-                <w:b/>
-                <w:sz w:val="18"/>
-              </w:rPr>
-              <w:t>Melhorias desejadas</w:t>
-            </w:r>
-          </w:p>
-        </w:tc>
-        <w:tc>
-          <w:tcPr>
-            <w:tcW w:type="dxa" w:w="4968"/>
-          </w:tcPr>
-          <w:p>
-            <w:pPr>
-              <w:spacing w:after="0"/>
-            </w:pPr>
-            <w:r/>
-            <w:r>
-              <w:rPr>
-                <w:b w:val="0"/>
-                <w:sz w:val="18"/>
-              </w:rPr>
-              <w:t>Digitalização, checklist, QR Code/NFC, dashboard, relatórios e redução de papel.</w:t>
-            </w:r>
-          </w:p>
-        </w:tc>
-      </w:tr>
-    </w:tbl>
-    <w:p>
-      <w:pPr>
-        <w:pStyle w:val="Heading1"/>
-      </w:pPr>
-      <w:r>
-        <w:t>4. Definição de Requisitos</w:t>
-      </w:r>
-    </w:p>
-    <w:p>
-      <w:pPr>
-        <w:pStyle w:val="Heading2"/>
-      </w:pPr>
-      <w:r>
-        <w:t>4.1 Requisitos Funcionais</w:t>
-      </w:r>
-    </w:p>
-    <w:tbl>
-      <w:tblPr>
-        <w:tblStyle w:val="TableGrid"/>
-        <w:tblW w:type="auto" w:w="0"/>
-        <w:jc w:val="center"/>
-        <w:tblLook w:firstColumn="1" w:firstRow="1" w:lastColumn="0" w:lastRow="0" w:noHBand="0" w:noVBand="1" w:val="04A0"/>
-      </w:tblPr>
-      <w:tblGrid>
-        <w:gridCol w:w="3312"/>
-        <w:gridCol w:w="3312"/>
-        <w:gridCol w:w="3312"/>
-      </w:tblGrid>
-      <w:tr>
-        <w:tc>
-          <w:tcPr>
-            <w:tcW w:type="dxa" w:w="3312"/>
-            <w:vAlign w:val="top"/>
-            <w:shd w:fill="1F4E79"/>
-          </w:tcPr>
-          <w:p>
-            <w:pPr>
-              <w:spacing w:after="0"/>
-            </w:pPr>
-            <w:r>
-              <w:rPr>
-                <w:b/>
-                <w:color w:val="FFFFFF"/>
-              </w:rPr>
-            </w:r>
-            <w:r>
-              <w:rPr>
-                <w:b/>
-                <w:color w:val="FFFFFF"/>
-                <w:sz w:val="18"/>
-              </w:rPr>
-              <w:t>ID</w:t>
-            </w:r>
-          </w:p>
-        </w:tc>
-        <w:tc>
-          <w:tcPr>
-            <w:tcW w:type="dxa" w:w="3312"/>
-            <w:vAlign w:val="top"/>
-            <w:shd w:fill="1F4E79"/>
-          </w:tcPr>
-          <w:p>
-            <w:pPr>
-              <w:spacing w:after="0"/>
-            </w:pPr>
-            <w:r>
-              <w:rPr>
-                <w:b/>
-                <w:color w:val="FFFFFF"/>
-              </w:rPr>
-            </w:r>
-            <w:r>
-              <w:rPr>
-                <w:b/>
-                <w:color w:val="FFFFFF"/>
-                <w:sz w:val="18"/>
-              </w:rPr>
-              <w:t>Nome</w:t>
-            </w:r>
-          </w:p>
-        </w:tc>
-        <w:tc>
-          <w:tcPr>
-            <w:tcW w:type="dxa" w:w="3312"/>
-            <w:vAlign w:val="top"/>
-            <w:shd w:fill="1F4E79"/>
-          </w:tcPr>
-          <w:p>
-            <w:pPr>
-              <w:spacing w:after="0"/>
-            </w:pPr>
-            <w:r>
-              <w:rPr>
-                <w:b/>
-                <w:color w:val="FFFFFF"/>
-              </w:rPr>
-            </w:r>
-            <w:r>
-              <w:rPr>
-                <w:b/>
-                <w:color w:val="FFFFFF"/>
-                <w:sz w:val="18"/>
-              </w:rPr>
-              <w:t>Descrição</w:t>
-            </w:r>
-          </w:p>
-        </w:tc>
-      </w:tr>
-      <w:tr>
-        <w:tc>
-          <w:tcPr>
-            <w:tcW w:type="dxa" w:w="3312"/>
-          </w:tcPr>
-          <w:p>
-            <w:pPr>
-              <w:spacing w:after="0"/>
-            </w:pPr>
-            <w:r/>
-            <w:r>
-              <w:rPr>
-                <w:b w:val="0"/>
-                <w:sz w:val="18"/>
-              </w:rPr>
-              <w:t>RF01</w:t>
-            </w:r>
-          </w:p>
-        </w:tc>
-        <w:tc>
-          <w:tcPr>
-            <w:tcW w:type="dxa" w:w="3312"/>
-          </w:tcPr>
-          <w:p>
-            <w:pPr>
-              <w:spacing w:after="0"/>
-            </w:pPr>
-            <w:r/>
-            <w:r>
-              <w:rPr>
-                <w:b w:val="0"/>
-                <w:sz w:val="18"/>
-              </w:rPr>
-              <w:t>Cadastrar ativos</w:t>
-            </w:r>
-          </w:p>
-        </w:tc>
-        <w:tc>
-          <w:tcPr>
-            <w:tcW w:type="dxa" w:w="3312"/>
-          </w:tcPr>
-          <w:p>
-            <w:pPr>
-              <w:spacing w:after="0"/>
-            </w:pPr>
-            <w:r/>
-            <w:r>
-              <w:rPr>
-                <w:b w:val="0"/>
-                <w:sz w:val="18"/>
-              </w:rPr>
-              <w:t>O sistema deve permitir cadastrar projetores, cabos HDMI, fontes, adaptadores e chaves.</w:t>
-            </w:r>
-          </w:p>
-        </w:tc>
-      </w:tr>
-      <w:tr>
-        <w:tc>
-          <w:tcPr>
-            <w:tcW w:type="dxa" w:w="3312"/>
-          </w:tcPr>
-          <w:p>
-            <w:pPr>
-              <w:spacing w:after="0"/>
-            </w:pPr>
-            <w:r/>
-            <w:r>
-              <w:rPr>
-                <w:b w:val="0"/>
-                <w:sz w:val="18"/>
-              </w:rPr>
-              <w:t>RF02</w:t>
-            </w:r>
-          </w:p>
-        </w:tc>
-        <w:tc>
-          <w:tcPr>
-            <w:tcW w:type="dxa" w:w="3312"/>
-          </w:tcPr>
-          <w:p>
-            <w:pPr>
-              <w:spacing w:after="0"/>
-            </w:pPr>
-            <w:r/>
-            <w:r>
-              <w:rPr>
-                <w:b w:val="0"/>
-                <w:sz w:val="18"/>
-              </w:rPr>
-              <w:t>Editar ativos</w:t>
-            </w:r>
-          </w:p>
-        </w:tc>
-        <w:tc>
-          <w:tcPr>
-            <w:tcW w:type="dxa" w:w="3312"/>
-          </w:tcPr>
-          <w:p>
-            <w:pPr>
-              <w:spacing w:after="0"/>
-            </w:pPr>
-            <w:r/>
-            <w:r>
-              <w:rPr>
-                <w:b w:val="0"/>
-                <w:sz w:val="18"/>
-              </w:rPr>
-              <w:t>O sistema deve permitir atualizar status, localização, tipo e identificação patrimonial dos ativos.</w:t>
-            </w:r>
-          </w:p>
-        </w:tc>
-      </w:tr>
-      <w:tr>
-        <w:tc>
-          <w:tcPr>
-            <w:tcW w:type="dxa" w:w="3312"/>
-          </w:tcPr>
-          <w:p>
-            <w:pPr>
-              <w:spacing w:after="0"/>
-            </w:pPr>
-            <w:r/>
-            <w:r>
-              <w:rPr>
-                <w:b w:val="0"/>
-                <w:sz w:val="18"/>
-              </w:rPr>
-              <w:t>RF03</w:t>
-            </w:r>
-          </w:p>
-        </w:tc>
-        <w:tc>
-          <w:tcPr>
-            <w:tcW w:type="dxa" w:w="3312"/>
-          </w:tcPr>
-          <w:p>
-            <w:pPr>
-              <w:spacing w:after="0"/>
-            </w:pPr>
-            <w:r/>
-            <w:r>
-              <w:rPr>
-                <w:b w:val="0"/>
-                <w:sz w:val="18"/>
-              </w:rPr>
-              <w:t>Gerar QR Code/NFC</w:t>
-            </w:r>
-          </w:p>
-        </w:tc>
-        <w:tc>
-          <w:tcPr>
-            <w:tcW w:type="dxa" w:w="3312"/>
-          </w:tcPr>
-          <w:p>
-            <w:pPr>
-              <w:spacing w:after="0"/>
-            </w:pPr>
-            <w:r/>
-            <w:r>
-              <w:rPr>
-                <w:b w:val="0"/>
-                <w:sz w:val="18"/>
-              </w:rPr>
-              <w:t>O sistema deve permitir gerar identificadores para validação rápida dos ativos.</w:t>
-            </w:r>
-          </w:p>
-        </w:tc>
-      </w:tr>
-      <w:tr>
-        <w:tc>
-          <w:tcPr>
-            <w:tcW w:type="dxa" w:w="3312"/>
-          </w:tcPr>
-          <w:p>
-            <w:pPr>
-              <w:spacing w:after="0"/>
-            </w:pPr>
-            <w:r/>
-            <w:r>
-              <w:rPr>
-                <w:b w:val="0"/>
-                <w:sz w:val="18"/>
-              </w:rPr>
-              <w:t>RF04</w:t>
-            </w:r>
-          </w:p>
-        </w:tc>
-        <w:tc>
-          <w:tcPr>
-            <w:tcW w:type="dxa" w:w="3312"/>
-          </w:tcPr>
-          <w:p>
-            <w:pPr>
-              <w:spacing w:after="0"/>
-            </w:pPr>
-            <w:r/>
-            <w:r>
-              <w:rPr>
-                <w:b w:val="0"/>
-                <w:sz w:val="18"/>
-              </w:rPr>
-              <w:t>Registrar empréstimo</w:t>
-            </w:r>
-          </w:p>
-        </w:tc>
-        <w:tc>
-          <w:tcPr>
-            <w:tcW w:type="dxa" w:w="3312"/>
-          </w:tcPr>
-          <w:p>
-            <w:pPr>
-              <w:spacing w:after="0"/>
-            </w:pPr>
-            <w:r/>
-            <w:r>
-              <w:rPr>
-                <w:b w:val="0"/>
-                <w:sz w:val="18"/>
-              </w:rPr>
-              <w:t>O sistema deve registrar a saída de um ativo vinculando professor, sala, bloco, turno, data e horário.</w:t>
-            </w:r>
-          </w:p>
-        </w:tc>
-      </w:tr>
-      <w:tr>
-        <w:tc>
-          <w:tcPr>
-            <w:tcW w:type="dxa" w:w="3312"/>
-          </w:tcPr>
-          <w:p>
-            <w:pPr>
-              <w:spacing w:after="0"/>
-            </w:pPr>
-            <w:r/>
-            <w:r>
-              <w:rPr>
-                <w:b w:val="0"/>
-                <w:sz w:val="18"/>
-              </w:rPr>
-              <w:t>RF05</w:t>
-            </w:r>
-          </w:p>
-        </w:tc>
-        <w:tc>
-          <w:tcPr>
-            <w:tcW w:type="dxa" w:w="3312"/>
-          </w:tcPr>
-          <w:p>
-            <w:pPr>
-              <w:spacing w:after="0"/>
-            </w:pPr>
-            <w:r/>
-            <w:r>
-              <w:rPr>
-                <w:b w:val="0"/>
-                <w:sz w:val="18"/>
-              </w:rPr>
-              <w:t>Validar patrimônio</w:t>
-            </w:r>
-          </w:p>
-        </w:tc>
-        <w:tc>
-          <w:tcPr>
-            <w:tcW w:type="dxa" w:w="3312"/>
-          </w:tcPr>
-          <w:p>
-            <w:pPr>
-              <w:spacing w:after="0"/>
-            </w:pPr>
-            <w:r/>
-            <w:r>
-              <w:rPr>
-                <w:b w:val="0"/>
-                <w:sz w:val="18"/>
-              </w:rPr>
-              <w:t>O sistema deve permitir validar o patrimônio e os acessórios por leitura ou seleção no sistema.</w:t>
-            </w:r>
-          </w:p>
-        </w:tc>
-      </w:tr>
-      <w:tr>
-        <w:tc>
-          <w:tcPr>
-            <w:tcW w:type="dxa" w:w="3312"/>
-          </w:tcPr>
-          <w:p>
-            <w:pPr>
-              <w:spacing w:after="0"/>
-            </w:pPr>
-            <w:r/>
-            <w:r>
-              <w:rPr>
-                <w:b w:val="0"/>
-                <w:sz w:val="18"/>
-              </w:rPr>
-              <w:t>RF06</w:t>
-            </w:r>
-          </w:p>
-        </w:tc>
-        <w:tc>
-          <w:tcPr>
-            <w:tcW w:type="dxa" w:w="3312"/>
-          </w:tcPr>
-          <w:p>
-            <w:pPr>
-              <w:spacing w:after="0"/>
-            </w:pPr>
-            <w:r/>
-            <w:r>
-              <w:rPr>
-                <w:b w:val="0"/>
-                <w:sz w:val="18"/>
-              </w:rPr>
-              <w:t>Gerar termo digital</w:t>
-            </w:r>
-          </w:p>
-        </w:tc>
-        <w:tc>
-          <w:tcPr>
-            <w:tcW w:type="dxa" w:w="3312"/>
-          </w:tcPr>
-          <w:p>
-            <w:pPr>
-              <w:spacing w:after="0"/>
-            </w:pPr>
-            <w:r/>
-            <w:r>
-              <w:rPr>
-                <w:b w:val="0"/>
-                <w:sz w:val="18"/>
-              </w:rPr>
-              <w:t>O sistema deve gerar termo de responsabilidade para aceite eletrônico do professor.</w:t>
-            </w:r>
-          </w:p>
-        </w:tc>
-      </w:tr>
-      <w:tr>
-        <w:tc>
-          <w:tcPr>
-            <w:tcW w:type="dxa" w:w="3312"/>
-          </w:tcPr>
-          <w:p>
-            <w:pPr>
-              <w:spacing w:after="0"/>
-            </w:pPr>
-            <w:r/>
-            <w:r>
-              <w:rPr>
-                <w:b w:val="0"/>
-                <w:sz w:val="18"/>
-              </w:rPr>
-              <w:t>RF07</w:t>
-            </w:r>
-          </w:p>
-        </w:tc>
-        <w:tc>
-          <w:tcPr>
-            <w:tcW w:type="dxa" w:w="3312"/>
-          </w:tcPr>
-          <w:p>
-            <w:pPr>
-              <w:spacing w:after="0"/>
-            </w:pPr>
-            <w:r/>
-            <w:r>
-              <w:rPr>
-                <w:b w:val="0"/>
-                <w:sz w:val="18"/>
-              </w:rPr>
-              <w:t>Registrar devolução</w:t>
-            </w:r>
-          </w:p>
-        </w:tc>
-        <w:tc>
-          <w:tcPr>
-            <w:tcW w:type="dxa" w:w="3312"/>
-          </w:tcPr>
-          <w:p>
-            <w:pPr>
-              <w:spacing w:after="0"/>
-            </w:pPr>
-            <w:r/>
-            <w:r>
-              <w:rPr>
-                <w:b w:val="0"/>
-                <w:sz w:val="18"/>
-              </w:rPr>
-              <w:t>O sistema deve registrar a devolução do ativo e atualizar automaticamente o inventário.</w:t>
-            </w:r>
-          </w:p>
-        </w:tc>
-      </w:tr>
-      <w:tr>
-        <w:tc>
-          <w:tcPr>
-            <w:tcW w:type="dxa" w:w="3312"/>
-          </w:tcPr>
-          <w:p>
-            <w:pPr>
-              <w:spacing w:after="0"/>
-            </w:pPr>
-            <w:r/>
-            <w:r>
-              <w:rPr>
-                <w:b w:val="0"/>
-                <w:sz w:val="18"/>
-              </w:rPr>
-              <w:t>RF08</w:t>
-            </w:r>
-          </w:p>
-        </w:tc>
-        <w:tc>
-          <w:tcPr>
-            <w:tcW w:type="dxa" w:w="3312"/>
-          </w:tcPr>
-          <w:p>
-            <w:pPr>
-              <w:spacing w:after="0"/>
-            </w:pPr>
-            <w:r/>
-            <w:r>
-              <w:rPr>
-                <w:b w:val="0"/>
-                <w:sz w:val="18"/>
-              </w:rPr>
-              <w:t>Executar checklist</w:t>
-            </w:r>
-          </w:p>
-        </w:tc>
-        <w:tc>
-          <w:tcPr>
-            <w:tcW w:type="dxa" w:w="3312"/>
-          </w:tcPr>
-          <w:p>
-            <w:pPr>
-              <w:spacing w:after="0"/>
-            </w:pPr>
-            <w:r/>
-            <w:r>
-              <w:rPr>
-                <w:b w:val="0"/>
-                <w:sz w:val="18"/>
-              </w:rPr>
-              <w:t>O sistema deve exigir checklist de acessórios e estado físico na devolução.</w:t>
-            </w:r>
-          </w:p>
-        </w:tc>
-      </w:tr>
-      <w:tr>
-        <w:tc>
-          <w:tcPr>
-            <w:tcW w:type="dxa" w:w="3312"/>
-          </w:tcPr>
-          <w:p>
-            <w:pPr>
-              <w:spacing w:after="0"/>
-            </w:pPr>
-            <w:r/>
-            <w:r>
-              <w:rPr>
-                <w:b w:val="0"/>
-                <w:sz w:val="18"/>
-              </w:rPr>
-              <w:t>RF09</w:t>
-            </w:r>
-          </w:p>
-        </w:tc>
-        <w:tc>
-          <w:tcPr>
-            <w:tcW w:type="dxa" w:w="3312"/>
-          </w:tcPr>
-          <w:p>
-            <w:pPr>
-              <w:spacing w:after="0"/>
-            </w:pPr>
-            <w:r/>
-            <w:r>
-              <w:rPr>
-                <w:b w:val="0"/>
-                <w:sz w:val="18"/>
-              </w:rPr>
-              <w:t>Registrar ocorrência</w:t>
-            </w:r>
-          </w:p>
-        </w:tc>
-        <w:tc>
-          <w:tcPr>
-            <w:tcW w:type="dxa" w:w="3312"/>
-          </w:tcPr>
-          <w:p>
-            <w:pPr>
-              <w:spacing w:after="0"/>
-            </w:pPr>
-            <w:r/>
-            <w:r>
-              <w:rPr>
-                <w:b w:val="0"/>
-                <w:sz w:val="18"/>
-              </w:rPr>
-              <w:t>O sistema deve permitir registrar dano, atraso, falta de acessório, não devolução ou divergência.</w:t>
-            </w:r>
-          </w:p>
-        </w:tc>
-      </w:tr>
-      <w:tr>
-        <w:tc>
-          <w:tcPr>
-            <w:tcW w:type="dxa" w:w="3312"/>
-          </w:tcPr>
-          <w:p>
-            <w:pPr>
-              <w:spacing w:after="0"/>
-            </w:pPr>
-            <w:r/>
-            <w:r>
-              <w:rPr>
-                <w:b w:val="0"/>
-                <w:sz w:val="18"/>
-              </w:rPr>
-              <w:t>RF10</w:t>
-            </w:r>
-          </w:p>
-        </w:tc>
-        <w:tc>
-          <w:tcPr>
-            <w:tcW w:type="dxa" w:w="3312"/>
-          </w:tcPr>
-          <w:p>
-            <w:pPr>
-              <w:spacing w:after="0"/>
-            </w:pPr>
-            <w:r/>
-            <w:r>
-              <w:rPr>
-                <w:b w:val="0"/>
-                <w:sz w:val="18"/>
-              </w:rPr>
-              <w:t>Registrar permuta</w:t>
-            </w:r>
-          </w:p>
-        </w:tc>
-        <w:tc>
-          <w:tcPr>
-            <w:tcW w:type="dxa" w:w="3312"/>
-          </w:tcPr>
-          <w:p>
-            <w:pPr>
-              <w:spacing w:after="0"/>
-            </w:pPr>
-            <w:r/>
-            <w:r>
-              <w:rPr>
-                <w:b w:val="0"/>
-                <w:sz w:val="18"/>
-              </w:rPr>
-              <w:t>O sistema deve permitir registrar troca de equipamento entre salas ou professores.</w:t>
-            </w:r>
-          </w:p>
-        </w:tc>
-      </w:tr>
-      <w:tr>
-        <w:tc>
-          <w:tcPr>
-            <w:tcW w:type="dxa" w:w="3312"/>
-          </w:tcPr>
-          <w:p>
-            <w:pPr>
-              <w:spacing w:after="0"/>
-            </w:pPr>
-            <w:r/>
-            <w:r>
-              <w:rPr>
-                <w:b w:val="0"/>
-                <w:sz w:val="18"/>
-              </w:rPr>
-              <w:t>RF11</w:t>
-            </w:r>
-          </w:p>
-        </w:tc>
-        <w:tc>
-          <w:tcPr>
-            <w:tcW w:type="dxa" w:w="3312"/>
-          </w:tcPr>
-          <w:p>
-            <w:pPr>
-              <w:spacing w:after="0"/>
-            </w:pPr>
-            <w:r/>
-            <w:r>
-              <w:rPr>
-                <w:b w:val="0"/>
-                <w:sz w:val="18"/>
-              </w:rPr>
-              <w:t>Controlar chaves</w:t>
-            </w:r>
-          </w:p>
-        </w:tc>
-        <w:tc>
-          <w:tcPr>
-            <w:tcW w:type="dxa" w:w="3312"/>
-          </w:tcPr>
-          <w:p>
-            <w:pPr>
-              <w:spacing w:after="0"/>
-            </w:pPr>
-            <w:r/>
-            <w:r>
-              <w:rPr>
-                <w:b w:val="0"/>
-                <w:sz w:val="18"/>
-              </w:rPr>
-              <w:t>O sistema deve controlar chaves originais e reservas das salas.</w:t>
-            </w:r>
-          </w:p>
-        </w:tc>
-      </w:tr>
-      <w:tr>
-        <w:tc>
-          <w:tcPr>
-            <w:tcW w:type="dxa" w:w="3312"/>
-          </w:tcPr>
-          <w:p>
-            <w:pPr>
-              <w:spacing w:after="0"/>
-            </w:pPr>
-            <w:r/>
-            <w:r>
-              <w:rPr>
-                <w:b w:val="0"/>
-                <w:sz w:val="18"/>
-              </w:rPr>
-              <w:t>RF12</w:t>
-            </w:r>
-          </w:p>
-        </w:tc>
-        <w:tc>
-          <w:tcPr>
-            <w:tcW w:type="dxa" w:w="3312"/>
-          </w:tcPr>
-          <w:p>
-            <w:pPr>
-              <w:spacing w:after="0"/>
-            </w:pPr>
-            <w:r/>
-            <w:r>
-              <w:rPr>
-                <w:b w:val="0"/>
-                <w:sz w:val="18"/>
-              </w:rPr>
-              <w:t>Consultar dashboard</w:t>
-            </w:r>
-          </w:p>
-        </w:tc>
-        <w:tc>
-          <w:tcPr>
-            <w:tcW w:type="dxa" w:w="3312"/>
-          </w:tcPr>
-          <w:p>
-            <w:pPr>
-              <w:spacing w:after="0"/>
-            </w:pPr>
-            <w:r/>
-            <w:r>
-              <w:rPr>
-                <w:b w:val="0"/>
-                <w:sz w:val="18"/>
-              </w:rPr>
-              <w:t>O sistema deve exibir painel com status, localização e responsável por cada ativo.</w:t>
-            </w:r>
-          </w:p>
-        </w:tc>
-      </w:tr>
-      <w:tr>
-        <w:tc>
-          <w:tcPr>
-            <w:tcW w:type="dxa" w:w="3312"/>
-          </w:tcPr>
-          <w:p>
-            <w:pPr>
-              <w:spacing w:after="0"/>
-            </w:pPr>
-            <w:r/>
-            <w:r>
-              <w:rPr>
-                <w:b w:val="0"/>
-                <w:sz w:val="18"/>
-              </w:rPr>
-              <w:t>RF13</w:t>
-            </w:r>
-          </w:p>
-        </w:tc>
-        <w:tc>
-          <w:tcPr>
-            <w:tcW w:type="dxa" w:w="3312"/>
-          </w:tcPr>
-          <w:p>
-            <w:pPr>
-              <w:spacing w:after="0"/>
-            </w:pPr>
-            <w:r/>
-            <w:r>
-              <w:rPr>
-                <w:b w:val="0"/>
-                <w:sz w:val="18"/>
-              </w:rPr>
-              <w:t>Gerar relatórios</w:t>
-            </w:r>
-          </w:p>
-        </w:tc>
-        <w:tc>
-          <w:tcPr>
-            <w:tcW w:type="dxa" w:w="3312"/>
-          </w:tcPr>
-          <w:p>
-            <w:pPr>
-              <w:spacing w:after="0"/>
-            </w:pPr>
-            <w:r/>
-            <w:r>
-              <w:rPr>
-                <w:b w:val="0"/>
-                <w:sz w:val="18"/>
-              </w:rPr>
-              <w:t>O sistema deve exportar relatórios de empréstimos, devoluções, atrasos, manutenções e auditoria.</w:t>
-            </w:r>
-          </w:p>
-        </w:tc>
-      </w:tr>
-      <w:tr>
-        <w:tc>
-          <w:tcPr>
-            <w:tcW w:type="dxa" w:w="3312"/>
-          </w:tcPr>
-          <w:p>
-            <w:pPr>
-              <w:spacing w:after="0"/>
-            </w:pPr>
-            <w:r/>
-            <w:r>
-              <w:rPr>
-                <w:b w:val="0"/>
-                <w:sz w:val="18"/>
-              </w:rPr>
-              <w:t>RF14</w:t>
-            </w:r>
-          </w:p>
-        </w:tc>
-        <w:tc>
-          <w:tcPr>
-            <w:tcW w:type="dxa" w:w="3312"/>
-          </w:tcPr>
-          <w:p>
-            <w:pPr>
-              <w:spacing w:after="0"/>
-            </w:pPr>
-            <w:r/>
-            <w:r>
-              <w:rPr>
-                <w:b w:val="0"/>
-                <w:sz w:val="18"/>
-              </w:rPr>
-              <w:t>Gerenciar usuários</w:t>
-            </w:r>
-          </w:p>
-        </w:tc>
-        <w:tc>
-          <w:tcPr>
-            <w:tcW w:type="dxa" w:w="3312"/>
-          </w:tcPr>
-          <w:p>
-            <w:pPr>
-              <w:spacing w:after="0"/>
-            </w:pPr>
-            <w:r/>
-            <w:r>
-              <w:rPr>
-                <w:b w:val="0"/>
-                <w:sz w:val="18"/>
-              </w:rPr>
-              <w:t>O sistema deve permitir perfis de acesso para atendente, coordenação e professor.</w:t>
-            </w:r>
-          </w:p>
-        </w:tc>
-      </w:tr>
-      <w:tr>
-        <w:tc>
-          <w:tcPr>
-            <w:tcW w:type="dxa" w:w="3312"/>
-          </w:tcPr>
-          <w:p>
-            <w:pPr>
-              <w:spacing w:after="0"/>
-            </w:pPr>
-            <w:r/>
-            <w:r>
-              <w:rPr>
-                <w:b w:val="0"/>
-                <w:sz w:val="18"/>
-              </w:rPr>
-              <w:t>RF15</w:t>
-            </w:r>
-          </w:p>
-        </w:tc>
-        <w:tc>
-          <w:tcPr>
-            <w:tcW w:type="dxa" w:w="3312"/>
-          </w:tcPr>
-          <w:p>
-            <w:pPr>
-              <w:spacing w:after="0"/>
-            </w:pPr>
-            <w:r/>
-            <w:r>
-              <w:rPr>
-                <w:b w:val="0"/>
-                <w:sz w:val="18"/>
-              </w:rPr>
-              <w:t>Registrar manutenção</w:t>
-            </w:r>
-          </w:p>
-        </w:tc>
-        <w:tc>
-          <w:tcPr>
-            <w:tcW w:type="dxa" w:w="3312"/>
-          </w:tcPr>
-          <w:p>
-            <w:pPr>
-              <w:spacing w:after="0"/>
-            </w:pPr>
-            <w:r/>
-            <w:r>
-              <w:rPr>
-                <w:b w:val="0"/>
-                <w:sz w:val="18"/>
-              </w:rPr>
-              <w:t>O sistema deve registrar defeitos e tornar ativos indisponíveis até liberação.</w:t>
-            </w:r>
-          </w:p>
-        </w:tc>
-      </w:tr>
-    </w:tbl>
-    <w:p>
-      <w:pPr>
-        <w:pStyle w:val="Heading2"/>
-      </w:pPr>
-      <w:r>
-        <w:t>4.2 Requisitos Não Funcionais</w:t>
-      </w:r>
-    </w:p>
-    <w:tbl>
-      <w:tblPr>
-        <w:tblStyle w:val="TableGrid"/>
-        <w:tblW w:type="auto" w:w="0"/>
-        <w:jc w:val="center"/>
-        <w:tblLook w:firstColumn="1" w:firstRow="1" w:lastColumn="0" w:lastRow="0" w:noHBand="0" w:noVBand="1" w:val="04A0"/>
-      </w:tblPr>
-      <w:tblGrid>
-        <w:gridCol w:w="3312"/>
-        <w:gridCol w:w="3312"/>
-        <w:gridCol w:w="3312"/>
-      </w:tblGrid>
-      <w:tr>
-        <w:tc>
-          <w:tcPr>
-            <w:tcW w:type="dxa" w:w="3312"/>
-            <w:vAlign w:val="top"/>
-            <w:shd w:fill="1F4E79"/>
-          </w:tcPr>
-          <w:p>
-            <w:pPr>
-              <w:spacing w:after="0"/>
-            </w:pPr>
-            <w:r>
-              <w:rPr>
-                <w:b/>
-                <w:color w:val="FFFFFF"/>
-              </w:rPr>
-            </w:r>
-            <w:r>
-              <w:rPr>
-                <w:b/>
-                <w:color w:val="FFFFFF"/>
-                <w:sz w:val="18"/>
-              </w:rPr>
-              <w:t>ID</w:t>
-            </w:r>
-          </w:p>
-        </w:tc>
-        <w:tc>
-          <w:tcPr>
-            <w:tcW w:type="dxa" w:w="3312"/>
-            <w:vAlign w:val="top"/>
-            <w:shd w:fill="1F4E79"/>
-          </w:tcPr>
-          <w:p>
-            <w:pPr>
-              <w:spacing w:after="0"/>
-            </w:pPr>
-            <w:r>
-              <w:rPr>
-                <w:b/>
-                <w:color w:val="FFFFFF"/>
-              </w:rPr>
-            </w:r>
-            <w:r>
-              <w:rPr>
-                <w:b/>
-                <w:color w:val="FFFFFF"/>
-                <w:sz w:val="18"/>
-              </w:rPr>
-              <w:t>Categoria</w:t>
-            </w:r>
-          </w:p>
-        </w:tc>
-        <w:tc>
-          <w:tcPr>
-            <w:tcW w:type="dxa" w:w="3312"/>
-            <w:vAlign w:val="top"/>
-            <w:shd w:fill="1F4E79"/>
-          </w:tcPr>
-          <w:p>
-            <w:pPr>
-              <w:spacing w:after="0"/>
-            </w:pPr>
-            <w:r>
-              <w:rPr>
-                <w:b/>
-                <w:color w:val="FFFFFF"/>
-              </w:rPr>
-            </w:r>
-            <w:r>
-              <w:rPr>
-                <w:b/>
-                <w:color w:val="FFFFFF"/>
-                <w:sz w:val="18"/>
-              </w:rPr>
-              <w:t>Descrição</w:t>
-            </w:r>
-          </w:p>
-        </w:tc>
-      </w:tr>
-      <w:tr>
-        <w:tc>
-          <w:tcPr>
-            <w:tcW w:type="dxa" w:w="3312"/>
-          </w:tcPr>
-          <w:p>
-            <w:pPr>
-              <w:spacing w:after="0"/>
-            </w:pPr>
-            <w:r/>
-            <w:r>
-              <w:rPr>
-                <w:b w:val="0"/>
-                <w:sz w:val="18"/>
-              </w:rPr>
-              <w:t>RNF01</w:t>
-            </w:r>
-          </w:p>
-        </w:tc>
-        <w:tc>
-          <w:tcPr>
-            <w:tcW w:type="dxa" w:w="3312"/>
-          </w:tcPr>
-          <w:p>
-            <w:pPr>
-              <w:spacing w:after="0"/>
-            </w:pPr>
-            <w:r/>
-            <w:r>
-              <w:rPr>
-                <w:b w:val="0"/>
-                <w:sz w:val="18"/>
-              </w:rPr>
-              <w:t>Usabilidade</w:t>
-            </w:r>
-          </w:p>
-        </w:tc>
-        <w:tc>
-          <w:tcPr>
-            <w:tcW w:type="dxa" w:w="3312"/>
-          </w:tcPr>
-          <w:p>
-            <w:pPr>
-              <w:spacing w:after="0"/>
-            </w:pPr>
-            <w:r/>
-            <w:r>
-              <w:rPr>
-                <w:b w:val="0"/>
-                <w:sz w:val="18"/>
-              </w:rPr>
-              <w:t>A interface deve ser simples e adequada ao uso rápido no balcão de atendimento.</w:t>
-            </w:r>
-          </w:p>
-        </w:tc>
-      </w:tr>
-      <w:tr>
-        <w:tc>
-          <w:tcPr>
-            <w:tcW w:type="dxa" w:w="3312"/>
-          </w:tcPr>
-          <w:p>
-            <w:pPr>
-              <w:spacing w:after="0"/>
-            </w:pPr>
-            <w:r/>
-            <w:r>
-              <w:rPr>
-                <w:b w:val="0"/>
-                <w:sz w:val="18"/>
-              </w:rPr>
-              <w:t>RNF02</w:t>
-            </w:r>
-          </w:p>
-        </w:tc>
-        <w:tc>
-          <w:tcPr>
-            <w:tcW w:type="dxa" w:w="3312"/>
-          </w:tcPr>
-          <w:p>
-            <w:pPr>
-              <w:spacing w:after="0"/>
-            </w:pPr>
-            <w:r/>
-            <w:r>
-              <w:rPr>
-                <w:b w:val="0"/>
-                <w:sz w:val="18"/>
-              </w:rPr>
-              <w:t>Responsividade</w:t>
-            </w:r>
-          </w:p>
-        </w:tc>
-        <w:tc>
-          <w:tcPr>
-            <w:tcW w:type="dxa" w:w="3312"/>
-          </w:tcPr>
-          <w:p>
-            <w:pPr>
-              <w:spacing w:after="0"/>
-            </w:pPr>
-            <w:r/>
-            <w:r>
-              <w:rPr>
-                <w:b w:val="0"/>
-                <w:sz w:val="18"/>
-              </w:rPr>
-              <w:t>O sistema deve funcionar em desktop, tablet e smartphone.</w:t>
-            </w:r>
-          </w:p>
-        </w:tc>
-      </w:tr>
-      <w:tr>
-        <w:tc>
-          <w:tcPr>
-            <w:tcW w:type="dxa" w:w="3312"/>
-          </w:tcPr>
-          <w:p>
-            <w:pPr>
-              <w:spacing w:after="0"/>
-            </w:pPr>
-            <w:r/>
-            <w:r>
-              <w:rPr>
-                <w:b w:val="0"/>
-                <w:sz w:val="18"/>
-              </w:rPr>
-              <w:t>RNF03</w:t>
-            </w:r>
-          </w:p>
-        </w:tc>
-        <w:tc>
-          <w:tcPr>
-            <w:tcW w:type="dxa" w:w="3312"/>
-          </w:tcPr>
-          <w:p>
-            <w:pPr>
-              <w:spacing w:after="0"/>
-            </w:pPr>
-            <w:r/>
-            <w:r>
-              <w:rPr>
-                <w:b w:val="0"/>
-                <w:sz w:val="18"/>
-              </w:rPr>
-              <w:t>Desempenho</w:t>
-            </w:r>
-          </w:p>
-        </w:tc>
-        <w:tc>
-          <w:tcPr>
-            <w:tcW w:type="dxa" w:w="3312"/>
-          </w:tcPr>
-          <w:p>
-            <w:pPr>
-              <w:spacing w:after="0"/>
-            </w:pPr>
-            <w:r/>
-            <w:r>
-              <w:rPr>
-                <w:b w:val="0"/>
-                <w:sz w:val="18"/>
-              </w:rPr>
-              <w:t>Consultas e validações devem responder em até 3 segundos em condições normais.</w:t>
-            </w:r>
-          </w:p>
-        </w:tc>
-      </w:tr>
-      <w:tr>
-        <w:tc>
-          <w:tcPr>
-            <w:tcW w:type="dxa" w:w="3312"/>
-          </w:tcPr>
-          <w:p>
-            <w:pPr>
-              <w:spacing w:after="0"/>
-            </w:pPr>
-            <w:r/>
-            <w:r>
-              <w:rPr>
-                <w:b w:val="0"/>
-                <w:sz w:val="18"/>
-              </w:rPr>
-              <w:t>RNF04</w:t>
-            </w:r>
-          </w:p>
-        </w:tc>
-        <w:tc>
-          <w:tcPr>
-            <w:tcW w:type="dxa" w:w="3312"/>
-          </w:tcPr>
-          <w:p>
-            <w:pPr>
-              <w:spacing w:after="0"/>
-            </w:pPr>
-            <w:r/>
-            <w:r>
-              <w:rPr>
-                <w:b w:val="0"/>
-                <w:sz w:val="18"/>
-              </w:rPr>
-              <w:t>Segurança</w:t>
-            </w:r>
-          </w:p>
-        </w:tc>
-        <w:tc>
-          <w:tcPr>
-            <w:tcW w:type="dxa" w:w="3312"/>
-          </w:tcPr>
-          <w:p>
-            <w:pPr>
-              <w:spacing w:after="0"/>
-            </w:pPr>
-            <w:r/>
-            <w:r>
-              <w:rPr>
-                <w:b w:val="0"/>
-                <w:sz w:val="18"/>
-              </w:rPr>
-              <w:t>O acesso a funções administrativas deve exigir autenticação e perfil autorizado.</w:t>
-            </w:r>
-          </w:p>
-        </w:tc>
-      </w:tr>
-      <w:tr>
-        <w:tc>
-          <w:tcPr>
-            <w:tcW w:type="dxa" w:w="3312"/>
-          </w:tcPr>
-          <w:p>
-            <w:pPr>
-              <w:spacing w:after="0"/>
-            </w:pPr>
-            <w:r/>
-            <w:r>
-              <w:rPr>
-                <w:b w:val="0"/>
-                <w:sz w:val="18"/>
-              </w:rPr>
-              <w:t>RNF05</w:t>
-            </w:r>
-          </w:p>
-        </w:tc>
-        <w:tc>
-          <w:tcPr>
-            <w:tcW w:type="dxa" w:w="3312"/>
-          </w:tcPr>
-          <w:p>
-            <w:pPr>
-              <w:spacing w:after="0"/>
-            </w:pPr>
-            <w:r/>
-            <w:r>
-              <w:rPr>
-                <w:b w:val="0"/>
-                <w:sz w:val="18"/>
-              </w:rPr>
-              <w:t>Auditoria</w:t>
-            </w:r>
-          </w:p>
-        </w:tc>
-        <w:tc>
-          <w:tcPr>
-            <w:tcW w:type="dxa" w:w="3312"/>
-          </w:tcPr>
-          <w:p>
-            <w:pPr>
-              <w:spacing w:after="0"/>
-            </w:pPr>
-            <w:r/>
-            <w:r>
-              <w:rPr>
-                <w:b w:val="0"/>
-                <w:sz w:val="18"/>
-              </w:rPr>
-              <w:t>Operações críticas devem registrar usuário, data, hora e alteração realizada.</w:t>
-            </w:r>
-          </w:p>
-        </w:tc>
-      </w:tr>
-      <w:tr>
-        <w:tc>
-          <w:tcPr>
-            <w:tcW w:type="dxa" w:w="3312"/>
-          </w:tcPr>
-          <w:p>
-            <w:pPr>
-              <w:spacing w:after="0"/>
-            </w:pPr>
-            <w:r/>
-            <w:r>
-              <w:rPr>
-                <w:b w:val="0"/>
-                <w:sz w:val="18"/>
-              </w:rPr>
-              <w:t>RNF06</w:t>
-            </w:r>
-          </w:p>
-        </w:tc>
-        <w:tc>
-          <w:tcPr>
-            <w:tcW w:type="dxa" w:w="3312"/>
-          </w:tcPr>
-          <w:p>
-            <w:pPr>
-              <w:spacing w:after="0"/>
-            </w:pPr>
-            <w:r/>
-            <w:r>
-              <w:rPr>
-                <w:b w:val="0"/>
-                <w:sz w:val="18"/>
-              </w:rPr>
-              <w:t>Disponibilidade</w:t>
-            </w:r>
-          </w:p>
-        </w:tc>
-        <w:tc>
-          <w:tcPr>
-            <w:tcW w:type="dxa" w:w="3312"/>
-          </w:tcPr>
-          <w:p>
-            <w:pPr>
-              <w:spacing w:after="0"/>
-            </w:pPr>
-            <w:r/>
-            <w:r>
-              <w:rPr>
-                <w:b w:val="0"/>
-                <w:sz w:val="18"/>
-              </w:rPr>
-              <w:t>O sistema deve estar disponível durante os turnos de atendimento do CCT.</w:t>
-            </w:r>
-          </w:p>
-        </w:tc>
-      </w:tr>
-      <w:tr>
-        <w:tc>
-          <w:tcPr>
-            <w:tcW w:type="dxa" w:w="3312"/>
-          </w:tcPr>
-          <w:p>
-            <w:pPr>
-              <w:spacing w:after="0"/>
-            </w:pPr>
-            <w:r/>
-            <w:r>
-              <w:rPr>
-                <w:b w:val="0"/>
-                <w:sz w:val="18"/>
-              </w:rPr>
-              <w:t>RNF07</w:t>
-            </w:r>
-          </w:p>
-        </w:tc>
-        <w:tc>
-          <w:tcPr>
-            <w:tcW w:type="dxa" w:w="3312"/>
-          </w:tcPr>
-          <w:p>
-            <w:pPr>
-              <w:spacing w:after="0"/>
-            </w:pPr>
-            <w:r/>
-            <w:r>
-              <w:rPr>
-                <w:b w:val="0"/>
-                <w:sz w:val="18"/>
-              </w:rPr>
-              <w:t>Integridade</w:t>
-            </w:r>
-          </w:p>
-        </w:tc>
-        <w:tc>
-          <w:tcPr>
-            <w:tcW w:type="dxa" w:w="3312"/>
-          </w:tcPr>
-          <w:p>
-            <w:pPr>
-              <w:spacing w:after="0"/>
-            </w:pPr>
-            <w:r/>
-            <w:r>
-              <w:rPr>
-                <w:b w:val="0"/>
-                <w:sz w:val="18"/>
-              </w:rPr>
-              <w:t>O sistema deve impedir duplicidade inconsistente de patrimônio e perda de histórico.</w:t>
-            </w:r>
-          </w:p>
-        </w:tc>
-      </w:tr>
-      <w:tr>
-        <w:tc>
-          <w:tcPr>
-            <w:tcW w:type="dxa" w:w="3312"/>
-          </w:tcPr>
-          <w:p>
-            <w:pPr>
-              <w:spacing w:after="0"/>
-            </w:pPr>
-            <w:r/>
-            <w:r>
-              <w:rPr>
-                <w:b w:val="0"/>
-                <w:sz w:val="18"/>
-              </w:rPr>
-              <w:t>RNF08</w:t>
-            </w:r>
-          </w:p>
-        </w:tc>
-        <w:tc>
-          <w:tcPr>
-            <w:tcW w:type="dxa" w:w="3312"/>
-          </w:tcPr>
-          <w:p>
-            <w:pPr>
-              <w:spacing w:after="0"/>
-            </w:pPr>
-            <w:r/>
-            <w:r>
-              <w:rPr>
-                <w:b w:val="0"/>
-                <w:sz w:val="18"/>
-              </w:rPr>
-              <w:t>Manutenibilidade</w:t>
-            </w:r>
-          </w:p>
-        </w:tc>
-        <w:tc>
-          <w:tcPr>
-            <w:tcW w:type="dxa" w:w="3312"/>
-          </w:tcPr>
-          <w:p>
-            <w:pPr>
-              <w:spacing w:after="0"/>
-            </w:pPr>
-            <w:r/>
-            <w:r>
-              <w:rPr>
-                <w:b w:val="0"/>
-                <w:sz w:val="18"/>
-              </w:rPr>
-              <w:t>A solução deve ser modular para permitir evolução futura.</w:t>
-            </w:r>
-          </w:p>
-        </w:tc>
-      </w:tr>
-      <w:tr>
-        <w:tc>
-          <w:tcPr>
-            <w:tcW w:type="dxa" w:w="3312"/>
-          </w:tcPr>
-          <w:p>
-            <w:pPr>
-              <w:spacing w:after="0"/>
-            </w:pPr>
-            <w:r/>
-            <w:r>
-              <w:rPr>
-                <w:b w:val="0"/>
-                <w:sz w:val="18"/>
-              </w:rPr>
-              <w:t>RNF09</w:t>
-            </w:r>
-          </w:p>
-        </w:tc>
-        <w:tc>
-          <w:tcPr>
-            <w:tcW w:type="dxa" w:w="3312"/>
-          </w:tcPr>
-          <w:p>
-            <w:pPr>
-              <w:spacing w:after="0"/>
-            </w:pPr>
-            <w:r/>
-            <w:r>
-              <w:rPr>
-                <w:b w:val="0"/>
-                <w:sz w:val="18"/>
-              </w:rPr>
-              <w:t>Privacidade</w:t>
-            </w:r>
-          </w:p>
-        </w:tc>
-        <w:tc>
-          <w:tcPr>
-            <w:tcW w:type="dxa" w:w="3312"/>
-          </w:tcPr>
-          <w:p>
-            <w:pPr>
-              <w:spacing w:after="0"/>
-            </w:pPr>
-            <w:r/>
-            <w:r>
-              <w:rPr>
-                <w:b w:val="0"/>
-                <w:sz w:val="18"/>
-              </w:rPr>
-              <w:t>Dados pessoais de professores devem ser tratados apenas para finalidade operacional e de responsabilidade.</w:t>
-            </w:r>
-          </w:p>
-        </w:tc>
-      </w:tr>
-      <w:tr>
-        <w:tc>
-          <w:tcPr>
-            <w:tcW w:type="dxa" w:w="3312"/>
-          </w:tcPr>
-          <w:p>
-            <w:pPr>
-              <w:spacing w:after="0"/>
-            </w:pPr>
-            <w:r/>
-            <w:r>
-              <w:rPr>
-                <w:b w:val="0"/>
-                <w:sz w:val="18"/>
-              </w:rPr>
-              <w:t>RNF10</w:t>
-            </w:r>
-          </w:p>
-        </w:tc>
-        <w:tc>
-          <w:tcPr>
-            <w:tcW w:type="dxa" w:w="3312"/>
-          </w:tcPr>
-          <w:p>
-            <w:pPr>
-              <w:spacing w:after="0"/>
-            </w:pPr>
-            <w:r/>
-            <w:r>
-              <w:rPr>
-                <w:b w:val="0"/>
-                <w:sz w:val="18"/>
-              </w:rPr>
-              <w:t>Compatibilidade</w:t>
-            </w:r>
-          </w:p>
-        </w:tc>
-        <w:tc>
-          <w:tcPr>
-            <w:tcW w:type="dxa" w:w="3312"/>
-          </w:tcPr>
-          <w:p>
-            <w:pPr>
-              <w:spacing w:after="0"/>
-            </w:pPr>
-            <w:r/>
-            <w:r>
-              <w:rPr>
-                <w:b w:val="0"/>
-                <w:sz w:val="18"/>
-              </w:rPr>
-              <w:t>A solução deve operar em navegadores web modernos.</w:t>
-            </w:r>
-          </w:p>
-        </w:tc>
-      </w:tr>
-    </w:tbl>
-    <w:p>
-      <w:pPr>
-        <w:pStyle w:val="Heading2"/>
-      </w:pPr>
-      <w:r>
-        <w:t>4.3 Regras de Negócio</w:t>
-      </w:r>
-    </w:p>
-    <w:tbl>
-      <w:tblPr>
-        <w:tblStyle w:val="TableGrid"/>
-        <w:tblW w:type="auto" w:w="0"/>
-        <w:jc w:val="center"/>
-        <w:tblLook w:firstColumn="1" w:firstRow="1" w:lastColumn="0" w:lastRow="0" w:noHBand="0" w:noVBand="1" w:val="04A0"/>
-      </w:tblPr>
-      <w:tblGrid>
-        <w:gridCol w:w="4968"/>
-        <w:gridCol w:w="4968"/>
-      </w:tblGrid>
-      <w:tr>
-        <w:tc>
-          <w:tcPr>
-            <w:tcW w:type="dxa" w:w="4968"/>
-            <w:vAlign w:val="top"/>
-            <w:shd w:fill="1F4E79"/>
-          </w:tcPr>
-          <w:p>
-            <w:pPr>
-              <w:spacing w:after="0"/>
-            </w:pPr>
-            <w:r>
-              <w:rPr>
-                <w:b/>
-                <w:color w:val="FFFFFF"/>
-              </w:rPr>
-            </w:r>
-            <w:r>
-              <w:rPr>
-                <w:b/>
-                <w:color w:val="FFFFFF"/>
-                <w:sz w:val="18"/>
-              </w:rPr>
-              <w:t>ID</w:t>
-            </w:r>
-          </w:p>
-        </w:tc>
-        <w:tc>
-          <w:tcPr>
-            <w:tcW w:type="dxa" w:w="4968"/>
-            <w:vAlign w:val="top"/>
-            <w:shd w:fill="1F4E79"/>
-          </w:tcPr>
-          <w:p>
-            <w:pPr>
-              <w:spacing w:after="0"/>
-            </w:pPr>
-            <w:r>
-              <w:rPr>
-                <w:b/>
-                <w:color w:val="FFFFFF"/>
-              </w:rPr>
-            </w:r>
-            <w:r>
-              <w:rPr>
-                <w:b/>
-                <w:color w:val="FFFFFF"/>
-                <w:sz w:val="18"/>
-              </w:rPr>
-              <w:t>Regra</w:t>
-            </w:r>
-          </w:p>
-        </w:tc>
-      </w:tr>
-      <w:tr>
-        <w:tc>
-          <w:tcPr>
-            <w:tcW w:type="dxa" w:w="4968"/>
-          </w:tcPr>
-          <w:p>
-            <w:pPr>
-              <w:spacing w:after="0"/>
-            </w:pPr>
-            <w:r/>
-            <w:r>
-              <w:rPr>
-                <w:b/>
-                <w:sz w:val="18"/>
-              </w:rPr>
-              <w:t>RN01</w:t>
-            </w:r>
-          </w:p>
-        </w:tc>
-        <w:tc>
-          <w:tcPr>
-            <w:tcW w:type="dxa" w:w="4968"/>
-          </w:tcPr>
-          <w:p>
-            <w:pPr>
-              <w:spacing w:after="0"/>
-            </w:pPr>
-            <w:r/>
-            <w:r>
-              <w:rPr>
-                <w:b w:val="0"/>
-                <w:sz w:val="18"/>
-              </w:rPr>
-              <w:t>Todo empréstimo deve estar vinculado a professor, ativo, sala, bloco, turno, data e horário.</w:t>
-            </w:r>
-          </w:p>
-        </w:tc>
-      </w:tr>
-      <w:tr>
-        <w:tc>
-          <w:tcPr>
-            <w:tcW w:type="dxa" w:w="4968"/>
-          </w:tcPr>
-          <w:p>
-            <w:pPr>
-              <w:spacing w:after="0"/>
-            </w:pPr>
-            <w:r/>
-            <w:r>
-              <w:rPr>
-                <w:b/>
-                <w:sz w:val="18"/>
-              </w:rPr>
-              <w:t>RN02</w:t>
-            </w:r>
-          </w:p>
-        </w:tc>
-        <w:tc>
-          <w:tcPr>
-            <w:tcW w:type="dxa" w:w="4968"/>
-          </w:tcPr>
-          <w:p>
-            <w:pPr>
-              <w:spacing w:after="0"/>
-            </w:pPr>
-            <w:r/>
-            <w:r>
-              <w:rPr>
-                <w:b w:val="0"/>
-                <w:sz w:val="18"/>
-              </w:rPr>
-              <w:t>A devolução deve ser registrada até o encerramento do turno letivo.</w:t>
-            </w:r>
-          </w:p>
-        </w:tc>
-      </w:tr>
-      <w:tr>
-        <w:tc>
-          <w:tcPr>
-            <w:tcW w:type="dxa" w:w="4968"/>
-          </w:tcPr>
-          <w:p>
-            <w:pPr>
-              <w:spacing w:after="0"/>
-            </w:pPr>
-            <w:r/>
-            <w:r>
-              <w:rPr>
-                <w:b/>
-                <w:sz w:val="18"/>
-              </w:rPr>
-              <w:t>RN03</w:t>
-            </w:r>
-          </w:p>
-        </w:tc>
-        <w:tc>
-          <w:tcPr>
-            <w:tcW w:type="dxa" w:w="4968"/>
-          </w:tcPr>
-          <w:p>
-            <w:pPr>
-              <w:spacing w:after="0"/>
-            </w:pPr>
-            <w:r/>
-            <w:r>
-              <w:rPr>
-                <w:b w:val="0"/>
-                <w:sz w:val="18"/>
-              </w:rPr>
-              <w:t>O sistema não deve permitir baixa sem checklist de acessórios obrigatórios.</w:t>
-            </w:r>
-          </w:p>
-        </w:tc>
-      </w:tr>
-      <w:tr>
-        <w:tc>
-          <w:tcPr>
-            <w:tcW w:type="dxa" w:w="4968"/>
-          </w:tcPr>
-          <w:p>
-            <w:pPr>
-              <w:spacing w:after="0"/>
-            </w:pPr>
-            <w:r/>
-            <w:r>
-              <w:rPr>
-                <w:b/>
-                <w:sz w:val="18"/>
-              </w:rPr>
-              <w:t>RN04</w:t>
-            </w:r>
-          </w:p>
-        </w:tc>
-        <w:tc>
-          <w:tcPr>
-            <w:tcW w:type="dxa" w:w="4968"/>
-          </w:tcPr>
-          <w:p>
-            <w:pPr>
-              <w:spacing w:after="0"/>
-            </w:pPr>
-            <w:r/>
-            <w:r>
-              <w:rPr>
-                <w:b w:val="0"/>
-                <w:sz w:val="18"/>
-              </w:rPr>
-              <w:t>A numeração do cabo HDMI retirado deve corresponder à numeração conferida na devolução.</w:t>
-            </w:r>
-          </w:p>
-        </w:tc>
-      </w:tr>
-      <w:tr>
-        <w:tc>
-          <w:tcPr>
-            <w:tcW w:type="dxa" w:w="4968"/>
-          </w:tcPr>
-          <w:p>
-            <w:pPr>
-              <w:spacing w:after="0"/>
-            </w:pPr>
-            <w:r/>
-            <w:r>
-              <w:rPr>
-                <w:b/>
-                <w:sz w:val="18"/>
-              </w:rPr>
-              <w:t>RN05</w:t>
-            </w:r>
-          </w:p>
-        </w:tc>
-        <w:tc>
-          <w:tcPr>
-            <w:tcW w:type="dxa" w:w="4968"/>
-          </w:tcPr>
-          <w:p>
-            <w:pPr>
-              <w:spacing w:after="0"/>
-            </w:pPr>
-            <w:r/>
-            <w:r>
-              <w:rPr>
-                <w:b w:val="0"/>
-                <w:sz w:val="18"/>
-              </w:rPr>
-              <w:t>Ativos com defeito devem ficar indisponíveis para novos empréstimos até liberação.</w:t>
-            </w:r>
-          </w:p>
-        </w:tc>
-      </w:tr>
-      <w:tr>
-        <w:tc>
-          <w:tcPr>
-            <w:tcW w:type="dxa" w:w="4968"/>
-          </w:tcPr>
-          <w:p>
-            <w:pPr>
-              <w:spacing w:after="0"/>
-            </w:pPr>
-            <w:r/>
-            <w:r>
-              <w:rPr>
-                <w:b/>
-                <w:sz w:val="18"/>
-              </w:rPr>
-              <w:t>RN06</w:t>
-            </w:r>
-          </w:p>
-        </w:tc>
-        <w:tc>
-          <w:tcPr>
-            <w:tcW w:type="dxa" w:w="4968"/>
-          </w:tcPr>
-          <w:p>
-            <w:pPr>
-              <w:spacing w:after="0"/>
-            </w:pPr>
-            <w:r/>
-            <w:r>
-              <w:rPr>
-                <w:b w:val="0"/>
-                <w:sz w:val="18"/>
-              </w:rPr>
-              <w:t>Permutas entre salas ou professores devem ser registradas formalmente.</w:t>
-            </w:r>
-          </w:p>
-        </w:tc>
-      </w:tr>
-      <w:tr>
-        <w:tc>
-          <w:tcPr>
-            <w:tcW w:type="dxa" w:w="4968"/>
-          </w:tcPr>
-          <w:p>
-            <w:pPr>
-              <w:spacing w:after="0"/>
-            </w:pPr>
-            <w:r/>
-            <w:r>
-              <w:rPr>
-                <w:b/>
-                <w:sz w:val="18"/>
-              </w:rPr>
-              <w:t>RN07</w:t>
-            </w:r>
-          </w:p>
-        </w:tc>
-        <w:tc>
-          <w:tcPr>
-            <w:tcW w:type="dxa" w:w="4968"/>
-          </w:tcPr>
-          <w:p>
-            <w:pPr>
-              <w:spacing w:after="0"/>
-            </w:pPr>
-            <w:r/>
-            <w:r>
-              <w:rPr>
-                <w:b w:val="0"/>
-                <w:sz w:val="18"/>
-              </w:rPr>
-              <w:t>O termo digital deve registrar aceite, identificação, data e hora.</w:t>
-            </w:r>
-          </w:p>
-        </w:tc>
-      </w:tr>
-      <w:tr>
-        <w:tc>
-          <w:tcPr>
-            <w:tcW w:type="dxa" w:w="4968"/>
-          </w:tcPr>
-          <w:p>
-            <w:pPr>
-              <w:spacing w:after="0"/>
-            </w:pPr>
-            <w:r/>
-            <w:r>
-              <w:rPr>
-                <w:b/>
-                <w:sz w:val="18"/>
-              </w:rPr>
-              <w:t>RN08</w:t>
-            </w:r>
-          </w:p>
-        </w:tc>
-        <w:tc>
-          <w:tcPr>
-            <w:tcW w:type="dxa" w:w="4968"/>
-          </w:tcPr>
-          <w:p>
-            <w:pPr>
-              <w:spacing w:after="0"/>
-            </w:pPr>
-            <w:r/>
-            <w:r>
-              <w:rPr>
-                <w:b w:val="0"/>
-                <w:sz w:val="18"/>
-              </w:rPr>
-              <w:t>A coordenação deve poder auditar histórico, atrasos, ocorrências e manutenções.</w:t>
-            </w:r>
-          </w:p>
-        </w:tc>
-      </w:tr>
-      <w:tr>
-        <w:tc>
-          <w:tcPr>
-            <w:tcW w:type="dxa" w:w="4968"/>
-          </w:tcPr>
-          <w:p>
-            <w:pPr>
-              <w:spacing w:after="0"/>
-            </w:pPr>
-            <w:r/>
-            <w:r>
-              <w:rPr>
-                <w:b/>
-                <w:sz w:val="18"/>
-              </w:rPr>
-              <w:t>RN09</w:t>
-            </w:r>
-          </w:p>
-        </w:tc>
-        <w:tc>
-          <w:tcPr>
-            <w:tcW w:type="dxa" w:w="4968"/>
-          </w:tcPr>
-          <w:p>
-            <w:pPr>
-              <w:spacing w:after="0"/>
-            </w:pPr>
-            <w:r/>
-            <w:r>
-              <w:rPr>
-                <w:b w:val="0"/>
-                <w:sz w:val="18"/>
-              </w:rPr>
-              <w:t>Chaves originais e reservas devem ser controladas separadamente.</w:t>
-            </w:r>
-          </w:p>
-        </w:tc>
-      </w:tr>
-      <w:tr>
-        <w:tc>
-          <w:tcPr>
-            <w:tcW w:type="dxa" w:w="4968"/>
-          </w:tcPr>
-          <w:p>
-            <w:pPr>
-              <w:spacing w:after="0"/>
-            </w:pPr>
-            <w:r/>
-            <w:r>
-              <w:rPr>
-                <w:b/>
-                <w:sz w:val="18"/>
-              </w:rPr>
-              <w:t>RN10</w:t>
-            </w:r>
-          </w:p>
-        </w:tc>
-        <w:tc>
-          <w:tcPr>
-            <w:tcW w:type="dxa" w:w="4968"/>
-          </w:tcPr>
-          <w:p>
-            <w:pPr>
-              <w:spacing w:after="0"/>
-            </w:pPr>
-            <w:r/>
-            <w:r>
-              <w:rPr>
-                <w:b w:val="0"/>
-                <w:sz w:val="18"/>
-              </w:rPr>
-              <w:t>Ocorrências de dano, perda, extravio ou ausência de acessório devem permanecer no histórico do empréstimo.</w:t>
-            </w:r>
-          </w:p>
-        </w:tc>
-      </w:tr>
-    </w:tbl>
-    <w:p>
-      <w:pPr>
-        <w:pStyle w:val="Heading1"/>
-      </w:pPr>
-      <w:r>
-        <w:t>5. Backlog Priorizado</w:t>
-      </w:r>
-    </w:p>
-    <w:tbl>
-      <w:tblPr>
-        <w:tblStyle w:val="TableGrid"/>
-        <w:tblW w:type="auto" w:w="0"/>
-        <w:jc w:val="center"/>
-        <w:tblLook w:firstColumn="1" w:firstRow="1" w:lastColumn="0" w:lastRow="0" w:noHBand="0" w:noVBand="1" w:val="04A0"/>
-      </w:tblPr>
-      <w:tblGrid>
-        <w:gridCol w:w="1987"/>
-        <w:gridCol w:w="1987"/>
-        <w:gridCol w:w="1987"/>
-        <w:gridCol w:w="1987"/>
-        <w:gridCol w:w="1987"/>
-      </w:tblGrid>
-      <w:tr>
-        <w:tc>
-          <w:tcPr>
-            <w:tcW w:type="dxa" w:w="1987"/>
-            <w:vAlign w:val="top"/>
-            <w:shd w:fill="1F4E79"/>
-          </w:tcPr>
-          <w:p>
-            <w:pPr>
-              <w:spacing w:after="0"/>
-            </w:pPr>
-            <w:r>
-              <w:rPr>
-                <w:b/>
-                <w:color w:val="FFFFFF"/>
-              </w:rPr>
-            </w:r>
-            <w:r>
-              <w:rPr>
-                <w:b/>
-                <w:color w:val="FFFFFF"/>
-                <w:sz w:val="18"/>
-              </w:rPr>
-              <w:t>ID</w:t>
-            </w:r>
-          </w:p>
-        </w:tc>
-        <w:tc>
-          <w:tcPr>
-            <w:tcW w:type="dxa" w:w="1987"/>
-            <w:vAlign w:val="top"/>
-            <w:shd w:fill="1F4E79"/>
-          </w:tcPr>
-          <w:p>
-            <w:pPr>
-              <w:spacing w:after="0"/>
-            </w:pPr>
-            <w:r>
-              <w:rPr>
-                <w:b/>
-                <w:color w:val="FFFFFF"/>
-              </w:rPr>
-            </w:r>
-            <w:r>
-              <w:rPr>
-                <w:b/>
-                <w:color w:val="FFFFFF"/>
-                <w:sz w:val="18"/>
-              </w:rPr>
-              <w:t>Item de Backlog / User Story</w:t>
-            </w:r>
-          </w:p>
-        </w:tc>
-        <w:tc>
-          <w:tcPr>
-            <w:tcW w:type="dxa" w:w="1987"/>
-            <w:vAlign w:val="top"/>
-            <w:shd w:fill="1F4E79"/>
-          </w:tcPr>
-          <w:p>
-            <w:pPr>
-              <w:spacing w:after="0"/>
-            </w:pPr>
-            <w:r>
-              <w:rPr>
-                <w:b/>
-                <w:color w:val="FFFFFF"/>
-              </w:rPr>
-            </w:r>
-            <w:r>
-              <w:rPr>
-                <w:b/>
-                <w:color w:val="FFFFFF"/>
-                <w:sz w:val="18"/>
-              </w:rPr>
-              <w:t>Prioridade</w:t>
-            </w:r>
-          </w:p>
-        </w:tc>
-        <w:tc>
-          <w:tcPr>
-            <w:tcW w:type="dxa" w:w="1987"/>
-            <w:vAlign w:val="top"/>
-            <w:shd w:fill="1F4E79"/>
-          </w:tcPr>
-          <w:p>
-            <w:pPr>
-              <w:spacing w:after="0"/>
-            </w:pPr>
-            <w:r>
-              <w:rPr>
-                <w:b/>
-                <w:color w:val="FFFFFF"/>
-              </w:rPr>
-            </w:r>
-            <w:r>
-              <w:rPr>
-                <w:b/>
-                <w:color w:val="FFFFFF"/>
-                <w:sz w:val="18"/>
-              </w:rPr>
-              <w:t>Sprint</w:t>
-            </w:r>
-          </w:p>
-        </w:tc>
-        <w:tc>
-          <w:tcPr>
-            <w:tcW w:type="dxa" w:w="1987"/>
-            <w:vAlign w:val="top"/>
-            <w:shd w:fill="1F4E79"/>
-          </w:tcPr>
-          <w:p>
-            <w:pPr>
-              <w:spacing w:after="0"/>
-            </w:pPr>
-            <w:r>
-              <w:rPr>
-                <w:b/>
-                <w:color w:val="FFFFFF"/>
-              </w:rPr>
-            </w:r>
-            <w:r>
-              <w:rPr>
-                <w:b/>
-                <w:color w:val="FFFFFF"/>
-                <w:sz w:val="18"/>
-              </w:rPr>
-              <w:t>Critério de Aceite</w:t>
-            </w:r>
-          </w:p>
-        </w:tc>
-      </w:tr>
-      <w:tr>
-        <w:tc>
-          <w:tcPr>
-            <w:tcW w:type="dxa" w:w="1987"/>
-          </w:tcPr>
-          <w:p>
-            <w:pPr>
-              <w:spacing w:after="0"/>
-            </w:pPr>
-            <w:r/>
-            <w:r>
-              <w:rPr>
-                <w:b w:val="0"/>
-                <w:sz w:val="18"/>
-              </w:rPr>
-              <w:t>01</w:t>
-            </w:r>
-          </w:p>
-        </w:tc>
-        <w:tc>
-          <w:tcPr>
-            <w:tcW w:type="dxa" w:w="1987"/>
-          </w:tcPr>
-          <w:p>
-            <w:pPr>
-              <w:spacing w:after="0"/>
-            </w:pPr>
-            <w:r/>
-            <w:r>
-              <w:rPr>
-                <w:b w:val="0"/>
-                <w:sz w:val="18"/>
-              </w:rPr>
-              <w:t>Módulo de Inventário de Ativos</w:t>
-            </w:r>
-          </w:p>
-        </w:tc>
-        <w:tc>
-          <w:tcPr>
-            <w:tcW w:type="dxa" w:w="1987"/>
-          </w:tcPr>
-          <w:p>
-            <w:pPr>
-              <w:spacing w:after="0"/>
-            </w:pPr>
-            <w:r/>
-            <w:r>
-              <w:rPr>
-                <w:b w:val="0"/>
-                <w:sz w:val="18"/>
-              </w:rPr>
-              <w:t>Crítica</w:t>
-            </w:r>
-          </w:p>
-        </w:tc>
-        <w:tc>
-          <w:tcPr>
-            <w:tcW w:type="dxa" w:w="1987"/>
-          </w:tcPr>
-          <w:p>
-            <w:pPr>
-              <w:spacing w:after="0"/>
-            </w:pPr>
-            <w:r/>
-            <w:r>
-              <w:rPr>
-                <w:b w:val="0"/>
-                <w:sz w:val="18"/>
-              </w:rPr>
-              <w:t>S1</w:t>
-            </w:r>
-          </w:p>
-        </w:tc>
-        <w:tc>
-          <w:tcPr>
-            <w:tcW w:type="dxa" w:w="1987"/>
-          </w:tcPr>
-          <w:p>
-            <w:pPr>
-              <w:spacing w:after="0"/>
-            </w:pPr>
-            <w:r/>
-            <w:r>
-              <w:rPr>
-                <w:b w:val="0"/>
-                <w:sz w:val="18"/>
-              </w:rPr>
-              <w:t>Cadastro funcional dos 36 projetores e chaves originais/reservas.</w:t>
-            </w:r>
-          </w:p>
-        </w:tc>
-      </w:tr>
-      <w:tr>
-        <w:tc>
-          <w:tcPr>
-            <w:tcW w:type="dxa" w:w="1987"/>
-          </w:tcPr>
-          <w:p>
-            <w:pPr>
-              <w:spacing w:after="0"/>
-            </w:pPr>
-            <w:r/>
-            <w:r>
-              <w:rPr>
-                <w:b w:val="0"/>
-                <w:sz w:val="18"/>
-              </w:rPr>
-              <w:t>02</w:t>
-            </w:r>
-          </w:p>
-        </w:tc>
-        <w:tc>
-          <w:tcPr>
-            <w:tcW w:type="dxa" w:w="1987"/>
-          </w:tcPr>
-          <w:p>
-            <w:pPr>
-              <w:spacing w:after="0"/>
-            </w:pPr>
-            <w:r/>
-            <w:r>
-              <w:rPr>
-                <w:b w:val="0"/>
-                <w:sz w:val="18"/>
-              </w:rPr>
-              <w:t>Identificação via QR Code/NFC</w:t>
-            </w:r>
-          </w:p>
-        </w:tc>
-        <w:tc>
-          <w:tcPr>
-            <w:tcW w:type="dxa" w:w="1987"/>
-          </w:tcPr>
-          <w:p>
-            <w:pPr>
-              <w:spacing w:after="0"/>
-            </w:pPr>
-            <w:r/>
-            <w:r>
-              <w:rPr>
-                <w:b w:val="0"/>
-                <w:sz w:val="18"/>
-              </w:rPr>
-              <w:t>Alta</w:t>
-            </w:r>
-          </w:p>
-        </w:tc>
-        <w:tc>
-          <w:tcPr>
-            <w:tcW w:type="dxa" w:w="1987"/>
-          </w:tcPr>
-          <w:p>
-            <w:pPr>
-              <w:spacing w:after="0"/>
-            </w:pPr>
-            <w:r/>
-            <w:r>
-              <w:rPr>
-                <w:b w:val="0"/>
-                <w:sz w:val="18"/>
-              </w:rPr>
-              <w:t>S1</w:t>
-            </w:r>
-          </w:p>
-        </w:tc>
-        <w:tc>
-          <w:tcPr>
-            <w:tcW w:type="dxa" w:w="1987"/>
-          </w:tcPr>
-          <w:p>
-            <w:pPr>
-              <w:spacing w:after="0"/>
-            </w:pPr>
-            <w:r/>
-            <w:r>
-              <w:rPr>
-                <w:b w:val="0"/>
-                <w:sz w:val="18"/>
-              </w:rPr>
-              <w:t>Gerar e validar códigos para identificação rápida dos ativos.</w:t>
-            </w:r>
-          </w:p>
-        </w:tc>
-      </w:tr>
-      <w:tr>
-        <w:tc>
-          <w:tcPr>
-            <w:tcW w:type="dxa" w:w="1987"/>
-          </w:tcPr>
-          <w:p>
-            <w:pPr>
-              <w:spacing w:after="0"/>
-            </w:pPr>
-            <w:r/>
-            <w:r>
-              <w:rPr>
-                <w:b w:val="0"/>
-                <w:sz w:val="18"/>
-              </w:rPr>
-              <w:t>03</w:t>
-            </w:r>
-          </w:p>
-        </w:tc>
-        <w:tc>
-          <w:tcPr>
-            <w:tcW w:type="dxa" w:w="1987"/>
-          </w:tcPr>
-          <w:p>
-            <w:pPr>
-              <w:spacing w:after="0"/>
-            </w:pPr>
-            <w:r/>
-            <w:r>
-              <w:rPr>
-                <w:b w:val="0"/>
-                <w:sz w:val="18"/>
-              </w:rPr>
-              <w:t>Fluxo de Empréstimo Mobile</w:t>
-            </w:r>
-          </w:p>
-        </w:tc>
-        <w:tc>
-          <w:tcPr>
-            <w:tcW w:type="dxa" w:w="1987"/>
-          </w:tcPr>
-          <w:p>
-            <w:pPr>
-              <w:spacing w:after="0"/>
-            </w:pPr>
-            <w:r/>
-            <w:r>
-              <w:rPr>
-                <w:b w:val="0"/>
-                <w:sz w:val="18"/>
-              </w:rPr>
-              <w:t>Crítica</w:t>
-            </w:r>
-          </w:p>
-        </w:tc>
-        <w:tc>
-          <w:tcPr>
-            <w:tcW w:type="dxa" w:w="1987"/>
-          </w:tcPr>
-          <w:p>
-            <w:pPr>
-              <w:spacing w:after="0"/>
-            </w:pPr>
-            <w:r/>
-            <w:r>
-              <w:rPr>
-                <w:b w:val="0"/>
-                <w:sz w:val="18"/>
-              </w:rPr>
-              <w:t>S2</w:t>
-            </w:r>
-          </w:p>
-        </w:tc>
-        <w:tc>
-          <w:tcPr>
-            <w:tcW w:type="dxa" w:w="1987"/>
-          </w:tcPr>
-          <w:p>
-            <w:pPr>
-              <w:spacing w:after="0"/>
-            </w:pPr>
-            <w:r/>
-            <w:r>
-              <w:rPr>
-                <w:b w:val="0"/>
-                <w:sz w:val="18"/>
-              </w:rPr>
-              <w:t>Interface para registrar saída vinculada a professor e sala.</w:t>
-            </w:r>
-          </w:p>
-        </w:tc>
-      </w:tr>
-      <w:tr>
-        <w:tc>
-          <w:tcPr>
-            <w:tcW w:type="dxa" w:w="1987"/>
-          </w:tcPr>
-          <w:p>
-            <w:pPr>
-              <w:spacing w:after="0"/>
-            </w:pPr>
-            <w:r/>
-            <w:r>
-              <w:rPr>
-                <w:b w:val="0"/>
-                <w:sz w:val="18"/>
-              </w:rPr>
-              <w:t>04</w:t>
-            </w:r>
-          </w:p>
-        </w:tc>
-        <w:tc>
-          <w:tcPr>
-            <w:tcW w:type="dxa" w:w="1987"/>
-          </w:tcPr>
-          <w:p>
-            <w:pPr>
-              <w:spacing w:after="0"/>
-            </w:pPr>
-            <w:r/>
-            <w:r>
-              <w:rPr>
-                <w:b w:val="0"/>
-                <w:sz w:val="18"/>
-              </w:rPr>
-              <w:t>Termo de Responsabilidade Digital</w:t>
-            </w:r>
-          </w:p>
-        </w:tc>
-        <w:tc>
-          <w:tcPr>
-            <w:tcW w:type="dxa" w:w="1987"/>
-          </w:tcPr>
-          <w:p>
-            <w:pPr>
-              <w:spacing w:after="0"/>
-            </w:pPr>
-            <w:r/>
-            <w:r>
-              <w:rPr>
-                <w:b w:val="0"/>
-                <w:sz w:val="18"/>
-              </w:rPr>
-              <w:t>Alta</w:t>
-            </w:r>
-          </w:p>
-        </w:tc>
-        <w:tc>
-          <w:tcPr>
-            <w:tcW w:type="dxa" w:w="1987"/>
-          </w:tcPr>
-          <w:p>
-            <w:pPr>
-              <w:spacing w:after="0"/>
-            </w:pPr>
-            <w:r/>
-            <w:r>
-              <w:rPr>
-                <w:b w:val="0"/>
-                <w:sz w:val="18"/>
-              </w:rPr>
-              <w:t>S2</w:t>
-            </w:r>
-          </w:p>
-        </w:tc>
-        <w:tc>
-          <w:tcPr>
-            <w:tcW w:type="dxa" w:w="1987"/>
-          </w:tcPr>
-          <w:p>
-            <w:pPr>
-              <w:spacing w:after="0"/>
-            </w:pPr>
-            <w:r/>
-            <w:r>
-              <w:rPr>
-                <w:b w:val="0"/>
-                <w:sz w:val="18"/>
-              </w:rPr>
-              <w:t>Substituir assinatura em papel por aceite eletrônico no sistema.</w:t>
-            </w:r>
-          </w:p>
-        </w:tc>
-      </w:tr>
-      <w:tr>
-        <w:tc>
-          <w:tcPr>
-            <w:tcW w:type="dxa" w:w="1987"/>
-          </w:tcPr>
-          <w:p>
-            <w:pPr>
-              <w:spacing w:after="0"/>
-            </w:pPr>
-            <w:r/>
-            <w:r>
-              <w:rPr>
-                <w:b w:val="0"/>
-                <w:sz w:val="18"/>
-              </w:rPr>
-              <w:t>05</w:t>
-            </w:r>
-          </w:p>
-        </w:tc>
-        <w:tc>
-          <w:tcPr>
-            <w:tcW w:type="dxa" w:w="1987"/>
-          </w:tcPr>
-          <w:p>
-            <w:pPr>
-              <w:spacing w:after="0"/>
-            </w:pPr>
-            <w:r/>
-            <w:r>
-              <w:rPr>
-                <w:b w:val="0"/>
-                <w:sz w:val="18"/>
-              </w:rPr>
-              <w:t>Checklist de Devolução</w:t>
-            </w:r>
-          </w:p>
-        </w:tc>
-        <w:tc>
-          <w:tcPr>
-            <w:tcW w:type="dxa" w:w="1987"/>
-          </w:tcPr>
-          <w:p>
-            <w:pPr>
-              <w:spacing w:after="0"/>
-            </w:pPr>
-            <w:r/>
-            <w:r>
-              <w:rPr>
-                <w:b w:val="0"/>
-                <w:sz w:val="18"/>
-              </w:rPr>
-              <w:t>Alta</w:t>
-            </w:r>
-          </w:p>
-        </w:tc>
-        <w:tc>
-          <w:tcPr>
-            <w:tcW w:type="dxa" w:w="1987"/>
-          </w:tcPr>
-          <w:p>
-            <w:pPr>
-              <w:spacing w:after="0"/>
-            </w:pPr>
-            <w:r/>
-            <w:r>
-              <w:rPr>
-                <w:b w:val="0"/>
-                <w:sz w:val="18"/>
-              </w:rPr>
-              <w:t>S2</w:t>
-            </w:r>
-          </w:p>
-        </w:tc>
-        <w:tc>
-          <w:tcPr>
-            <w:tcW w:type="dxa" w:w="1987"/>
-          </w:tcPr>
-          <w:p>
-            <w:pPr>
-              <w:spacing w:after="0"/>
-            </w:pPr>
-            <w:r/>
-            <w:r>
-              <w:rPr>
-                <w:b w:val="0"/>
-                <w:sz w:val="18"/>
-              </w:rPr>
-              <w:t>Conferir cabos HDMI, acessórios e estado físico no retorno.</w:t>
-            </w:r>
-          </w:p>
-        </w:tc>
-      </w:tr>
-      <w:tr>
-        <w:tc>
-          <w:tcPr>
-            <w:tcW w:type="dxa" w:w="1987"/>
-          </w:tcPr>
-          <w:p>
-            <w:pPr>
-              <w:spacing w:after="0"/>
-            </w:pPr>
-            <w:r/>
-            <w:r>
-              <w:rPr>
-                <w:b w:val="0"/>
-                <w:sz w:val="18"/>
-              </w:rPr>
-              <w:t>06</w:t>
-            </w:r>
-          </w:p>
-        </w:tc>
-        <w:tc>
-          <w:tcPr>
-            <w:tcW w:type="dxa" w:w="1987"/>
-          </w:tcPr>
-          <w:p>
-            <w:pPr>
-              <w:spacing w:after="0"/>
-            </w:pPr>
-            <w:r/>
-            <w:r>
-              <w:rPr>
-                <w:b w:val="0"/>
-                <w:sz w:val="18"/>
-              </w:rPr>
-              <w:t>Rastreamento e Localização</w:t>
-            </w:r>
-          </w:p>
-        </w:tc>
-        <w:tc>
-          <w:tcPr>
-            <w:tcW w:type="dxa" w:w="1987"/>
-          </w:tcPr>
-          <w:p>
-            <w:pPr>
-              <w:spacing w:after="0"/>
-            </w:pPr>
-            <w:r/>
-            <w:r>
-              <w:rPr>
-                <w:b w:val="0"/>
-                <w:sz w:val="18"/>
-              </w:rPr>
-              <w:t>Média</w:t>
-            </w:r>
-          </w:p>
-        </w:tc>
-        <w:tc>
-          <w:tcPr>
-            <w:tcW w:type="dxa" w:w="1987"/>
-          </w:tcPr>
-          <w:p>
-            <w:pPr>
-              <w:spacing w:after="0"/>
-            </w:pPr>
-            <w:r/>
-            <w:r>
-              <w:rPr>
-                <w:b w:val="0"/>
-                <w:sz w:val="18"/>
-              </w:rPr>
-              <w:t>S3</w:t>
-            </w:r>
-          </w:p>
-        </w:tc>
-        <w:tc>
-          <w:tcPr>
-            <w:tcW w:type="dxa" w:w="1987"/>
-          </w:tcPr>
-          <w:p>
-            <w:pPr>
-              <w:spacing w:after="0"/>
-            </w:pPr>
-            <w:r/>
-            <w:r>
-              <w:rPr>
-                <w:b w:val="0"/>
-                <w:sz w:val="18"/>
-              </w:rPr>
-              <w:t>Dashboard para visualizar em tempo real onde está cada item.</w:t>
-            </w:r>
-          </w:p>
-        </w:tc>
-      </w:tr>
-      <w:tr>
-        <w:tc>
-          <w:tcPr>
-            <w:tcW w:type="dxa" w:w="1987"/>
-          </w:tcPr>
-          <w:p>
-            <w:pPr>
-              <w:spacing w:after="0"/>
-            </w:pPr>
-            <w:r/>
-            <w:r>
-              <w:rPr>
-                <w:b w:val="0"/>
-                <w:sz w:val="18"/>
-              </w:rPr>
-              <w:t>07</w:t>
-            </w:r>
-          </w:p>
-        </w:tc>
-        <w:tc>
-          <w:tcPr>
-            <w:tcW w:type="dxa" w:w="1987"/>
-          </w:tcPr>
-          <w:p>
-            <w:pPr>
-              <w:spacing w:after="0"/>
-            </w:pPr>
-            <w:r/>
-            <w:r>
-              <w:rPr>
-                <w:b w:val="0"/>
-                <w:sz w:val="18"/>
-              </w:rPr>
-              <w:t>Relatórios de Auditoria e Uso</w:t>
-            </w:r>
-          </w:p>
-        </w:tc>
-        <w:tc>
-          <w:tcPr>
-            <w:tcW w:type="dxa" w:w="1987"/>
-          </w:tcPr>
-          <w:p>
-            <w:pPr>
-              <w:spacing w:after="0"/>
-            </w:pPr>
-            <w:r/>
-            <w:r>
-              <w:rPr>
-                <w:b w:val="0"/>
-                <w:sz w:val="18"/>
-              </w:rPr>
-              <w:t>Média</w:t>
-            </w:r>
-          </w:p>
-        </w:tc>
-        <w:tc>
-          <w:tcPr>
-            <w:tcW w:type="dxa" w:w="1987"/>
-          </w:tcPr>
-          <w:p>
-            <w:pPr>
-              <w:spacing w:after="0"/>
-            </w:pPr>
-            <w:r/>
-            <w:r>
-              <w:rPr>
-                <w:b w:val="0"/>
-                <w:sz w:val="18"/>
-              </w:rPr>
-              <w:t>S3</w:t>
-            </w:r>
-          </w:p>
-        </w:tc>
-        <w:tc>
-          <w:tcPr>
-            <w:tcW w:type="dxa" w:w="1987"/>
-          </w:tcPr>
-          <w:p>
-            <w:pPr>
-              <w:spacing w:after="0"/>
-            </w:pPr>
-            <w:r/>
-            <w:r>
-              <w:rPr>
-                <w:b w:val="0"/>
-                <w:sz w:val="18"/>
-              </w:rPr>
-              <w:t>Exportar dados históricos e substituir planilhas manuais.</w:t>
-            </w:r>
-          </w:p>
-        </w:tc>
-      </w:tr>
-      <w:tr>
-        <w:tc>
-          <w:tcPr>
-            <w:tcW w:type="dxa" w:w="1987"/>
-          </w:tcPr>
-          <w:p>
-            <w:pPr>
-              <w:spacing w:after="0"/>
-            </w:pPr>
-            <w:r/>
-            <w:r>
-              <w:rPr>
-                <w:b w:val="0"/>
-                <w:sz w:val="18"/>
-              </w:rPr>
-              <w:t>08</w:t>
-            </w:r>
-          </w:p>
-        </w:tc>
-        <w:tc>
-          <w:tcPr>
-            <w:tcW w:type="dxa" w:w="1987"/>
-          </w:tcPr>
-          <w:p>
-            <w:pPr>
-              <w:spacing w:after="0"/>
-            </w:pPr>
-            <w:r/>
-            <w:r>
-              <w:rPr>
-                <w:b w:val="0"/>
-                <w:sz w:val="18"/>
-              </w:rPr>
-              <w:t>Módulo de Manutenção/Defeito</w:t>
-            </w:r>
-          </w:p>
-        </w:tc>
-        <w:tc>
-          <w:tcPr>
-            <w:tcW w:type="dxa" w:w="1987"/>
-          </w:tcPr>
-          <w:p>
-            <w:pPr>
-              <w:spacing w:after="0"/>
-            </w:pPr>
-            <w:r/>
-            <w:r>
-              <w:rPr>
-                <w:b w:val="0"/>
-                <w:sz w:val="18"/>
-              </w:rPr>
-              <w:t>Baixa</w:t>
-            </w:r>
-          </w:p>
-        </w:tc>
-        <w:tc>
-          <w:tcPr>
-            <w:tcW w:type="dxa" w:w="1987"/>
-          </w:tcPr>
-          <w:p>
-            <w:pPr>
-              <w:spacing w:after="0"/>
-            </w:pPr>
-            <w:r/>
-            <w:r>
-              <w:rPr>
-                <w:b w:val="0"/>
-                <w:sz w:val="18"/>
-              </w:rPr>
-              <w:t>S3</w:t>
-            </w:r>
-          </w:p>
-        </w:tc>
-        <w:tc>
-          <w:tcPr>
-            <w:tcW w:type="dxa" w:w="1987"/>
-          </w:tcPr>
-          <w:p>
-            <w:pPr>
-              <w:spacing w:after="0"/>
-            </w:pPr>
-            <w:r/>
-            <w:r>
-              <w:rPr>
-                <w:b w:val="0"/>
-                <w:sz w:val="18"/>
-              </w:rPr>
-              <w:t>Registrar projetores que precisam de reparo ou apresentam defeito.</w:t>
-            </w:r>
-          </w:p>
-        </w:tc>
-      </w:tr>
-      <w:tr>
-        <w:tc>
-          <w:tcPr>
-            <w:tcW w:type="dxa" w:w="1987"/>
-          </w:tcPr>
-          <w:p>
-            <w:pPr>
-              <w:spacing w:after="0"/>
-            </w:pPr>
-            <w:r/>
-            <w:r>
-              <w:rPr>
-                <w:b w:val="0"/>
-                <w:sz w:val="18"/>
-              </w:rPr>
-              <w:t>09</w:t>
-            </w:r>
-          </w:p>
-        </w:tc>
-        <w:tc>
-          <w:tcPr>
-            <w:tcW w:type="dxa" w:w="1987"/>
-          </w:tcPr>
-          <w:p>
-            <w:pPr>
-              <w:spacing w:after="0"/>
-            </w:pPr>
-            <w:r/>
-            <w:r>
-              <w:rPr>
-                <w:b w:val="0"/>
-                <w:sz w:val="18"/>
-              </w:rPr>
-              <w:t>Gestão de Chaves</w:t>
-            </w:r>
-          </w:p>
-        </w:tc>
-        <w:tc>
-          <w:tcPr>
-            <w:tcW w:type="dxa" w:w="1987"/>
-          </w:tcPr>
-          <w:p>
-            <w:pPr>
-              <w:spacing w:after="0"/>
-            </w:pPr>
-            <w:r/>
-            <w:r>
-              <w:rPr>
-                <w:b w:val="0"/>
-                <w:sz w:val="18"/>
-              </w:rPr>
-              <w:t>Alta</w:t>
-            </w:r>
-          </w:p>
-        </w:tc>
-        <w:tc>
-          <w:tcPr>
-            <w:tcW w:type="dxa" w:w="1987"/>
-          </w:tcPr>
-          <w:p>
-            <w:pPr>
-              <w:spacing w:after="0"/>
-            </w:pPr>
-            <w:r/>
-            <w:r>
-              <w:rPr>
-                <w:b w:val="0"/>
-                <w:sz w:val="18"/>
-              </w:rPr>
-              <w:t>S2</w:t>
-            </w:r>
-          </w:p>
-        </w:tc>
-        <w:tc>
-          <w:tcPr>
-            <w:tcW w:type="dxa" w:w="1987"/>
-          </w:tcPr>
-          <w:p>
-            <w:pPr>
-              <w:spacing w:after="0"/>
-            </w:pPr>
-            <w:r/>
-            <w:r>
-              <w:rPr>
-                <w:b w:val="0"/>
-                <w:sz w:val="18"/>
-              </w:rPr>
-              <w:t>Diferenciar chaves originais e reservas e registrar retirada/devolução.</w:t>
-            </w:r>
-          </w:p>
-        </w:tc>
-      </w:tr>
-      <w:tr>
-        <w:tc>
-          <w:tcPr>
-            <w:tcW w:type="dxa" w:w="1987"/>
-          </w:tcPr>
-          <w:p>
-            <w:pPr>
-              <w:spacing w:after="0"/>
-            </w:pPr>
-            <w:r/>
-            <w:r>
-              <w:rPr>
-                <w:b w:val="0"/>
-                <w:sz w:val="18"/>
-              </w:rPr>
-              <w:t>10</w:t>
-            </w:r>
-          </w:p>
-        </w:tc>
-        <w:tc>
-          <w:tcPr>
-            <w:tcW w:type="dxa" w:w="1987"/>
-          </w:tcPr>
-          <w:p>
-            <w:pPr>
-              <w:spacing w:after="0"/>
-            </w:pPr>
-            <w:r/>
-            <w:r>
-              <w:rPr>
-                <w:b w:val="0"/>
-                <w:sz w:val="18"/>
-              </w:rPr>
-              <w:t>Permutação/Contingência</w:t>
-            </w:r>
-          </w:p>
-        </w:tc>
-        <w:tc>
-          <w:tcPr>
-            <w:tcW w:type="dxa" w:w="1987"/>
-          </w:tcPr>
-          <w:p>
-            <w:pPr>
-              <w:spacing w:after="0"/>
-            </w:pPr>
-            <w:r/>
-            <w:r>
-              <w:rPr>
-                <w:b w:val="0"/>
-                <w:sz w:val="18"/>
-              </w:rPr>
-              <w:t>Média</w:t>
-            </w:r>
-          </w:p>
-        </w:tc>
-        <w:tc>
-          <w:tcPr>
-            <w:tcW w:type="dxa" w:w="1987"/>
-          </w:tcPr>
-          <w:p>
-            <w:pPr>
-              <w:spacing w:after="0"/>
-            </w:pPr>
-            <w:r/>
-            <w:r>
-              <w:rPr>
-                <w:b w:val="0"/>
-                <w:sz w:val="18"/>
-              </w:rPr>
-              <w:t>S3</w:t>
-            </w:r>
-          </w:p>
-        </w:tc>
-        <w:tc>
-          <w:tcPr>
-            <w:tcW w:type="dxa" w:w="1987"/>
-          </w:tcPr>
-          <w:p>
-            <w:pPr>
-              <w:spacing w:after="0"/>
-            </w:pPr>
-            <w:r/>
-            <w:r>
-              <w:rPr>
-                <w:b w:val="0"/>
-                <w:sz w:val="18"/>
-              </w:rPr>
-              <w:t>Registrar troca de ativos entre professores ou salas sem perder rastreabilidade.</w:t>
-            </w:r>
-          </w:p>
-        </w:tc>
-      </w:tr>
-    </w:tbl>
-    <w:p>
-      <w:pPr>
-        <w:pStyle w:val="Heading1"/>
-      </w:pPr>
-      <w:r>
-        <w:t>6. Modelagem UML Inicial</w:t>
-      </w:r>
-    </w:p>
-    <w:p>
-      <w:pPr>
-        <w:pStyle w:val="Heading2"/>
-      </w:pPr>
-      <w:r>
-        <w:t>6.1 Diagrama de Casos de Uso</w:t>
-      </w:r>
-    </w:p>
-    <w:p>
-      <w:r>
-        <w:t>O diagrama representa as interações macro entre Professor, Atendente e Coordenação com o Sistema GAC.</w:t>
-      </w:r>
-    </w:p>
-    <w:p>
       <w:r>
         <w:drawing>
           <wp:inline xmlns:a="http://schemas.openxmlformats.org/drawingml/2006/main" xmlns:pic="http://schemas.openxmlformats.org/drawingml/2006/picture">
-            <wp:extent cx="6126480" cy="3644868"/>
+            <wp:extent cx="7589520" cy="9821732"/>
             <wp:docPr id="1" name="Picture 1"/>
             <wp:cNvGraphicFramePr>
               <a:graphicFrameLocks noChangeAspect="1"/>
@@ -5088,7 +18,7 @@
               <a:graphicData uri="http://schemas.openxmlformats.org/drawingml/2006/picture">
                 <pic:pic>
                   <pic:nvPicPr>
-                    <pic:cNvPr id="0" name="casos_uso.png"/>
+                    <pic:cNvPr id="0" name="page_01.png"/>
                     <pic:cNvPicPr/>
                   </pic:nvPicPr>
                   <pic:blipFill>
@@ -5100,7 +30,7 @@
                   <pic:spPr>
                     <a:xfrm>
                       <a:off x="0" y="0"/>
-                      <a:ext cx="6126480" cy="3644868"/>
+                      <a:ext cx="7589520" cy="9821732"/>
                     </a:xfrm>
                     <a:prstGeom prst="rect"/>
                   </pic:spPr>
@@ -5109,26 +39,17 @@
             </a:graphic>
           </wp:inline>
         </w:drawing>
+        <w:br w:type="page"/>
       </w:r>
     </w:p>
     <w:p>
       <w:pPr>
-        <w:pStyle w:val="Heading2"/>
+        <w:spacing w:before="0" w:after="0" w:line="240" w:lineRule="auto"/>
       </w:pPr>
-      <w:r>
-        <w:t>6.2 Diagrama de Classes</w:t>
-      </w:r>
-    </w:p>
-    <w:p>
-      <w:r>
-        <w:t>O modelo inicial contém as classes centrais Professor, Ativo, Empréstimo, TermoResponsabilidade e Ocorrência.</w:t>
-      </w:r>
-    </w:p>
-    <w:p>
       <w:r>
         <w:drawing>
           <wp:inline xmlns:a="http://schemas.openxmlformats.org/drawingml/2006/main" xmlns:pic="http://schemas.openxmlformats.org/drawingml/2006/picture">
-            <wp:extent cx="6126480" cy="3793137"/>
+            <wp:extent cx="7589520" cy="9821732"/>
             <wp:docPr id="2" name="Picture 2"/>
             <wp:cNvGraphicFramePr>
               <a:graphicFrameLocks noChangeAspect="1"/>
@@ -5137,7 +58,7 @@
               <a:graphicData uri="http://schemas.openxmlformats.org/drawingml/2006/picture">
                 <pic:pic>
                   <pic:nvPicPr>
-                    <pic:cNvPr id="0" name="classes.png"/>
+                    <pic:cNvPr id="0" name="page_02.png"/>
                     <pic:cNvPicPr/>
                   </pic:nvPicPr>
                   <pic:blipFill>
@@ -5149,7 +70,7 @@
                   <pic:spPr>
                     <a:xfrm>
                       <a:off x="0" y="0"/>
-                      <a:ext cx="6126480" cy="3793137"/>
+                      <a:ext cx="7589520" cy="9821732"/>
                     </a:xfrm>
                     <a:prstGeom prst="rect"/>
                   </pic:spPr>
@@ -5158,26 +79,17 @@
             </a:graphic>
           </wp:inline>
         </w:drawing>
+        <w:br w:type="page"/>
       </w:r>
     </w:p>
     <w:p>
       <w:pPr>
-        <w:pStyle w:val="Heading2"/>
+        <w:spacing w:before="0" w:after="0" w:line="240" w:lineRule="auto"/>
       </w:pPr>
-      <w:r>
-        <w:t>6.3 Diagrama de Sequência</w:t>
-      </w:r>
-    </w:p>
-    <w:p>
-      <w:r>
-        <w:t>A sequência descreve o fluxo principal de solicitação, validação, assinatura digital, registro e liberação do ativo.</w:t>
-      </w:r>
-    </w:p>
-    <w:p>
       <w:r>
         <w:drawing>
           <wp:inline xmlns:a="http://schemas.openxmlformats.org/drawingml/2006/main" xmlns:pic="http://schemas.openxmlformats.org/drawingml/2006/picture">
-            <wp:extent cx="6126480" cy="3561313"/>
+            <wp:extent cx="7589520" cy="9821732"/>
             <wp:docPr id="3" name="Picture 3"/>
             <wp:cNvGraphicFramePr>
               <a:graphicFrameLocks noChangeAspect="1"/>
@@ -5186,7 +98,7 @@
               <a:graphicData uri="http://schemas.openxmlformats.org/drawingml/2006/picture">
                 <pic:pic>
                   <pic:nvPicPr>
-                    <pic:cNvPr id="0" name="sequencia.png"/>
+                    <pic:cNvPr id="0" name="page_03.png"/>
                     <pic:cNvPicPr/>
                   </pic:nvPicPr>
                   <pic:blipFill>
@@ -5198,7 +110,7 @@
                   <pic:spPr>
                     <a:xfrm>
                       <a:off x="0" y="0"/>
-                      <a:ext cx="6126480" cy="3561313"/>
+                      <a:ext cx="7589520" cy="9821732"/>
                     </a:xfrm>
                     <a:prstGeom prst="rect"/>
                   </pic:spPr>
@@ -5207,29 +119,17 @@
             </a:graphic>
           </wp:inline>
         </w:drawing>
+        <w:br w:type="page"/>
       </w:r>
     </w:p>
     <w:p>
       <w:pPr>
-        <w:pStyle w:val="Heading2"/>
-      </w:pPr>
-      <w:r>
-        <w:t>6.4 Diagrama de Componentes</w:t>
-      </w:r>
-    </w:p>
-    <w:p>
-      <w:r>
-        <w:t>O diagrama de componentes apresenta a organização lógica da solução, destacando usuários, interface web/mobile, API/serviços GAC, banco de dados, identificação QR Code/NFC, arquivos, relatórios e ferramentas de apoio.</w:t>
-      </w:r>
-    </w:p>
-    <w:p>
-      <w:pPr>
-        <w:jc w:val="center"/>
+        <w:spacing w:before="0" w:after="0" w:line="240" w:lineRule="auto"/>
       </w:pPr>
       <w:r>
         <w:drawing>
           <wp:inline xmlns:a="http://schemas.openxmlformats.org/drawingml/2006/main" xmlns:pic="http://schemas.openxmlformats.org/drawingml/2006/picture">
-            <wp:extent cx="5897880" cy="2794121"/>
+            <wp:extent cx="7589520" cy="9821732"/>
             <wp:docPr id="4" name="Picture 4"/>
             <wp:cNvGraphicFramePr>
               <a:graphicFrameLocks noChangeAspect="1"/>
@@ -5238,7 +138,7 @@
               <a:graphicData uri="http://schemas.openxmlformats.org/drawingml/2006/picture">
                 <pic:pic>
                   <pic:nvPicPr>
-                    <pic:cNvPr id="0" name="diagrama_componentes_gac.png"/>
+                    <pic:cNvPr id="0" name="page_04.png"/>
                     <pic:cNvPicPr/>
                   </pic:nvPicPr>
                   <pic:blipFill>
@@ -5250,7 +150,7 @@
                   <pic:spPr>
                     <a:xfrm>
                       <a:off x="0" y="0"/>
-                      <a:ext cx="5897880" cy="2794121"/>
+                      <a:ext cx="7589520" cy="9821732"/>
                     </a:xfrm>
                     <a:prstGeom prst="rect"/>
                   </pic:spPr>
@@ -5259,41 +159,17 @@
             </a:graphic>
           </wp:inline>
         </w:drawing>
+        <w:br w:type="page"/>
       </w:r>
     </w:p>
     <w:p>
       <w:pPr>
-        <w:jc w:val="center"/>
-      </w:pPr>
-      <w:r>
-        <w:rPr>
-          <w:i/>
-          <w:sz w:val="18"/>
-        </w:rPr>
-        <w:t>Figura 4 - Diagrama de Componentes do Sistema GAC</w:t>
-      </w:r>
-    </w:p>
-    <w:p>
-      <w:pPr>
-        <w:pStyle w:val="Heading2"/>
-      </w:pPr>
-      <w:r>
-        <w:t>6.5 Diagrama de Implantação</w:t>
-      </w:r>
-    </w:p>
-    <w:p>
-      <w:r>
-        <w:t>O diagrama de implantação mostra a distribuição da solução em dispositivos dos usuários, ambiente web/nuvem e camada de persistência/governança, incluindo frontend, API, autenticação, armazenamento de arquivos, banco de dados, backup e logs.</w:t>
-      </w:r>
-    </w:p>
-    <w:p>
-      <w:pPr>
-        <w:jc w:val="center"/>
+        <w:spacing w:before="0" w:after="0" w:line="240" w:lineRule="auto"/>
       </w:pPr>
       <w:r>
         <w:drawing>
           <wp:inline xmlns:a="http://schemas.openxmlformats.org/drawingml/2006/main" xmlns:pic="http://schemas.openxmlformats.org/drawingml/2006/picture">
-            <wp:extent cx="5897880" cy="3604260"/>
+            <wp:extent cx="7589520" cy="9821732"/>
             <wp:docPr id="5" name="Picture 5"/>
             <wp:cNvGraphicFramePr>
               <a:graphicFrameLocks noChangeAspect="1"/>
@@ -5302,7 +178,7 @@
               <a:graphicData uri="http://schemas.openxmlformats.org/drawingml/2006/picture">
                 <pic:pic>
                   <pic:nvPicPr>
-                    <pic:cNvPr id="0" name="diagrama_implantacao_gac.png"/>
+                    <pic:cNvPr id="0" name="page_05.png"/>
                     <pic:cNvPicPr/>
                   </pic:nvPicPr>
                   <pic:blipFill>
@@ -5314,7 +190,447 @@
                   <pic:spPr>
                     <a:xfrm>
                       <a:off x="0" y="0"/>
-                      <a:ext cx="5897880" cy="3604260"/>
+                      <a:ext cx="7589520" cy="9821732"/>
+                    </a:xfrm>
+                    <a:prstGeom prst="rect"/>
+                  </pic:spPr>
+                </pic:pic>
+              </a:graphicData>
+            </a:graphic>
+          </wp:inline>
+        </w:drawing>
+        <w:br w:type="page"/>
+      </w:r>
+    </w:p>
+    <w:p>
+      <w:pPr>
+        <w:spacing w:before="0" w:after="0" w:line="240" w:lineRule="auto"/>
+      </w:pPr>
+      <w:r>
+        <w:drawing>
+          <wp:inline xmlns:a="http://schemas.openxmlformats.org/drawingml/2006/main" xmlns:pic="http://schemas.openxmlformats.org/drawingml/2006/picture">
+            <wp:extent cx="7589520" cy="9821732"/>
+            <wp:docPr id="6" name="Picture 6"/>
+            <wp:cNvGraphicFramePr>
+              <a:graphicFrameLocks noChangeAspect="1"/>
+            </wp:cNvGraphicFramePr>
+            <a:graphic>
+              <a:graphicData uri="http://schemas.openxmlformats.org/drawingml/2006/picture">
+                <pic:pic>
+                  <pic:nvPicPr>
+                    <pic:cNvPr id="0" name="page_06.png"/>
+                    <pic:cNvPicPr/>
+                  </pic:nvPicPr>
+                  <pic:blipFill>
+                    <a:blip r:embed="rId14"/>
+                    <a:stretch>
+                      <a:fillRect/>
+                    </a:stretch>
+                  </pic:blipFill>
+                  <pic:spPr>
+                    <a:xfrm>
+                      <a:off x="0" y="0"/>
+                      <a:ext cx="7589520" cy="9821732"/>
+                    </a:xfrm>
+                    <a:prstGeom prst="rect"/>
+                  </pic:spPr>
+                </pic:pic>
+              </a:graphicData>
+            </a:graphic>
+          </wp:inline>
+        </w:drawing>
+        <w:br w:type="page"/>
+      </w:r>
+    </w:p>
+    <w:p>
+      <w:pPr>
+        <w:spacing w:before="0" w:after="0" w:line="240" w:lineRule="auto"/>
+      </w:pPr>
+      <w:r>
+        <w:drawing>
+          <wp:inline xmlns:a="http://schemas.openxmlformats.org/drawingml/2006/main" xmlns:pic="http://schemas.openxmlformats.org/drawingml/2006/picture">
+            <wp:extent cx="7589520" cy="9821732"/>
+            <wp:docPr id="7" name="Picture 7"/>
+            <wp:cNvGraphicFramePr>
+              <a:graphicFrameLocks noChangeAspect="1"/>
+            </wp:cNvGraphicFramePr>
+            <a:graphic>
+              <a:graphicData uri="http://schemas.openxmlformats.org/drawingml/2006/picture">
+                <pic:pic>
+                  <pic:nvPicPr>
+                    <pic:cNvPr id="0" name="page_07.png"/>
+                    <pic:cNvPicPr/>
+                  </pic:nvPicPr>
+                  <pic:blipFill>
+                    <a:blip r:embed="rId15"/>
+                    <a:stretch>
+                      <a:fillRect/>
+                    </a:stretch>
+                  </pic:blipFill>
+                  <pic:spPr>
+                    <a:xfrm>
+                      <a:off x="0" y="0"/>
+                      <a:ext cx="7589520" cy="9821732"/>
+                    </a:xfrm>
+                    <a:prstGeom prst="rect"/>
+                  </pic:spPr>
+                </pic:pic>
+              </a:graphicData>
+            </a:graphic>
+          </wp:inline>
+        </w:drawing>
+        <w:br w:type="page"/>
+      </w:r>
+    </w:p>
+    <w:p>
+      <w:pPr>
+        <w:spacing w:before="0" w:after="0" w:line="240" w:lineRule="auto"/>
+      </w:pPr>
+      <w:r>
+        <w:drawing>
+          <wp:inline xmlns:a="http://schemas.openxmlformats.org/drawingml/2006/main" xmlns:pic="http://schemas.openxmlformats.org/drawingml/2006/picture">
+            <wp:extent cx="7589520" cy="9821732"/>
+            <wp:docPr id="8" name="Picture 8"/>
+            <wp:cNvGraphicFramePr>
+              <a:graphicFrameLocks noChangeAspect="1"/>
+            </wp:cNvGraphicFramePr>
+            <a:graphic>
+              <a:graphicData uri="http://schemas.openxmlformats.org/drawingml/2006/picture">
+                <pic:pic>
+                  <pic:nvPicPr>
+                    <pic:cNvPr id="0" name="page_08.png"/>
+                    <pic:cNvPicPr/>
+                  </pic:nvPicPr>
+                  <pic:blipFill>
+                    <a:blip r:embed="rId16"/>
+                    <a:stretch>
+                      <a:fillRect/>
+                    </a:stretch>
+                  </pic:blipFill>
+                  <pic:spPr>
+                    <a:xfrm>
+                      <a:off x="0" y="0"/>
+                      <a:ext cx="7589520" cy="9821732"/>
+                    </a:xfrm>
+                    <a:prstGeom prst="rect"/>
+                  </pic:spPr>
+                </pic:pic>
+              </a:graphicData>
+            </a:graphic>
+          </wp:inline>
+        </w:drawing>
+        <w:br w:type="page"/>
+      </w:r>
+    </w:p>
+    <w:p>
+      <w:pPr>
+        <w:spacing w:before="0" w:after="0" w:line="240" w:lineRule="auto"/>
+      </w:pPr>
+      <w:r>
+        <w:drawing>
+          <wp:inline xmlns:a="http://schemas.openxmlformats.org/drawingml/2006/main" xmlns:pic="http://schemas.openxmlformats.org/drawingml/2006/picture">
+            <wp:extent cx="7589520" cy="9821732"/>
+            <wp:docPr id="9" name="Picture 9"/>
+            <wp:cNvGraphicFramePr>
+              <a:graphicFrameLocks noChangeAspect="1"/>
+            </wp:cNvGraphicFramePr>
+            <a:graphic>
+              <a:graphicData uri="http://schemas.openxmlformats.org/drawingml/2006/picture">
+                <pic:pic>
+                  <pic:nvPicPr>
+                    <pic:cNvPr id="0" name="page_09.png"/>
+                    <pic:cNvPicPr/>
+                  </pic:nvPicPr>
+                  <pic:blipFill>
+                    <a:blip r:embed="rId17"/>
+                    <a:stretch>
+                      <a:fillRect/>
+                    </a:stretch>
+                  </pic:blipFill>
+                  <pic:spPr>
+                    <a:xfrm>
+                      <a:off x="0" y="0"/>
+                      <a:ext cx="7589520" cy="9821732"/>
+                    </a:xfrm>
+                    <a:prstGeom prst="rect"/>
+                  </pic:spPr>
+                </pic:pic>
+              </a:graphicData>
+            </a:graphic>
+          </wp:inline>
+        </w:drawing>
+        <w:br w:type="page"/>
+      </w:r>
+    </w:p>
+    <w:p>
+      <w:pPr>
+        <w:spacing w:before="0" w:after="0" w:line="240" w:lineRule="auto"/>
+      </w:pPr>
+      <w:r>
+        <w:drawing>
+          <wp:inline xmlns:a="http://schemas.openxmlformats.org/drawingml/2006/main" xmlns:pic="http://schemas.openxmlformats.org/drawingml/2006/picture">
+            <wp:extent cx="7589520" cy="9821732"/>
+            <wp:docPr id="10" name="Picture 10"/>
+            <wp:cNvGraphicFramePr>
+              <a:graphicFrameLocks noChangeAspect="1"/>
+            </wp:cNvGraphicFramePr>
+            <a:graphic>
+              <a:graphicData uri="http://schemas.openxmlformats.org/drawingml/2006/picture">
+                <pic:pic>
+                  <pic:nvPicPr>
+                    <pic:cNvPr id="0" name="page_10.png"/>
+                    <pic:cNvPicPr/>
+                  </pic:nvPicPr>
+                  <pic:blipFill>
+                    <a:blip r:embed="rId18"/>
+                    <a:stretch>
+                      <a:fillRect/>
+                    </a:stretch>
+                  </pic:blipFill>
+                  <pic:spPr>
+                    <a:xfrm>
+                      <a:off x="0" y="0"/>
+                      <a:ext cx="7589520" cy="9821732"/>
+                    </a:xfrm>
+                    <a:prstGeom prst="rect"/>
+                  </pic:spPr>
+                </pic:pic>
+              </a:graphicData>
+            </a:graphic>
+          </wp:inline>
+        </w:drawing>
+        <w:br w:type="page"/>
+      </w:r>
+    </w:p>
+    <w:p>
+      <w:pPr>
+        <w:spacing w:before="0" w:after="0" w:line="240" w:lineRule="auto"/>
+      </w:pPr>
+      <w:r>
+        <w:drawing>
+          <wp:inline xmlns:a="http://schemas.openxmlformats.org/drawingml/2006/main" xmlns:pic="http://schemas.openxmlformats.org/drawingml/2006/picture">
+            <wp:extent cx="7589520" cy="9821732"/>
+            <wp:docPr id="11" name="Picture 11"/>
+            <wp:cNvGraphicFramePr>
+              <a:graphicFrameLocks noChangeAspect="1"/>
+            </wp:cNvGraphicFramePr>
+            <a:graphic>
+              <a:graphicData uri="http://schemas.openxmlformats.org/drawingml/2006/picture">
+                <pic:pic>
+                  <pic:nvPicPr>
+                    <pic:cNvPr id="0" name="page_11.png"/>
+                    <pic:cNvPicPr/>
+                  </pic:nvPicPr>
+                  <pic:blipFill>
+                    <a:blip r:embed="rId19"/>
+                    <a:stretch>
+                      <a:fillRect/>
+                    </a:stretch>
+                  </pic:blipFill>
+                  <pic:spPr>
+                    <a:xfrm>
+                      <a:off x="0" y="0"/>
+                      <a:ext cx="7589520" cy="9821732"/>
+                    </a:xfrm>
+                    <a:prstGeom prst="rect"/>
+                  </pic:spPr>
+                </pic:pic>
+              </a:graphicData>
+            </a:graphic>
+          </wp:inline>
+        </w:drawing>
+        <w:br w:type="page"/>
+      </w:r>
+    </w:p>
+    <w:p>
+      <w:pPr>
+        <w:spacing w:before="0" w:after="0" w:line="240" w:lineRule="auto"/>
+      </w:pPr>
+      <w:r>
+        <w:drawing>
+          <wp:inline xmlns:a="http://schemas.openxmlformats.org/drawingml/2006/main" xmlns:pic="http://schemas.openxmlformats.org/drawingml/2006/picture">
+            <wp:extent cx="7589520" cy="9821732"/>
+            <wp:docPr id="12" name="Picture 12"/>
+            <wp:cNvGraphicFramePr>
+              <a:graphicFrameLocks noChangeAspect="1"/>
+            </wp:cNvGraphicFramePr>
+            <a:graphic>
+              <a:graphicData uri="http://schemas.openxmlformats.org/drawingml/2006/picture">
+                <pic:pic>
+                  <pic:nvPicPr>
+                    <pic:cNvPr id="0" name="page_12.png"/>
+                    <pic:cNvPicPr/>
+                  </pic:nvPicPr>
+                  <pic:blipFill>
+                    <a:blip r:embed="rId20"/>
+                    <a:stretch>
+                      <a:fillRect/>
+                    </a:stretch>
+                  </pic:blipFill>
+                  <pic:spPr>
+                    <a:xfrm>
+                      <a:off x="0" y="0"/>
+                      <a:ext cx="7589520" cy="9821732"/>
+                    </a:xfrm>
+                    <a:prstGeom prst="rect"/>
+                  </pic:spPr>
+                </pic:pic>
+              </a:graphicData>
+            </a:graphic>
+          </wp:inline>
+        </w:drawing>
+        <w:br w:type="page"/>
+      </w:r>
+    </w:p>
+    <w:p>
+      <w:pPr>
+        <w:spacing w:before="0" w:after="0" w:line="240" w:lineRule="auto"/>
+      </w:pPr>
+      <w:r>
+        <w:drawing>
+          <wp:inline xmlns:a="http://schemas.openxmlformats.org/drawingml/2006/main" xmlns:pic="http://schemas.openxmlformats.org/drawingml/2006/picture">
+            <wp:extent cx="7589520" cy="9821732"/>
+            <wp:docPr id="13" name="Picture 13"/>
+            <wp:cNvGraphicFramePr>
+              <a:graphicFrameLocks noChangeAspect="1"/>
+            </wp:cNvGraphicFramePr>
+            <a:graphic>
+              <a:graphicData uri="http://schemas.openxmlformats.org/drawingml/2006/picture">
+                <pic:pic>
+                  <pic:nvPicPr>
+                    <pic:cNvPr id="0" name="page_13.png"/>
+                    <pic:cNvPicPr/>
+                  </pic:nvPicPr>
+                  <pic:blipFill>
+                    <a:blip r:embed="rId21"/>
+                    <a:stretch>
+                      <a:fillRect/>
+                    </a:stretch>
+                  </pic:blipFill>
+                  <pic:spPr>
+                    <a:xfrm>
+                      <a:off x="0" y="0"/>
+                      <a:ext cx="7589520" cy="9821732"/>
+                    </a:xfrm>
+                    <a:prstGeom prst="rect"/>
+                  </pic:spPr>
+                </pic:pic>
+              </a:graphicData>
+            </a:graphic>
+          </wp:inline>
+        </w:drawing>
+        <w:br w:type="page"/>
+      </w:r>
+    </w:p>
+    <w:p>
+      <w:pPr>
+        <w:spacing w:before="0" w:after="0" w:line="240" w:lineRule="auto"/>
+      </w:pPr>
+      <w:r>
+        <w:drawing>
+          <wp:inline xmlns:a="http://schemas.openxmlformats.org/drawingml/2006/main" xmlns:pic="http://schemas.openxmlformats.org/drawingml/2006/picture">
+            <wp:extent cx="7589520" cy="9821732"/>
+            <wp:docPr id="14" name="Picture 14"/>
+            <wp:cNvGraphicFramePr>
+              <a:graphicFrameLocks noChangeAspect="1"/>
+            </wp:cNvGraphicFramePr>
+            <a:graphic>
+              <a:graphicData uri="http://schemas.openxmlformats.org/drawingml/2006/picture">
+                <pic:pic>
+                  <pic:nvPicPr>
+                    <pic:cNvPr id="0" name="page_14.png"/>
+                    <pic:cNvPicPr/>
+                  </pic:nvPicPr>
+                  <pic:blipFill>
+                    <a:blip r:embed="rId22"/>
+                    <a:stretch>
+                      <a:fillRect/>
+                    </a:stretch>
+                  </pic:blipFill>
+                  <pic:spPr>
+                    <a:xfrm>
+                      <a:off x="0" y="0"/>
+                      <a:ext cx="7589520" cy="9821732"/>
+                    </a:xfrm>
+                    <a:prstGeom prst="rect"/>
+                  </pic:spPr>
+                </pic:pic>
+              </a:graphicData>
+            </a:graphic>
+          </wp:inline>
+        </w:drawing>
+        <w:br w:type="page"/>
+      </w:r>
+    </w:p>
+    <w:p>
+      <w:pPr>
+        <w:spacing w:before="0" w:after="0" w:line="240" w:lineRule="auto"/>
+      </w:pPr>
+      <w:r>
+        <w:drawing>
+          <wp:inline xmlns:a="http://schemas.openxmlformats.org/drawingml/2006/main" xmlns:pic="http://schemas.openxmlformats.org/drawingml/2006/picture">
+            <wp:extent cx="7589520" cy="9821732"/>
+            <wp:docPr id="15" name="Picture 15"/>
+            <wp:cNvGraphicFramePr>
+              <a:graphicFrameLocks noChangeAspect="1"/>
+            </wp:cNvGraphicFramePr>
+            <a:graphic>
+              <a:graphicData uri="http://schemas.openxmlformats.org/drawingml/2006/picture">
+                <pic:pic>
+                  <pic:nvPicPr>
+                    <pic:cNvPr id="0" name="page_15.png"/>
+                    <pic:cNvPicPr/>
+                  </pic:nvPicPr>
+                  <pic:blipFill>
+                    <a:blip r:embed="rId23"/>
+                    <a:stretch>
+                      <a:fillRect/>
+                    </a:stretch>
+                  </pic:blipFill>
+                  <pic:spPr>
+                    <a:xfrm>
+                      <a:off x="0" y="0"/>
+                      <a:ext cx="7589520" cy="9821732"/>
+                    </a:xfrm>
+                    <a:prstGeom prst="rect"/>
+                  </pic:spPr>
+                </pic:pic>
+              </a:graphicData>
+            </a:graphic>
+          </wp:inline>
+        </w:drawing>
+        <w:br w:type="page"/>
+      </w:r>
+    </w:p>
+    <w:p>
+      <w:pPr>
+        <w:spacing w:before="0" w:after="0" w:line="240" w:lineRule="auto"/>
+      </w:pPr>
+      <w:r>
+        <w:drawing>
+          <wp:inline xmlns:a="http://schemas.openxmlformats.org/drawingml/2006/main" xmlns:pic="http://schemas.openxmlformats.org/drawingml/2006/picture">
+            <wp:extent cx="7589520" cy="9821732"/>
+            <wp:docPr id="16" name="Picture 16"/>
+            <wp:cNvGraphicFramePr>
+              <a:graphicFrameLocks noChangeAspect="1"/>
+            </wp:cNvGraphicFramePr>
+            <a:graphic>
+              <a:graphicData uri="http://schemas.openxmlformats.org/drawingml/2006/picture">
+                <pic:pic>
+                  <pic:nvPicPr>
+                    <pic:cNvPr id="0" name="page_16.png"/>
+                    <pic:cNvPicPr/>
+                  </pic:nvPicPr>
+                  <pic:blipFill>
+                    <a:blip r:embed="rId24"/>
+                    <a:stretch>
+                      <a:fillRect/>
+                    </a:stretch>
+                  </pic:blipFill>
+                  <pic:spPr>
+                    <a:xfrm>
+                      <a:off x="0" y="0"/>
+                      <a:ext cx="7589520" cy="9821732"/>
                     </a:xfrm>
                     <a:prstGeom prst="rect"/>
                   </pic:spPr>
@@ -5325,924 +641,9 @@
         </w:drawing>
       </w:r>
     </w:p>
-    <w:p>
-      <w:pPr>
-        <w:jc w:val="center"/>
-      </w:pPr>
-      <w:r>
-        <w:rPr>
-          <w:i/>
-          <w:sz w:val="18"/>
-        </w:rPr>
-        <w:t>Figura 5 - Diagrama de Implantação do Sistema GAC com tecnologias aplicadas</w:t>
-      </w:r>
-    </w:p>
-    <w:p>
-      <w:pPr>
-        <w:pStyle w:val="Heading1"/>
-      </w:pPr>
-      <w:r>
-        <w:t>7. Glossário</w:t>
-      </w:r>
-    </w:p>
-    <w:tbl>
-      <w:tblPr>
-        <w:tblStyle w:val="TableGrid"/>
-        <w:tblW w:type="auto" w:w="0"/>
-        <w:jc w:val="center"/>
-        <w:tblLook w:firstColumn="1" w:firstRow="1" w:lastColumn="0" w:lastRow="0" w:noHBand="0" w:noVBand="1" w:val="04A0"/>
-      </w:tblPr>
-      <w:tblGrid>
-        <w:gridCol w:w="4968"/>
-        <w:gridCol w:w="4968"/>
-      </w:tblGrid>
-      <w:tr>
-        <w:tc>
-          <w:tcPr>
-            <w:tcW w:type="dxa" w:w="4968"/>
-            <w:vAlign w:val="top"/>
-            <w:shd w:fill="1F4E79"/>
-          </w:tcPr>
-          <w:p>
-            <w:pPr>
-              <w:spacing w:after="0"/>
-            </w:pPr>
-            <w:r>
-              <w:rPr>
-                <w:b/>
-                <w:color w:val="FFFFFF"/>
-              </w:rPr>
-            </w:r>
-            <w:r>
-              <w:rPr>
-                <w:b/>
-                <w:color w:val="FFFFFF"/>
-                <w:sz w:val="18"/>
-              </w:rPr>
-              <w:t>Termo</w:t>
-            </w:r>
-          </w:p>
-        </w:tc>
-        <w:tc>
-          <w:tcPr>
-            <w:tcW w:type="dxa" w:w="4968"/>
-            <w:vAlign w:val="top"/>
-            <w:shd w:fill="1F4E79"/>
-          </w:tcPr>
-          <w:p>
-            <w:pPr>
-              <w:spacing w:after="0"/>
-            </w:pPr>
-            <w:r>
-              <w:rPr>
-                <w:b/>
-                <w:color w:val="FFFFFF"/>
-              </w:rPr>
-            </w:r>
-            <w:r>
-              <w:rPr>
-                <w:b/>
-                <w:color w:val="FFFFFF"/>
-                <w:sz w:val="18"/>
-              </w:rPr>
-              <w:t>Definição</w:t>
-            </w:r>
-          </w:p>
-        </w:tc>
-      </w:tr>
-      <w:tr>
-        <w:tc>
-          <w:tcPr>
-            <w:tcW w:type="dxa" w:w="4968"/>
-          </w:tcPr>
-          <w:p>
-            <w:pPr>
-              <w:spacing w:after="0"/>
-            </w:pPr>
-            <w:r/>
-            <w:r>
-              <w:rPr>
-                <w:b/>
-                <w:sz w:val="18"/>
-              </w:rPr>
-              <w:t>Ativo</w:t>
-            </w:r>
-          </w:p>
-        </w:tc>
-        <w:tc>
-          <w:tcPr>
-            <w:tcW w:type="dxa" w:w="4968"/>
-          </w:tcPr>
-          <w:p>
-            <w:pPr>
-              <w:spacing w:after="0"/>
-            </w:pPr>
-            <w:r/>
-            <w:r>
-              <w:rPr>
-                <w:b w:val="0"/>
-                <w:sz w:val="18"/>
-              </w:rPr>
-              <w:t>Bem controlado pelo CCT, como projetor, cabo, adaptador ou chave.</w:t>
-            </w:r>
-          </w:p>
-        </w:tc>
-      </w:tr>
-      <w:tr>
-        <w:tc>
-          <w:tcPr>
-            <w:tcW w:type="dxa" w:w="4968"/>
-          </w:tcPr>
-          <w:p>
-            <w:pPr>
-              <w:spacing w:after="0"/>
-            </w:pPr>
-            <w:r/>
-            <w:r>
-              <w:rPr>
-                <w:b/>
-                <w:sz w:val="18"/>
-              </w:rPr>
-              <w:t>Empréstimo</w:t>
-            </w:r>
-          </w:p>
-        </w:tc>
-        <w:tc>
-          <w:tcPr>
-            <w:tcW w:type="dxa" w:w="4968"/>
-          </w:tcPr>
-          <w:p>
-            <w:pPr>
-              <w:spacing w:after="0"/>
-            </w:pPr>
-            <w:r/>
-            <w:r>
-              <w:rPr>
-                <w:b w:val="0"/>
-                <w:sz w:val="18"/>
-              </w:rPr>
-              <w:t>Retirada temporária de um ativo por professor ou usuário autorizado.</w:t>
-            </w:r>
-          </w:p>
-        </w:tc>
-      </w:tr>
-      <w:tr>
-        <w:tc>
-          <w:tcPr>
-            <w:tcW w:type="dxa" w:w="4968"/>
-          </w:tcPr>
-          <w:p>
-            <w:pPr>
-              <w:spacing w:after="0"/>
-            </w:pPr>
-            <w:r/>
-            <w:r>
-              <w:rPr>
-                <w:b/>
-                <w:sz w:val="18"/>
-              </w:rPr>
-              <w:t>Devolução</w:t>
-            </w:r>
-          </w:p>
-        </w:tc>
-        <w:tc>
-          <w:tcPr>
-            <w:tcW w:type="dxa" w:w="4968"/>
-          </w:tcPr>
-          <w:p>
-            <w:pPr>
-              <w:spacing w:after="0"/>
-            </w:pPr>
-            <w:r/>
-            <w:r>
-              <w:rPr>
-                <w:b w:val="0"/>
-                <w:sz w:val="18"/>
-              </w:rPr>
-              <w:t>Entrega do ativo ao CCT após o uso, com baixa no sistema.</w:t>
-            </w:r>
-          </w:p>
-        </w:tc>
-      </w:tr>
-      <w:tr>
-        <w:tc>
-          <w:tcPr>
-            <w:tcW w:type="dxa" w:w="4968"/>
-          </w:tcPr>
-          <w:p>
-            <w:pPr>
-              <w:spacing w:after="0"/>
-            </w:pPr>
-            <w:r/>
-            <w:r>
-              <w:rPr>
-                <w:b/>
-                <w:sz w:val="18"/>
-              </w:rPr>
-              <w:t>Checklist</w:t>
-            </w:r>
-          </w:p>
-        </w:tc>
-        <w:tc>
-          <w:tcPr>
-            <w:tcW w:type="dxa" w:w="4968"/>
-          </w:tcPr>
-          <w:p>
-            <w:pPr>
-              <w:spacing w:after="0"/>
-            </w:pPr>
-            <w:r/>
-            <w:r>
-              <w:rPr>
-                <w:b w:val="0"/>
-                <w:sz w:val="18"/>
-              </w:rPr>
-              <w:t>Lista obrigatória de conferência de acessórios e estado físico.</w:t>
-            </w:r>
-          </w:p>
-        </w:tc>
-      </w:tr>
-      <w:tr>
-        <w:tc>
-          <w:tcPr>
-            <w:tcW w:type="dxa" w:w="4968"/>
-          </w:tcPr>
-          <w:p>
-            <w:pPr>
-              <w:spacing w:after="0"/>
-            </w:pPr>
-            <w:r/>
-            <w:r>
-              <w:rPr>
-                <w:b/>
-                <w:sz w:val="18"/>
-              </w:rPr>
-              <w:t>Permuta</w:t>
-            </w:r>
-          </w:p>
-        </w:tc>
-        <w:tc>
-          <w:tcPr>
-            <w:tcW w:type="dxa" w:w="4968"/>
-          </w:tcPr>
-          <w:p>
-            <w:pPr>
-              <w:spacing w:after="0"/>
-            </w:pPr>
-            <w:r/>
-            <w:r>
-              <w:rPr>
-                <w:b w:val="0"/>
-                <w:sz w:val="18"/>
-              </w:rPr>
-              <w:t>Troca formal de ativo entre salas/professores durante uma ocorrência.</w:t>
-            </w:r>
-          </w:p>
-        </w:tc>
-      </w:tr>
-      <w:tr>
-        <w:tc>
-          <w:tcPr>
-            <w:tcW w:type="dxa" w:w="4968"/>
-          </w:tcPr>
-          <w:p>
-            <w:pPr>
-              <w:spacing w:after="0"/>
-            </w:pPr>
-            <w:r/>
-            <w:r>
-              <w:rPr>
-                <w:b/>
-                <w:sz w:val="18"/>
-              </w:rPr>
-              <w:t>QR Code/NFC</w:t>
-            </w:r>
-          </w:p>
-        </w:tc>
-        <w:tc>
-          <w:tcPr>
-            <w:tcW w:type="dxa" w:w="4968"/>
-          </w:tcPr>
-          <w:p>
-            <w:pPr>
-              <w:spacing w:after="0"/>
-            </w:pPr>
-            <w:r/>
-            <w:r>
-              <w:rPr>
-                <w:b w:val="0"/>
-                <w:sz w:val="18"/>
-              </w:rPr>
-              <w:t>Tecnologias para identificação e validação rápida dos ativos.</w:t>
-            </w:r>
-          </w:p>
-        </w:tc>
-      </w:tr>
-      <w:tr>
-        <w:tc>
-          <w:tcPr>
-            <w:tcW w:type="dxa" w:w="4968"/>
-          </w:tcPr>
-          <w:p>
-            <w:pPr>
-              <w:spacing w:after="0"/>
-            </w:pPr>
-            <w:r/>
-            <w:r>
-              <w:rPr>
-                <w:b/>
-                <w:sz w:val="18"/>
-              </w:rPr>
-              <w:t>Termo de Responsabilidade</w:t>
-            </w:r>
-          </w:p>
-        </w:tc>
-        <w:tc>
-          <w:tcPr>
-            <w:tcW w:type="dxa" w:w="4968"/>
-          </w:tcPr>
-          <w:p>
-            <w:pPr>
-              <w:spacing w:after="0"/>
-            </w:pPr>
-            <w:r/>
-            <w:r>
-              <w:rPr>
-                <w:b w:val="0"/>
-                <w:sz w:val="18"/>
-              </w:rPr>
-              <w:t>Aceite digital que registra a responsabilidade pelo uso do ativo.</w:t>
-            </w:r>
-          </w:p>
-        </w:tc>
-      </w:tr>
-      <w:tr>
-        <w:tc>
-          <w:tcPr>
-            <w:tcW w:type="dxa" w:w="4968"/>
-          </w:tcPr>
-          <w:p>
-            <w:pPr>
-              <w:spacing w:after="0"/>
-            </w:pPr>
-            <w:r/>
-            <w:r>
-              <w:rPr>
-                <w:b/>
-                <w:sz w:val="18"/>
-              </w:rPr>
-              <w:t>Dashboard</w:t>
-            </w:r>
-          </w:p>
-        </w:tc>
-        <w:tc>
-          <w:tcPr>
-            <w:tcW w:type="dxa" w:w="4968"/>
-          </w:tcPr>
-          <w:p>
-            <w:pPr>
-              <w:spacing w:after="0"/>
-            </w:pPr>
-            <w:r/>
-            <w:r>
-              <w:rPr>
-                <w:b w:val="0"/>
-                <w:sz w:val="18"/>
-              </w:rPr>
-              <w:t>Painel visual com indicadores, status e localização dos ativos.</w:t>
-            </w:r>
-          </w:p>
-        </w:tc>
-      </w:tr>
-    </w:tbl>
-    <w:p>
-      <w:pPr>
-        <w:pStyle w:val="Heading1"/>
-      </w:pPr>
-      <w:r>
-        <w:t>8. Checklist de Entrega</w:t>
-      </w:r>
-    </w:p>
-    <w:tbl>
-      <w:tblPr>
-        <w:tblStyle w:val="TableGrid"/>
-        <w:tblW w:type="auto" w:w="0"/>
-        <w:jc w:val="center"/>
-        <w:tblLook w:firstColumn="1" w:firstRow="1" w:lastColumn="0" w:lastRow="0" w:noHBand="0" w:noVBand="1" w:val="04A0"/>
-      </w:tblPr>
-      <w:tblGrid>
-        <w:gridCol w:w="4968"/>
-        <w:gridCol w:w="4968"/>
-      </w:tblGrid>
-      <w:tr>
-        <w:tc>
-          <w:tcPr>
-            <w:tcW w:type="dxa" w:w="4968"/>
-            <w:vAlign w:val="top"/>
-            <w:shd w:fill="1F4E79"/>
-          </w:tcPr>
-          <w:p>
-            <w:pPr>
-              <w:spacing w:after="0"/>
-            </w:pPr>
-            <w:r>
-              <w:rPr>
-                <w:b/>
-                <w:color w:val="FFFFFF"/>
-              </w:rPr>
-            </w:r>
-            <w:r>
-              <w:rPr>
-                <w:b/>
-                <w:color w:val="FFFFFF"/>
-                <w:sz w:val="18"/>
-              </w:rPr>
-              <w:t>Entregável obrigatório</w:t>
-            </w:r>
-          </w:p>
-        </w:tc>
-        <w:tc>
-          <w:tcPr>
-            <w:tcW w:type="dxa" w:w="4968"/>
-            <w:vAlign w:val="top"/>
-            <w:shd w:fill="1F4E79"/>
-          </w:tcPr>
-          <w:p>
-            <w:pPr>
-              <w:spacing w:after="0"/>
-            </w:pPr>
-            <w:r>
-              <w:rPr>
-                <w:b/>
-                <w:color w:val="FFFFFF"/>
-              </w:rPr>
-            </w:r>
-            <w:r>
-              <w:rPr>
-                <w:b/>
-                <w:color w:val="FFFFFF"/>
-                <w:sz w:val="18"/>
-              </w:rPr>
-              <w:t>Status no PDF</w:t>
-            </w:r>
-          </w:p>
-        </w:tc>
-      </w:tr>
-      <w:tr>
-        <w:tc>
-          <w:tcPr>
-            <w:tcW w:type="dxa" w:w="4968"/>
-          </w:tcPr>
-          <w:p>
-            <w:pPr>
-              <w:spacing w:after="0"/>
-            </w:pPr>
-            <w:r/>
-            <w:r>
-              <w:rPr>
-                <w:b w:val="0"/>
-                <w:sz w:val="18"/>
-              </w:rPr>
-              <w:t>Documento de Visão</w:t>
-            </w:r>
-          </w:p>
-        </w:tc>
-        <w:tc>
-          <w:tcPr>
-            <w:tcW w:type="dxa" w:w="4968"/>
-          </w:tcPr>
-          <w:p>
-            <w:pPr>
-              <w:spacing w:after="0"/>
-            </w:pPr>
-            <w:r/>
-            <w:r>
-              <w:rPr>
-                <w:b w:val="0"/>
-                <w:sz w:val="18"/>
-              </w:rPr>
-              <w:t>Incluído</w:t>
-            </w:r>
-          </w:p>
-        </w:tc>
-      </w:tr>
-      <w:tr>
-        <w:tc>
-          <w:tcPr>
-            <w:tcW w:type="dxa" w:w="4968"/>
-          </w:tcPr>
-          <w:p>
-            <w:pPr>
-              <w:spacing w:after="0"/>
-            </w:pPr>
-            <w:r/>
-            <w:r>
-              <w:rPr>
-                <w:b w:val="0"/>
-                <w:sz w:val="18"/>
-              </w:rPr>
-              <w:t>Identificação de Stakeholders</w:t>
-            </w:r>
-          </w:p>
-        </w:tc>
-        <w:tc>
-          <w:tcPr>
-            <w:tcW w:type="dxa" w:w="4968"/>
-          </w:tcPr>
-          <w:p>
-            <w:pPr>
-              <w:spacing w:after="0"/>
-            </w:pPr>
-            <w:r/>
-            <w:r>
-              <w:rPr>
-                <w:b w:val="0"/>
-                <w:sz w:val="18"/>
-              </w:rPr>
-              <w:t>Incluído</w:t>
-            </w:r>
-          </w:p>
-        </w:tc>
-      </w:tr>
-      <w:tr>
-        <w:tc>
-          <w:tcPr>
-            <w:tcW w:type="dxa" w:w="4968"/>
-          </w:tcPr>
-          <w:p>
-            <w:pPr>
-              <w:spacing w:after="0"/>
-            </w:pPr>
-            <w:r/>
-            <w:r>
-              <w:rPr>
-                <w:b w:val="0"/>
-                <w:sz w:val="18"/>
-              </w:rPr>
-              <w:t>Roteiro e resultados de entrevistas</w:t>
-            </w:r>
-          </w:p>
-        </w:tc>
-        <w:tc>
-          <w:tcPr>
-            <w:tcW w:type="dxa" w:w="4968"/>
-          </w:tcPr>
-          <w:p>
-            <w:pPr>
-              <w:spacing w:after="0"/>
-            </w:pPr>
-            <w:r/>
-            <w:r>
-              <w:rPr>
-                <w:b w:val="0"/>
-                <w:sz w:val="18"/>
-              </w:rPr>
-              <w:t>Incluído</w:t>
-            </w:r>
-          </w:p>
-        </w:tc>
-      </w:tr>
-      <w:tr>
-        <w:tc>
-          <w:tcPr>
-            <w:tcW w:type="dxa" w:w="4968"/>
-          </w:tcPr>
-          <w:p>
-            <w:pPr>
-              <w:spacing w:after="0"/>
-            </w:pPr>
-            <w:r/>
-            <w:r>
-              <w:rPr>
-                <w:b w:val="0"/>
-                <w:sz w:val="18"/>
-              </w:rPr>
-              <w:t>Requisitos Funcionais</w:t>
-            </w:r>
-          </w:p>
-        </w:tc>
-        <w:tc>
-          <w:tcPr>
-            <w:tcW w:type="dxa" w:w="4968"/>
-          </w:tcPr>
-          <w:p>
-            <w:pPr>
-              <w:spacing w:after="0"/>
-            </w:pPr>
-            <w:r/>
-            <w:r>
-              <w:rPr>
-                <w:b w:val="0"/>
-                <w:sz w:val="18"/>
-              </w:rPr>
-              <w:t>Incluído</w:t>
-            </w:r>
-          </w:p>
-        </w:tc>
-      </w:tr>
-      <w:tr>
-        <w:tc>
-          <w:tcPr>
-            <w:tcW w:type="dxa" w:w="4968"/>
-          </w:tcPr>
-          <w:p>
-            <w:pPr>
-              <w:spacing w:after="0"/>
-            </w:pPr>
-            <w:r/>
-            <w:r>
-              <w:rPr>
-                <w:b w:val="0"/>
-                <w:sz w:val="18"/>
-              </w:rPr>
-              <w:t>Requisitos Não Funcionais</w:t>
-            </w:r>
-          </w:p>
-        </w:tc>
-        <w:tc>
-          <w:tcPr>
-            <w:tcW w:type="dxa" w:w="4968"/>
-          </w:tcPr>
-          <w:p>
-            <w:pPr>
-              <w:spacing w:after="0"/>
-            </w:pPr>
-            <w:r/>
-            <w:r>
-              <w:rPr>
-                <w:b w:val="0"/>
-                <w:sz w:val="18"/>
-              </w:rPr>
-              <w:t>Incluído</w:t>
-            </w:r>
-          </w:p>
-        </w:tc>
-      </w:tr>
-      <w:tr>
-        <w:tc>
-          <w:tcPr>
-            <w:tcW w:type="dxa" w:w="4968"/>
-          </w:tcPr>
-          <w:p>
-            <w:pPr>
-              <w:spacing w:after="0"/>
-            </w:pPr>
-            <w:r/>
-            <w:r>
-              <w:rPr>
-                <w:b w:val="0"/>
-                <w:sz w:val="18"/>
-              </w:rPr>
-              <w:t>Regras de Negócio</w:t>
-            </w:r>
-          </w:p>
-        </w:tc>
-        <w:tc>
-          <w:tcPr>
-            <w:tcW w:type="dxa" w:w="4968"/>
-          </w:tcPr>
-          <w:p>
-            <w:pPr>
-              <w:spacing w:after="0"/>
-            </w:pPr>
-            <w:r/>
-            <w:r>
-              <w:rPr>
-                <w:b w:val="0"/>
-                <w:sz w:val="18"/>
-              </w:rPr>
-              <w:t>Incluído</w:t>
-            </w:r>
-          </w:p>
-        </w:tc>
-      </w:tr>
-      <w:tr>
-        <w:tc>
-          <w:tcPr>
-            <w:tcW w:type="dxa" w:w="4968"/>
-          </w:tcPr>
-          <w:p>
-            <w:pPr>
-              <w:spacing w:after="0"/>
-            </w:pPr>
-            <w:r/>
-            <w:r>
-              <w:rPr>
-                <w:b w:val="0"/>
-                <w:sz w:val="18"/>
-              </w:rPr>
-              <w:t>Backlog priorizado</w:t>
-            </w:r>
-          </w:p>
-        </w:tc>
-        <w:tc>
-          <w:tcPr>
-            <w:tcW w:type="dxa" w:w="4968"/>
-          </w:tcPr>
-          <w:p>
-            <w:pPr>
-              <w:spacing w:after="0"/>
-            </w:pPr>
-            <w:r/>
-            <w:r>
-              <w:rPr>
-                <w:b w:val="0"/>
-                <w:sz w:val="18"/>
-              </w:rPr>
-              <w:t>Incluído</w:t>
-            </w:r>
-          </w:p>
-        </w:tc>
-      </w:tr>
-      <w:tr>
-        <w:tc>
-          <w:tcPr>
-            <w:tcW w:type="dxa" w:w="4968"/>
-          </w:tcPr>
-          <w:p>
-            <w:pPr>
-              <w:spacing w:after="0"/>
-            </w:pPr>
-            <w:r/>
-            <w:r>
-              <w:rPr>
-                <w:b w:val="0"/>
-                <w:sz w:val="18"/>
-              </w:rPr>
-              <w:t>Diagrama UML de Casos de Uso</w:t>
-            </w:r>
-          </w:p>
-        </w:tc>
-        <w:tc>
-          <w:tcPr>
-            <w:tcW w:type="dxa" w:w="4968"/>
-          </w:tcPr>
-          <w:p>
-            <w:pPr>
-              <w:spacing w:after="0"/>
-            </w:pPr>
-            <w:r/>
-            <w:r>
-              <w:rPr>
-                <w:b w:val="0"/>
-                <w:sz w:val="18"/>
-              </w:rPr>
-              <w:t>Incluído</w:t>
-            </w:r>
-          </w:p>
-        </w:tc>
-      </w:tr>
-      <w:tr>
-        <w:tc>
-          <w:tcPr>
-            <w:tcW w:type="dxa" w:w="4968"/>
-          </w:tcPr>
-          <w:p>
-            <w:pPr>
-              <w:spacing w:after="0"/>
-            </w:pPr>
-            <w:r/>
-            <w:r>
-              <w:rPr>
-                <w:b w:val="0"/>
-                <w:sz w:val="18"/>
-              </w:rPr>
-              <w:t>Diagrama UML de Classes</w:t>
-            </w:r>
-          </w:p>
-        </w:tc>
-        <w:tc>
-          <w:tcPr>
-            <w:tcW w:type="dxa" w:w="4968"/>
-          </w:tcPr>
-          <w:p>
-            <w:pPr>
-              <w:spacing w:after="0"/>
-            </w:pPr>
-            <w:r/>
-            <w:r>
-              <w:rPr>
-                <w:b w:val="0"/>
-                <w:sz w:val="18"/>
-              </w:rPr>
-              <w:t>Incluído</w:t>
-            </w:r>
-          </w:p>
-        </w:tc>
-      </w:tr>
-      <w:tr>
-        <w:tc>
-          <w:tcPr>
-            <w:tcW w:type="dxa" w:w="4968"/>
-          </w:tcPr>
-          <w:p>
-            <w:pPr>
-              <w:spacing w:after="0"/>
-            </w:pPr>
-            <w:r/>
-            <w:r>
-              <w:rPr>
-                <w:b w:val="0"/>
-                <w:sz w:val="18"/>
-              </w:rPr>
-              <w:t>Diagrama UML de Sequência</w:t>
-            </w:r>
-          </w:p>
-        </w:tc>
-        <w:tc>
-          <w:tcPr>
-            <w:tcW w:type="dxa" w:w="4968"/>
-          </w:tcPr>
-          <w:p>
-            <w:pPr>
-              <w:spacing w:after="0"/>
-            </w:pPr>
-            <w:r/>
-            <w:r>
-              <w:rPr>
-                <w:b w:val="0"/>
-                <w:sz w:val="18"/>
-              </w:rPr>
-              <w:t>Incluído</w:t>
-            </w:r>
-          </w:p>
-        </w:tc>
-      </w:tr>
-      <w:tr>
-        <w:tc>
-          <w:tcPr>
-            <w:tcW w:type="dxa" w:w="4968"/>
-          </w:tcPr>
-          <w:p>
-            <w:r>
-              <w:t>Diagrama de Componentes</w:t>
-            </w:r>
-          </w:p>
-        </w:tc>
-        <w:tc>
-          <w:tcPr>
-            <w:tcW w:type="dxa" w:w="4968"/>
-          </w:tcPr>
-          <w:p>
-            <w:r>
-              <w:t>Incluído</w:t>
-            </w:r>
-          </w:p>
-        </w:tc>
-      </w:tr>
-      <w:tr>
-        <w:tc>
-          <w:tcPr>
-            <w:tcW w:type="dxa" w:w="4968"/>
-          </w:tcPr>
-          <w:p>
-            <w:r>
-              <w:t>Diagrama de Implantação</w:t>
-            </w:r>
-          </w:p>
-        </w:tc>
-        <w:tc>
-          <w:tcPr>
-            <w:tcW w:type="dxa" w:w="4968"/>
-          </w:tcPr>
-          <w:p>
-            <w:r>
-              <w:t>Incluído</w:t>
-            </w:r>
-          </w:p>
-        </w:tc>
-      </w:tr>
-      <w:tr>
-        <w:tc>
-          <w:tcPr>
-            <w:tcW w:type="dxa" w:w="4968"/>
-          </w:tcPr>
-          <w:p>
-            <w:r>
-              <w:t>PDF único para AVA</w:t>
-            </w:r>
-          </w:p>
-        </w:tc>
-        <w:tc>
-          <w:tcPr>
-            <w:tcW w:type="dxa" w:w="4968"/>
-          </w:tcPr>
-          <w:p>
-            <w:r>
-              <w:t>Incluído</w:t>
-            </w:r>
-          </w:p>
-        </w:tc>
-      </w:tr>
-    </w:tbl>
-    <w:p>
-      <w:r>
-        <w:t>Observação: este arquivo consolida os artefatos solicitados para a entrega P1 em um único PDF.</w:t>
-      </w:r>
-    </w:p>
     <w:sectPr>
       <w:pgSz w:w="12240" w:h="15840"/>
-      <w:pgMar w:top="936" w:right="1152" w:bottom="936" w:left="1152" w:header="720" w:footer="720" w:gutter="0"/>
+      <w:pgMar w:top="144" w:right="144" w:bottom="144" w:left="144" w:header="0" w:footer="0" w:gutter="0"/>
       <w:cols w:space="720"/>
       <w:docGrid w:linePitch="360"/>
     </w:sectPr>
@@ -6613,10 +1014,9 @@
     <w:name w:val="Normal"/>
     <w:qFormat/>
     <w:rsid w:val="00FC693F"/>
-    <w:rPr>
-      <w:rFonts w:ascii="Arial" w:hAnsi="Arial" w:eastAsia="Arial"/>
-      <w:sz w:val="21"/>
-    </w:rPr>
+    <w:pPr>
+      <w:spacing w:before="0" w:after="0" w:line="240" w:lineRule="auto"/>
+    </w:pPr>
   </w:style>
   <w:style w:type="paragraph" w:styleId="Header">
     <w:name w:val="header"/>
@@ -6677,11 +1077,11 @@
       <w:outlineLvl w:val="0"/>
     </w:pPr>
     <w:rPr>
-      <w:rFonts w:asciiTheme="majorHAnsi" w:eastAsiaTheme="majorEastAsia" w:hAnsiTheme="majorHAnsi" w:cstheme="majorBidi" w:ascii="Arial" w:hAnsi="Arial" w:eastAsia="Arial"/>
+      <w:rFonts w:asciiTheme="majorHAnsi" w:eastAsiaTheme="majorEastAsia" w:hAnsiTheme="majorHAnsi" w:cstheme="majorBidi"/>
       <w:b/>
       <w:bCs/>
-      <w:color w:val="1F4E79"/>
-      <w:sz w:val="32"/>
+      <w:color w:val="365F91" w:themeColor="accent1" w:themeShade="BF"/>
+      <w:sz w:val="28"/>
       <w:szCs w:val="28"/>
     </w:rPr>
   </w:style>
@@ -6701,10 +1101,10 @@
       <w:outlineLvl w:val="1"/>
     </w:pPr>
     <w:rPr>
-      <w:rFonts w:asciiTheme="majorHAnsi" w:eastAsiaTheme="majorEastAsia" w:hAnsiTheme="majorHAnsi" w:cstheme="majorBidi" w:ascii="Arial" w:hAnsi="Arial" w:eastAsia="Arial"/>
+      <w:rFonts w:asciiTheme="majorHAnsi" w:eastAsiaTheme="majorEastAsia" w:hAnsiTheme="majorHAnsi" w:cstheme="majorBidi"/>
       <w:b/>
       <w:bCs/>
-      <w:color w:val="1F4E79"/>
+      <w:color w:val="4F81BD" w:themeColor="accent1"/>
       <w:sz w:val="26"/>
       <w:szCs w:val="26"/>
     </w:rPr>
@@ -6725,11 +1125,10 @@
       <w:outlineLvl w:val="2"/>
     </w:pPr>
     <w:rPr>
-      <w:rFonts w:asciiTheme="majorHAnsi" w:eastAsiaTheme="majorEastAsia" w:hAnsiTheme="majorHAnsi" w:cstheme="majorBidi" w:ascii="Arial" w:hAnsi="Arial" w:eastAsia="Arial"/>
+      <w:rFonts w:asciiTheme="majorHAnsi" w:eastAsiaTheme="majorEastAsia" w:hAnsiTheme="majorHAnsi" w:cstheme="majorBidi"/>
       <w:b/>
       <w:bCs/>
-      <w:color w:val="1F4E79"/>
-      <w:sz w:val="22"/>
+      <w:color w:val="4F81BD" w:themeColor="accent1"/>
     </w:rPr>
   </w:style>
   <w:style w:type="paragraph" w:styleId="Heading4">
